--- a/papers/2026-10-16/zh/manuscript.docx
+++ b/papers/2026-10-16/zh/manuscript.docx
@@ -48,15 +48,9 @@
       </w:pPr>
       <w:r>
         <w:rPr>
-          <w:b/>
-        </w:rPr>
-        <w:t>摘要：</w:t>
-      </w:r>
-      <w:r>
-        <w:rPr>
           <w:b w:val="0"/>
         </w:rPr>
-        <w:t>针对超大斐波那契数在家用计算环境中的库构建适配、内存和十进制输出问题，构建可复现计算与核验流程。采用既有两平方递推、分治转换和独立进程诊断，在32 GB内存的Intel Core i5-14400F电脑上重新实验。四种整数算法在四个规模下各重复5次。Windows Python/GMP在gmpy2 2.2.1和2.3.1下均于第80亿项最后一层第一次平方失败；WSL2/Linux路径连续3次完成。第100亿项的3次WSL2完整输出实验中，整数运算与转换关闭文件时间的中位数分别为56.95 s和551.98 s，整进程峰值RSS中位数为5.10 GiB。Windows原生MPIR v1.1.0完成1次完整输出，进程总时间为2592.93 s，观测峰值工作集为8.05 GiB。两条路径的4份输出及新生成的Linux原生GMP对照文件均含2,089,876,403位数字，规范化SHA-256一致。结果确认特定Windows GMP构建的分配尺寸回绕和两条可行路径；具体源码表达式仍待定位。</w:t>
+        <w:t>在32 GB家用电脑上，复测第100亿项斐波那契数的计算与十进制完整输出。采用既有两平方递推、分治转换和独立进程诊断。两份不同哈希的Windows GMP DLL均在第80亿项最后一次平方失败。独立稀疏数平方和C复现器记录相邻结果：2,147,352,576位成功，2,147,352,577位出现64位分配尺寸回绕。WSL2完成3次百亿项输出，Windows原生MPIR完成1次。4份输出与新生成的Linux GMP对照文件均含2,089,876,403位数字，SHA-256一致。故障证据限于所测构建与输入，具体源码表达式尚未定位。</w:t>
       </w:r>
     </w:p>
     <w:p>
@@ -243,7 +237,7 @@
     </w:p>
     <w:p>
       <w:r>
-        <w:t>本项目从朴素递归和矩阵幂计算起步，先后尝试快速倍增、Lucas及两平方算法。多次改进后，仍长期未能完成第100亿项的计算与输出。当时在GitHub检索，也未找到可直接参照的同规模完整输出记录。逐层日志把Windows失败定位到大整数平方；错误文本显示约4 GiB，最初容易误认为内存上限。后续全宽分配记录表明，实际请求为2</w:t>
+        <w:t>本项目从朴素递归和矩阵幂计算起步，先后尝试快速倍增、Lucas及两平方算法。多次改进后，仍长期未能完成第100亿项的计算与输出。当时在GitHub作探索性检索，未找到可直接参照的同规模完整输出记录；检索日期和关键词未留存，因此不据此主张优先性。逐层日志把Windows失败定位到大整数平方；错误文本显示约4 GiB，最初容易误认为内存上限。后续全宽分配记录表明，实际请求为2</w:t>
       </w:r>
       <w:r>
         <w:rPr>
@@ -1655,7 +1649,7 @@
         <w:t>[10]</w:t>
       </w:r>
       <w:r>
-        <w:t>。程序对第0项和第1项进行专门处理。在本次目标规模，候选位数通过输出长度和参考文件核验得到确认。固定浮点精度不等于对任意大下标都完成了位数的形式化认证；更大规模应增加精度和区间边界检查。</w:t>
+        <w:t>。程序对第0项和第1项进行专门处理。第100亿项位数公式经256位和1024位MPFR计算，取整前均为2,089,876,402加小数部分；1024位结果的小数部分为0.1503023355…，两种精度的数值差约1.11×10^−68。输出长度为2,089,876,403位，与候选值一致；这项数值对照仍不等于形式化区间证明。固定浮点精度不等于对任意大下标都完成了位数的形式化认证；更大规模应增加精度和区间边界检查。</w:t>
       </w:r>
     </w:p>
     <w:p>
@@ -1868,7 +1862,7 @@
     </w:p>
     <w:p>
       <w:r>
-        <w:t>2026年10月15日，在Intel Core i5-14400F电脑上开展新实验。Windows记录10个物理核、16个逻辑处理器，可见物理内存34,072,674,304字节，系统版本为Windows 11 build 27766。失败路径使用Python 3.13.7，分别测试gmpy2 2.3.1和隔离安装的官方2.2.1二进制包。两者均报告GMP 6.3.0。WSL2 Ubuntu使用Python 3.12.3、gmpy2 2.1.5和GMP 6.3.0，内核版本5.15.167.4，可见内存16,240,976 KiB、交换空间4 GiB。运行时与构建同时改变，因此不能把比较解释为单独的操作系统因果实验。</w:t>
+        <w:t>2026年10月15日，在Intel Core i5-14400F电脑上开展新实验。Windows记录10个物理核、16个逻辑处理器，可见物理内存34,072,674,304字节，系统版本为Windows 11 build 27766。失败路径使用Python 3.13.7，分别测试gmpy2 2.3.1和隔离安装的官方2.2.1二进制包。两者均报告GMP 6.3.0，但并非同一DLL。2.2.1隔离PyPI wheel内的`libgmp-10.dll` SHA-256为`fb2d312ca861c18e8b23648ac8440b0b613b1930ceff58f48b48ba2d3bd6b186`，不同于2.3.1所附DLL；wheel元数据不足以确定编译器和全部构建参数。WSL2 Ubuntu使用Python 3.12.3、gmpy2 2.1.5和GMP 6.3.0，内核版本5.15.167.4，可见内存16,240,976 KiB、交换空间4 GiB。运行时与构建同时改变，因此不能把比较解释为单独的操作系统因果实验。</w:t>
       </w:r>
     </w:p>
     <w:p>
@@ -1900,7 +1894,12 @@
     </w:p>
     <w:p>
       <w:r>
-        <w:t>Windows下gmpy2 2.3.1与2.2.1各运行2次。四次均在第32层第一次平方退出，操作数长2,776,967,654位，尚未进入十进制转换。stderr均显示“GNU MP: Cannot allocate memory (size=4294597664)”。本次2.3.1退出码为3，与旧报告中的0xC0000409分开记录；均非监测器主动终止。2.3.1两次失败的观测峰值工作集为1.82 GiB，峰值私有提交中位数为2.46 GiB，二者分别记录。2.3.1两次重跑在故障前的最后一条日志显示可用物理内存仍超过10 GiB；物理内存计数本身不能解释失败，需结合全宽分配记录。另设分配器跟踪实验，在导入 gmpy2 前安装透传回调，以 size_t 全宽记录请求，并转交原分配函数。跟踪实验独立保存，不纳入性能统计。捕获的最大请求为18,446,744,073,709,181,984字节。该值接近64位size_t上限，其低32位为4,294,597,664，与stderr显示值相同。实际请求等于2</w:t>
+        <w:t>Windows下gmpy2 2.3.1与2.2.1各运行2次。四次均在第32层第一次平方退出，操作数长2,776,967,654位，尚未进入十进制转换。stderr均显示“GNU MP: Cannot allocate memory (size=4294597664)”。本次2.3.1退出码为3，与旧报告中的0xC0000409分开记录；均非监测器主动终止。2.3.1两次失败的观测峰值工作集和私有提交中位数分别为1.82、2.46 GiB；2.2.1两次分别为1.81、2.46 GiB，两个计数器分别记录。2.3.1两次重跑在故障前的最后一条日志显示可用物理内存仍超过10 GiB；物理内存计数本身不能解释失败，需结合全宽分配记录。</w:t>
+      </w:r>
+    </w:p>
+    <w:p>
+      <w:r>
+        <w:t>另设分配器跟踪实验，在导入 gmpy2 前安装透传回调，以 size_t 全宽记录请求，并转交原分配函数。跟踪实验独立保存，不纳入性能统计。捕获的最大请求为18,446,744,073,709,181,984字节。该值接近64位size_t上限，其低32位为4,294,597,664，与stderr显示值相同。实际请求等于2</w:t>
       </w:r>
       <w:r>
         <w:rPr>
@@ -1909,18 +1908,554 @@
         <w:t>64</w:t>
       </w:r>
       <w:r>
-        <w:t>−369,632字节；同一位模式按有符号64位整数解释为−369,632。其低32位恰与错误文本一致，因此约4 GiB只是显示假象。2026年10月16日另在独立进程构造2^(b−1)并平方：b=2,140,000,000成功，b=2,147,483,647失败，分配请求接近2</w:t>
+        <w:t>−369,632字节；同一位模式按有符号64位整数解释为−369,632。约4 GiB只是低32位显示假象。</w:t>
+      </w:r>
+    </w:p>
+    <w:p>
+      <w:r>
+        <w:t>2026年10月16日在受保护的独立进程中平方稀疏数x=2^(b−1)。二分记录到相邻结果：b=2,147,352,576成功，b=2,147,352,577失败。首次失败输入等于2</w:t>
       </w:r>
       <w:r>
         <w:rPr>
           <w:vertAlign w:val="superscript"/>
         </w:rPr>
+        <w:t>31</w:t>
+      </w:r>
+      <w:r>
+        <w:t>−2</w:t>
+      </w:r>
+      <w:r>
+        <w:rPr>
+          <w:vertAlign w:val="superscript"/>
+        </w:rPr>
+        <w:t>17</w:t>
+      </w:r>
+      <w:r>
+        <w:t>+1位，平方结果按数学性质为4,294,705,153位，即67,104,769个64位limb。GMP文档中的`mpz_t`尺寸字段以limb计数</w:t>
+      </w:r>
+      <w:r>
+        <w:rPr>
+          <w:vertAlign w:val="superscript"/>
+        </w:rPr>
+        <w:t>[14]</w:t>
+      </w:r>
+      <w:r>
+        <w:t>；67,104,769远低于2,147,483,647，故不能把这次失败解释为触及通用limb上限。绕开gmpy2直接调用DLL，并用Visual Studio 2019 x64单独编译C复现器，均得到同一对相邻结果。C核心调用依次为`mpz_init_set_ui(x,1); mpz_init(y); mpz_mul_2exp(x,x,b-1); mpz_mul(y,x,x);`，完整受保护程序随附。2.3.1所测文件为`C:/Users/lusun/AppData/Roaming/Python/Python313/site-packages/gmpy2.libs/libgmp-10.dll`，SHA-256为`829adcf025d22e641c6816b431fbe5b226a39b390c7205192d480151646fe9c9`。2.2.1的另一份DLL（SHA-256：`fb2d312ca861c18e8b23648ac8440b0b613b1930ceff58f48b48ba2d3bd6b186`）也在该点失败，完整分配请求同为2</w:t>
+      </w:r>
+      <w:r>
+        <w:rPr>
+          <w:vertAlign w:val="superscript"/>
+        </w:rPr>
         <w:t>64</w:t>
       </w:r>
       <w:r>
-        <w:t>。绕过gmpy2、直接调用同一Windows GMP DLL的mpz_mul，两个位数也分别成功和失败。故障由该DLL的大整数平方/乘法路径及其分配尺寸传递触发，不依赖斐波那契递推、十进制输出或Python绑定。现有证据确认分配尺寸回绕；具体表达式和内部乘法分支仍待带符号的原生调用栈定位。独立复现器、完整分配记录和DLL哈希见补充材料。</w:t>
-      </w:r>
-    </w:p>
+        <w:t>−523,232字节。这些结果覆盖所测两份DLL，未测得内部FFT取整长度，也未定位产生异常尺寸的源码表达式。故障由所测DLL的大整数平方/乘法路径或其分配尺寸传递触发，不依赖斐波那契递推、十进制输出或Python绑定。现有证据确认分配尺寸回绕；具体表达式和内部乘法分支仍待带符号的原生调用栈定位。独立复现器、完整分配记录和两份DLL哈希见补充材料。该相邻结果是稀疏输入的实测边界，不等于已穷举证明的全局最小失败位数；FFT取整长度未测得。</w:t>
+      </w:r>
+    </w:p>
+    <w:p>
+      <w:pPr>
+        <w:pStyle w:val="afb"/>
+        <w:keepNext/>
+      </w:pPr>
+      <w:r>
+        <w:t>表 2  所测DLL稀疏数平方的相邻实测结果</w:t>
+        <w:br/>
+        <w:t>Table 2  Adjacent observed outcomes for sparse-operand squaring in the tested DLL</w:t>
+      </w:r>
+    </w:p>
+    <w:tbl>
+      <w:tblPr>
+        <w:tblW w:type="auto" w:w="0"/>
+        <w:tblLayout w:type="fixed"/>
+        <w:tblLook w:firstColumn="1" w:firstRow="1" w:lastColumn="0" w:lastRow="0" w:noHBand="0" w:noVBand="1" w:val="04A0"/>
+      </w:tblPr>
+      <w:tblGrid>
+        <w:gridCol w:w="2452"/>
+        <w:gridCol w:w="2452"/>
+        <w:gridCol w:w="2452"/>
+        <w:gridCol w:w="2452"/>
+      </w:tblGrid>
+      <w:tr>
+        <w:trPr>
+          <w:cantSplit/>
+          <w:tblHeader/>
+        </w:trPr>
+        <w:tc>
+          <w:tcPr>
+            <w:tcW w:type="dxa" w:w="1349"/>
+            <w:tcBorders>
+              <w:top w:val="single" w:sz="4" w:color="D9D9D9"/>
+              <w:left w:val="single" w:sz="4" w:color="D9D9D9"/>
+              <w:bottom w:val="single" w:sz="4" w:color="D9D9D9"/>
+              <w:right w:val="single" w:sz="4" w:color="D9D9D9"/>
+              <w:insideH w:val="single" w:sz="4" w:color="D9D9D9"/>
+              <w:insideV w:val="single" w:sz="4" w:color="D9D9D9"/>
+            </w:tcBorders>
+            <w:tcMar>
+              <w:top w:w="65" w:type="dxa"/>
+              <w:left w:w="65" w:type="dxa"/>
+              <w:bottom w:w="65" w:type="dxa"/>
+              <w:right w:w="65" w:type="dxa"/>
+            </w:tcMar>
+            <w:shd w:fill="EDF0F2"/>
+          </w:tcPr>
+          <w:p>
+            <w:pPr>
+              <w:keepNext/>
+              <w:spacing w:after="40" w:before="40" w:line="240" w:lineRule="auto"/>
+              <w:jc w:val="center"/>
+            </w:pPr>
+            <w:r>
+              <w:rPr>
+                <w:rFonts w:ascii="Times New Roman" w:hAnsi="Times New Roman"/>
+                <w:b/>
+                <w:sz w:val="15"/>
+              </w:rPr>
+              <w:t>操作数位数 b</w:t>
+            </w:r>
+          </w:p>
+        </w:tc>
+        <w:tc>
+          <w:tcPr>
+            <w:tcW w:type="dxa" w:w="1349"/>
+            <w:tcBorders>
+              <w:top w:val="single" w:sz="4" w:color="D9D9D9"/>
+              <w:left w:val="single" w:sz="4" w:color="D9D9D9"/>
+              <w:bottom w:val="single" w:sz="4" w:color="D9D9D9"/>
+              <w:right w:val="single" w:sz="4" w:color="D9D9D9"/>
+              <w:insideH w:val="single" w:sz="4" w:color="D9D9D9"/>
+              <w:insideV w:val="single" w:sz="4" w:color="D9D9D9"/>
+            </w:tcBorders>
+            <w:tcMar>
+              <w:top w:w="65" w:type="dxa"/>
+              <w:left w:w="65" w:type="dxa"/>
+              <w:bottom w:w="65" w:type="dxa"/>
+              <w:right w:w="65" w:type="dxa"/>
+            </w:tcMar>
+            <w:shd w:fill="EDF0F2"/>
+          </w:tcPr>
+          <w:p>
+            <w:pPr>
+              <w:keepNext/>
+              <w:spacing w:after="40" w:before="40" w:line="240" w:lineRule="auto"/>
+              <w:jc w:val="center"/>
+            </w:pPr>
+            <w:r>
+              <w:rPr>
+                <w:rFonts w:ascii="Times New Roman" w:hAnsi="Times New Roman"/>
+                <w:b/>
+                <w:sz w:val="15"/>
+              </w:rPr>
+              <w:t>结果位数</w:t>
+            </w:r>
+          </w:p>
+        </w:tc>
+        <w:tc>
+          <w:tcPr>
+            <w:tcW w:type="dxa" w:w="1116"/>
+            <w:tcBorders>
+              <w:top w:val="single" w:sz="4" w:color="D9D9D9"/>
+              <w:left w:val="single" w:sz="4" w:color="D9D9D9"/>
+              <w:bottom w:val="single" w:sz="4" w:color="D9D9D9"/>
+              <w:right w:val="single" w:sz="4" w:color="D9D9D9"/>
+              <w:insideH w:val="single" w:sz="4" w:color="D9D9D9"/>
+              <w:insideV w:val="single" w:sz="4" w:color="D9D9D9"/>
+            </w:tcBorders>
+            <w:tcMar>
+              <w:top w:w="65" w:type="dxa"/>
+              <w:left w:w="65" w:type="dxa"/>
+              <w:bottom w:w="65" w:type="dxa"/>
+              <w:right w:w="65" w:type="dxa"/>
+            </w:tcMar>
+            <w:shd w:fill="EDF0F2"/>
+          </w:tcPr>
+          <w:p>
+            <w:pPr>
+              <w:keepNext/>
+              <w:spacing w:after="40" w:before="40" w:line="240" w:lineRule="auto"/>
+              <w:jc w:val="center"/>
+            </w:pPr>
+            <w:r>
+              <w:rPr>
+                <w:rFonts w:ascii="Times New Roman" w:hAnsi="Times New Roman"/>
+                <w:b/>
+                <w:sz w:val="15"/>
+              </w:rPr>
+              <w:t>64位 limbs</w:t>
+            </w:r>
+          </w:p>
+        </w:tc>
+        <w:tc>
+          <w:tcPr>
+            <w:tcW w:type="dxa" w:w="837"/>
+            <w:tcBorders>
+              <w:top w:val="single" w:sz="4" w:color="D9D9D9"/>
+              <w:left w:val="single" w:sz="4" w:color="D9D9D9"/>
+              <w:bottom w:val="single" w:sz="4" w:color="D9D9D9"/>
+              <w:right w:val="single" w:sz="4" w:color="D9D9D9"/>
+              <w:insideH w:val="single" w:sz="4" w:color="D9D9D9"/>
+              <w:insideV w:val="single" w:sz="4" w:color="D9D9D9"/>
+            </w:tcBorders>
+            <w:tcMar>
+              <w:top w:w="65" w:type="dxa"/>
+              <w:left w:w="65" w:type="dxa"/>
+              <w:bottom w:w="65" w:type="dxa"/>
+              <w:right w:w="65" w:type="dxa"/>
+            </w:tcMar>
+            <w:shd w:fill="EDF0F2"/>
+          </w:tcPr>
+          <w:p>
+            <w:pPr>
+              <w:keepNext/>
+              <w:spacing w:after="40" w:before="40" w:line="240" w:lineRule="auto"/>
+              <w:jc w:val="center"/>
+            </w:pPr>
+            <w:r>
+              <w:rPr>
+                <w:rFonts w:ascii="Times New Roman" w:hAnsi="Times New Roman"/>
+                <w:b/>
+                <w:sz w:val="15"/>
+              </w:rPr>
+              <w:t>实测结果</w:t>
+            </w:r>
+          </w:p>
+        </w:tc>
+      </w:tr>
+      <w:tr>
+        <w:trPr>
+          <w:cantSplit/>
+        </w:trPr>
+        <w:tc>
+          <w:tcPr>
+            <w:tcW w:type="dxa" w:w="1349"/>
+            <w:tcBorders>
+              <w:top w:val="single" w:sz="4" w:color="D9D9D9"/>
+              <w:left w:val="single" w:sz="4" w:color="D9D9D9"/>
+              <w:bottom w:val="single" w:sz="4" w:color="D9D9D9"/>
+              <w:right w:val="single" w:sz="4" w:color="D9D9D9"/>
+              <w:insideH w:val="single" w:sz="4" w:color="D9D9D9"/>
+              <w:insideV w:val="single" w:sz="4" w:color="D9D9D9"/>
+            </w:tcBorders>
+            <w:tcMar>
+              <w:top w:w="65" w:type="dxa"/>
+              <w:left w:w="65" w:type="dxa"/>
+              <w:bottom w:w="65" w:type="dxa"/>
+              <w:right w:w="65" w:type="dxa"/>
+            </w:tcMar>
+          </w:tcPr>
+          <w:p>
+            <w:pPr>
+              <w:keepNext/>
+              <w:spacing w:after="40" w:before="40" w:line="240" w:lineRule="auto"/>
+              <w:jc w:val="center"/>
+            </w:pPr>
+            <w:r>
+              <w:rPr>
+                <w:rFonts w:ascii="Times New Roman" w:hAnsi="Times New Roman"/>
+                <w:b w:val="0"/>
+                <w:sz w:val="15"/>
+              </w:rPr>
+            </w:r>
+            <w:r>
+              <w:rPr>
+                <w:rFonts w:ascii="Times New Roman" w:hAnsi="Times New Roman"/>
+                <w:b w:val="0"/>
+                <w:sz w:val="15"/>
+              </w:rPr>
+              <w:t>2,147,352,576</w:t>
+            </w:r>
+          </w:p>
+        </w:tc>
+        <w:tc>
+          <w:tcPr>
+            <w:tcW w:type="dxa" w:w="1349"/>
+            <w:tcBorders>
+              <w:top w:val="single" w:sz="4" w:color="D9D9D9"/>
+              <w:left w:val="single" w:sz="4" w:color="D9D9D9"/>
+              <w:bottom w:val="single" w:sz="4" w:color="D9D9D9"/>
+              <w:right w:val="single" w:sz="4" w:color="D9D9D9"/>
+              <w:insideH w:val="single" w:sz="4" w:color="D9D9D9"/>
+              <w:insideV w:val="single" w:sz="4" w:color="D9D9D9"/>
+            </w:tcBorders>
+            <w:tcMar>
+              <w:top w:w="65" w:type="dxa"/>
+              <w:left w:w="65" w:type="dxa"/>
+              <w:bottom w:w="65" w:type="dxa"/>
+              <w:right w:w="65" w:type="dxa"/>
+            </w:tcMar>
+          </w:tcPr>
+          <w:p>
+            <w:pPr>
+              <w:keepNext/>
+              <w:spacing w:after="40" w:before="40" w:line="240" w:lineRule="auto"/>
+              <w:jc w:val="center"/>
+            </w:pPr>
+            <w:r>
+              <w:rPr>
+                <w:rFonts w:ascii="Times New Roman" w:hAnsi="Times New Roman"/>
+                <w:b w:val="0"/>
+                <w:sz w:val="15"/>
+              </w:rPr>
+            </w:r>
+            <w:r>
+              <w:rPr>
+                <w:rFonts w:ascii="Times New Roman" w:hAnsi="Times New Roman"/>
+                <w:b w:val="0"/>
+                <w:sz w:val="15"/>
+              </w:rPr>
+              <w:t>4,294,705,151</w:t>
+            </w:r>
+          </w:p>
+        </w:tc>
+        <w:tc>
+          <w:tcPr>
+            <w:tcW w:type="dxa" w:w="1116"/>
+            <w:tcBorders>
+              <w:top w:val="single" w:sz="4" w:color="D9D9D9"/>
+              <w:left w:val="single" w:sz="4" w:color="D9D9D9"/>
+              <w:bottom w:val="single" w:sz="4" w:color="D9D9D9"/>
+              <w:right w:val="single" w:sz="4" w:color="D9D9D9"/>
+              <w:insideH w:val="single" w:sz="4" w:color="D9D9D9"/>
+              <w:insideV w:val="single" w:sz="4" w:color="D9D9D9"/>
+            </w:tcBorders>
+            <w:tcMar>
+              <w:top w:w="65" w:type="dxa"/>
+              <w:left w:w="65" w:type="dxa"/>
+              <w:bottom w:w="65" w:type="dxa"/>
+              <w:right w:w="65" w:type="dxa"/>
+            </w:tcMar>
+          </w:tcPr>
+          <w:p>
+            <w:pPr>
+              <w:keepNext/>
+              <w:spacing w:after="40" w:before="40" w:line="240" w:lineRule="auto"/>
+              <w:jc w:val="center"/>
+            </w:pPr>
+            <w:r>
+              <w:rPr>
+                <w:rFonts w:ascii="Times New Roman" w:hAnsi="Times New Roman"/>
+                <w:b w:val="0"/>
+                <w:sz w:val="15"/>
+              </w:rPr>
+            </w:r>
+            <w:r>
+              <w:rPr>
+                <w:rFonts w:ascii="Times New Roman" w:hAnsi="Times New Roman"/>
+                <w:b w:val="0"/>
+                <w:sz w:val="15"/>
+              </w:rPr>
+              <w:t>67,104,768</w:t>
+            </w:r>
+          </w:p>
+        </w:tc>
+        <w:tc>
+          <w:tcPr>
+            <w:tcW w:type="dxa" w:w="837"/>
+            <w:tcBorders>
+              <w:top w:val="single" w:sz="4" w:color="D9D9D9"/>
+              <w:left w:val="single" w:sz="4" w:color="D9D9D9"/>
+              <w:bottom w:val="single" w:sz="4" w:color="D9D9D9"/>
+              <w:right w:val="single" w:sz="4" w:color="D9D9D9"/>
+              <w:insideH w:val="single" w:sz="4" w:color="D9D9D9"/>
+              <w:insideV w:val="single" w:sz="4" w:color="D9D9D9"/>
+            </w:tcBorders>
+            <w:tcMar>
+              <w:top w:w="65" w:type="dxa"/>
+              <w:left w:w="65" w:type="dxa"/>
+              <w:bottom w:w="65" w:type="dxa"/>
+              <w:right w:w="65" w:type="dxa"/>
+            </w:tcMar>
+          </w:tcPr>
+          <w:p>
+            <w:pPr>
+              <w:keepNext/>
+              <w:spacing w:after="40" w:before="40" w:line="240" w:lineRule="auto"/>
+              <w:jc w:val="center"/>
+            </w:pPr>
+            <w:r>
+              <w:rPr>
+                <w:rFonts w:ascii="Times New Roman" w:hAnsi="Times New Roman"/>
+                <w:b w:val="0"/>
+                <w:sz w:val="15"/>
+              </w:rPr>
+            </w:r>
+            <w:r>
+              <w:rPr>
+                <w:rFonts w:ascii="Times New Roman" w:hAnsi="Times New Roman"/>
+                <w:b w:val="0"/>
+                <w:sz w:val="15"/>
+              </w:rPr>
+              <w:t>成功</w:t>
+            </w:r>
+          </w:p>
+        </w:tc>
+      </w:tr>
+      <w:tr>
+        <w:trPr>
+          <w:cantSplit/>
+        </w:trPr>
+        <w:tc>
+          <w:tcPr>
+            <w:tcW w:type="dxa" w:w="1349"/>
+            <w:tcBorders>
+              <w:top w:val="single" w:sz="4" w:color="D9D9D9"/>
+              <w:left w:val="single" w:sz="4" w:color="D9D9D9"/>
+              <w:bottom w:val="single" w:sz="4" w:color="D9D9D9"/>
+              <w:right w:val="single" w:sz="4" w:color="D9D9D9"/>
+              <w:insideH w:val="single" w:sz="4" w:color="D9D9D9"/>
+              <w:insideV w:val="single" w:sz="4" w:color="D9D9D9"/>
+            </w:tcBorders>
+            <w:tcMar>
+              <w:top w:w="65" w:type="dxa"/>
+              <w:left w:w="65" w:type="dxa"/>
+              <w:bottom w:w="65" w:type="dxa"/>
+              <w:right w:w="65" w:type="dxa"/>
+            </w:tcMar>
+          </w:tcPr>
+          <w:p>
+            <w:pPr>
+              <w:spacing w:after="40" w:before="40" w:line="240" w:lineRule="auto"/>
+              <w:jc w:val="center"/>
+            </w:pPr>
+            <w:r>
+              <w:rPr>
+                <w:rFonts w:ascii="Times New Roman" w:hAnsi="Times New Roman"/>
+                <w:b w:val="0"/>
+                <w:sz w:val="15"/>
+              </w:rPr>
+            </w:r>
+            <w:r>
+              <w:rPr>
+                <w:rFonts w:ascii="Times New Roman" w:hAnsi="Times New Roman"/>
+                <w:b w:val="0"/>
+                <w:sz w:val="15"/>
+              </w:rPr>
+              <w:t>2,147,352,577</w:t>
+            </w:r>
+          </w:p>
+        </w:tc>
+        <w:tc>
+          <w:tcPr>
+            <w:tcW w:type="dxa" w:w="1349"/>
+            <w:tcBorders>
+              <w:top w:val="single" w:sz="4" w:color="D9D9D9"/>
+              <w:left w:val="single" w:sz="4" w:color="D9D9D9"/>
+              <w:bottom w:val="single" w:sz="4" w:color="D9D9D9"/>
+              <w:right w:val="single" w:sz="4" w:color="D9D9D9"/>
+              <w:insideH w:val="single" w:sz="4" w:color="D9D9D9"/>
+              <w:insideV w:val="single" w:sz="4" w:color="D9D9D9"/>
+            </w:tcBorders>
+            <w:tcMar>
+              <w:top w:w="65" w:type="dxa"/>
+              <w:left w:w="65" w:type="dxa"/>
+              <w:bottom w:w="65" w:type="dxa"/>
+              <w:right w:w="65" w:type="dxa"/>
+            </w:tcMar>
+          </w:tcPr>
+          <w:p>
+            <w:pPr>
+              <w:spacing w:after="40" w:before="40" w:line="240" w:lineRule="auto"/>
+              <w:jc w:val="center"/>
+            </w:pPr>
+            <w:r>
+              <w:rPr>
+                <w:rFonts w:ascii="Times New Roman" w:hAnsi="Times New Roman"/>
+                <w:b w:val="0"/>
+                <w:sz w:val="15"/>
+              </w:rPr>
+            </w:r>
+            <w:r>
+              <w:rPr>
+                <w:rFonts w:ascii="Times New Roman" w:hAnsi="Times New Roman"/>
+                <w:b w:val="0"/>
+                <w:sz w:val="15"/>
+              </w:rPr>
+              <w:t>4,294,705,153</w:t>
+            </w:r>
+          </w:p>
+        </w:tc>
+        <w:tc>
+          <w:tcPr>
+            <w:tcW w:type="dxa" w:w="1116"/>
+            <w:tcBorders>
+              <w:top w:val="single" w:sz="4" w:color="D9D9D9"/>
+              <w:left w:val="single" w:sz="4" w:color="D9D9D9"/>
+              <w:bottom w:val="single" w:sz="4" w:color="D9D9D9"/>
+              <w:right w:val="single" w:sz="4" w:color="D9D9D9"/>
+              <w:insideH w:val="single" w:sz="4" w:color="D9D9D9"/>
+              <w:insideV w:val="single" w:sz="4" w:color="D9D9D9"/>
+            </w:tcBorders>
+            <w:tcMar>
+              <w:top w:w="65" w:type="dxa"/>
+              <w:left w:w="65" w:type="dxa"/>
+              <w:bottom w:w="65" w:type="dxa"/>
+              <w:right w:w="65" w:type="dxa"/>
+            </w:tcMar>
+          </w:tcPr>
+          <w:p>
+            <w:pPr>
+              <w:spacing w:after="40" w:before="40" w:line="240" w:lineRule="auto"/>
+              <w:jc w:val="center"/>
+            </w:pPr>
+            <w:r>
+              <w:rPr>
+                <w:rFonts w:ascii="Times New Roman" w:hAnsi="Times New Roman"/>
+                <w:b w:val="0"/>
+                <w:sz w:val="15"/>
+              </w:rPr>
+            </w:r>
+            <w:r>
+              <w:rPr>
+                <w:rFonts w:ascii="Times New Roman" w:hAnsi="Times New Roman"/>
+                <w:b w:val="0"/>
+                <w:sz w:val="15"/>
+              </w:rPr>
+              <w:t>67,104,769</w:t>
+            </w:r>
+          </w:p>
+        </w:tc>
+        <w:tc>
+          <w:tcPr>
+            <w:tcW w:type="dxa" w:w="837"/>
+            <w:tcBorders>
+              <w:top w:val="single" w:sz="4" w:color="D9D9D9"/>
+              <w:left w:val="single" w:sz="4" w:color="D9D9D9"/>
+              <w:bottom w:val="single" w:sz="4" w:color="D9D9D9"/>
+              <w:right w:val="single" w:sz="4" w:color="D9D9D9"/>
+              <w:insideH w:val="single" w:sz="4" w:color="D9D9D9"/>
+              <w:insideV w:val="single" w:sz="4" w:color="D9D9D9"/>
+            </w:tcBorders>
+            <w:tcMar>
+              <w:top w:w="65" w:type="dxa"/>
+              <w:left w:w="65" w:type="dxa"/>
+              <w:bottom w:w="65" w:type="dxa"/>
+              <w:right w:w="65" w:type="dxa"/>
+            </w:tcMar>
+          </w:tcPr>
+          <w:p>
+            <w:pPr>
+              <w:spacing w:after="40" w:before="40" w:line="240" w:lineRule="auto"/>
+              <w:jc w:val="center"/>
+            </w:pPr>
+            <w:r>
+              <w:rPr>
+                <w:rFonts w:ascii="Times New Roman" w:hAnsi="Times New Roman"/>
+                <w:b w:val="0"/>
+                <w:sz w:val="15"/>
+              </w:rPr>
+            </w:r>
+            <w:r>
+              <w:rPr>
+                <w:rFonts w:ascii="Times New Roman" w:hAnsi="Times New Roman"/>
+                <w:b w:val="0"/>
+                <w:sz w:val="15"/>
+              </w:rPr>
+              <w:t>分配尺寸回绕</w:t>
+            </w:r>
+          </w:p>
+        </w:tc>
+      </w:tr>
+    </w:tbl>
     <w:p>
       <w:r>
         <w:t>在相同下标，WSL2三次完成，算术时间中位数为48.18 s，累计峰值RSS中位数为2.81 GiB。Windows MPIR发布版还完成1次更大的百亿项完整输出；计时专用构建另完成80亿、100亿项各3次纯算术重复。这些数据证明两条可行的执行路径，尚未证明原GMP内部哪个尺寸表达式存在错误，也不推广为所有Windows构建的统一结论。</w:t>
@@ -1949,7 +2484,7 @@
         <w:t>100</w:t>
       </w:r>
       <w:r>
-        <w:t>。模核验验证若干算术关系，不能单独证明全部数字正确。完整输出另行统计位数、检查非数字字符并分块计算SHA-256。</w:t>
+        <w:t>。模核验验证若干算术关系，不能单独证明全部数字正确。新原生对照文件再次流式核验：十进制数字和给出模9余6、模11余0，与小整数递推一致；在3个64位以内的素数模下Cassini恒等式成立。周期法独立得到末5位46875，90位十进制对数计算得到首5位14135。其余4份新输出与对照文件SHA-256相同。完整输出另行统计位数、检查非数字字符并分块计算SHA-256。</w:t>
       </w:r>
     </w:p>
     <w:p>
@@ -1999,9 +2534,9 @@
         <w:keepNext/>
       </w:pPr>
       <w:r>
-        <w:t>表 2  新输出与对照文件核验</w:t>
+        <w:t>表 3  新输出与对照文件核验</w:t>
         <w:br/>
-        <w:t>Table 2  New output and reference verification</w:t>
+        <w:t>Table 3  New output and reference verification</w:t>
       </w:r>
     </w:p>
     <w:tbl>
@@ -2172,7 +2707,7 @@
                 <w:b w:val="0"/>
                 <w:sz w:val="15"/>
               </w:rPr>
-              <w:t>5</w:t>
+              <w:t>3次WSL2+1次MPIR+1份原生对照</w:t>
             </w:r>
           </w:p>
         </w:tc>
@@ -2721,9 +3256,9 @@
         <w:keepNext/>
       </w:pPr>
       <w:r>
-        <w:t>表 3  Linux完整输出的新测量记录</w:t>
+        <w:t>表 4  Linux完整输出的新测量记录</w:t>
         <w:br/>
-        <w:t>Table 3  New complete Linux output trials</w:t>
+        <w:t>Table 4  New complete Linux output trials</w:t>
       </w:r>
     </w:p>
     <w:tbl>
@@ -2915,7 +3450,7 @@
                 <w:b/>
                 <w:sz w:val="15"/>
               </w:rPr>
-              <w:t>峰值/GiB</w:t>
+              <w:t>峰值/MiB</w:t>
             </w:r>
           </w:p>
         </w:tc>
@@ -3125,7 +3660,7 @@
                 <w:b w:val="0"/>
                 <w:sz w:val="15"/>
               </w:rPr>
-              <w:t>5.10</w:t>
+              <w:t>5219.6</w:t>
             </w:r>
           </w:p>
         </w:tc>
@@ -3335,7 +3870,7 @@
                 <w:b w:val="0"/>
                 <w:sz w:val="15"/>
               </w:rPr>
-              <w:t>5.10</w:t>
+              <w:t>5219.7</w:t>
             </w:r>
           </w:p>
         </w:tc>
@@ -3545,7 +4080,7 @@
                 <w:b w:val="0"/>
                 <w:sz w:val="15"/>
               </w:rPr>
-              <w:t>5.10</w:t>
+              <w:t>5219.4</w:t>
             </w:r>
           </w:p>
         </w:tc>
@@ -3755,7 +4290,7 @@
                 <w:b w:val="0"/>
                 <w:sz w:val="15"/>
               </w:rPr>
-              <w:t>5.10</w:t>
+              <w:t>5221.6</w:t>
             </w:r>
           </w:p>
         </w:tc>
@@ -3836,7 +4371,7 @@
         <w:rPr>
           <w:vertAlign w:val="superscript"/>
         </w:rPr>
-        <w:t>[14]</w:t>
+        <w:t>[15]</w:t>
       </w:r>
       <w:r>
         <w:t>一次百亿项完整输出的外部进程总时间为2592.93 s，观测峰值工作集为8.05 GiB。发布EXE的SHA-256前16位为bda33f884b986765（完整值见补充清单）。本次直接运行该二进制，未把当前C文件默认为该EXE的重新构建证明。MPIR总时间包含位数校正、初始化、状态线程和文件关闭；未额外增加持久化同步测量。由于端点不同，不把它与Linux阶段和直接换算为受控加速比。</w:t>
@@ -3849,7 +4384,7 @@
     </w:p>
     <w:p>
       <w:r>
-        <w:t>保留的C源码与Python输出器均按十进制宽度二分拆分、缓存10的幂，并采用4,000,000位叶块；差异不在叶块上限。C版本调用MPIR的mpz_tdiv_qr和mpz_get_str，逐字符补零后用fwrite写出；Python版本调用GMP的f_divmod和digits，构造补零字符串后经Python文件对象写出。C版本还用一个接近完整结果宽度的10的幂校正位数并清空该次缓存；Python使用MPFR位数候选。发布EXE包含初始化、每10秒刷新的状态线程、位数校正、文件刷新与关闭。其日志记录整数运算约1分57秒结束，随后完成位数校正，至43分12秒结束全流程；不能把剩余耗时全部归于状态线程。Linux计时写入WSL2的/tmp，Windows输出位于C盘，两者文件系统路径与缓存条件不同。现有数据未分离库内除法和进制转换、补零、运行库I/O及磁盘等待，也未控制文件系统和缓存。因此，库实现、写出流程和存储路径是待检验因素，尚不能认定Windows磁盘或某一函数造成全部差异。上述源码检查不等同于对发布EXE作二进制匹配重建。</w:t>
+        <w:t>保留的C源码与Python输出器均采用4,000,000位叶块，但C调用MPIR的mpz_tdiv_qr、mpz_get_str和fwrite；Python调用GMP的f_divmod、digits并通过Python文件对象写出。MPIR发布版另执行位数校正和状态报告。Linux写入WSL2的/tmp，Windows写入C盘。现有记录没有把进制转换、补零、运行库I/O和存储等待分别计时，因此不能把总耗时差归于其中任一因素；保留的C源码也不是发布EXE的二进制匹配重建。</w:t>
       </w:r>
     </w:p>
     <w:p>
@@ -3863,9 +4398,9 @@
         <w:keepNext/>
       </w:pPr>
       <w:r>
-        <w:t>表 4  MPIR分口径实测结果与样本数</w:t>
+        <w:t>表 5  MPIR分口径实测结果与样本数</w:t>
         <w:br/>
-        <w:t>Table 4  MPIR measurements by endpoint and sample size</w:t>
+        <w:t>Table 5  MPIR measurements by endpoint and sample size</w:t>
       </w:r>
     </w:p>
     <w:tbl>
@@ -4985,7 +5520,7 @@
         <w:rPr>
           <w:vertAlign w:val="superscript"/>
         </w:rPr>
-        <w:t>[15]</w:t>
+        <w:t>[16]</w:t>
       </w:r>
       <w:r>
         <w:t>。</w:t>
@@ -5213,7 +5748,7 @@
         <w:rPr>
           <w:sz w:val="15"/>
         </w:rPr>
-        <w:t>[14] THE MPIR CONTRIBUTORS. MPIR Windows source and Win64 definitions[EB/OL]. [2026-10-14]. https://github.com/BrianGladman/mpir/blob/5e0c2061af105c151970d41c8394ce956f77e455/gmp-h.in</w:t>
+        <w:t>[14] THE GNU MP DEVELOPERS. Integer Internals: GNU MP 6.3.0[EB/OL]. (2023)[2026-10-16]. https://gmplib.org/manual/Integer-Internals</w:t>
       </w:r>
     </w:p>
     <w:p>
@@ -5227,7 +5762,21 @@
         <w:rPr>
           <w:sz w:val="15"/>
         </w:rPr>
-        <w:t>[15] SMITH A M, KATZ D S, NIEMEYER K E, et al. Software citation principles[J]. PeerJ Computer Science, 2016, 2: e86. https://doi.org/10.7717/peerj-cs.86</w:t>
+        <w:t>[15] THE MPIR CONTRIBUTORS. MPIR Windows source and Win64 definitions[EB/OL]. [2026-10-14]. https://github.com/BrianGladman/mpir/blob/5e0c2061af105c151970d41c8394ce956f77e455/gmp-h.in</w:t>
+      </w:r>
+    </w:p>
+    <w:p>
+      <w:pPr>
+        <w:keepLines/>
+        <w:spacing w:after="20"/>
+        <w:ind w:hanging="160" w:left="160"/>
+        <w:jc w:val="left"/>
+      </w:pPr>
+      <w:r>
+        <w:rPr>
+          <w:sz w:val="15"/>
+        </w:rPr>
+        <w:t>[16] SMITH A M, KATZ D S, NIEMEYER K E, et al. Software citation principles[J]. PeerJ Computer Science, 2016, 2: e86. https://doi.org/10.7717/peerj-cs.86</w:t>
       </w:r>
     </w:p>
     <w:sectPr>

--- a/papers/2026-10-16/zh/manuscript.docx
+++ b/papers/2026-10-16/zh/manuscript.docx
@@ -50,7 +50,7 @@
         <w:rPr>
           <w:b w:val="0"/>
         </w:rPr>
-        <w:t>在32 GB家用电脑上，复测第100亿项斐波那契数的计算与十进制完整输出。采用既有两平方递推、分治转换和独立进程诊断。两份不同哈希的Windows GMP DLL均在第80亿项最后一次平方失败。独立稀疏数平方和C复现器记录相邻结果：2,147,352,576位成功，2,147,352,577位出现64位分配尺寸回绕。WSL2完成3次百亿项输出，Windows原生MPIR完成1次。4份输出与新生成的Linux GMP对照文件均含2,089,876,403位数字，SHA-256一致。故障证据限于所测构建与输入，具体源码表达式尚未定位。</w:t>
+        <w:t>在32 GB家用电脑上，复测第100亿项斐波那契数的计算与十进制完整输出。采用既有两平方递推、分治转换和独立进程诊断。两份wheel所附Windows GMP DLL均在第80亿项最后一层首次平方失败。另测MSYS2来源GMP 6.3.0 DLL。三份不同哈希DLL的稀疏数平方和C复现器记录相邻结果：2,147,352,576位成功，2,147,352,577位出现64位分配尺寸回绕。WSL2完成3次百亿项输出，Windows原生MPIR完成1次。4份输出与新生成的Linux GMP对照文件均含2,089,876,403位数字，SHA-256一致。故障证据限于所测构建与输入，具体源码表达式尚未定位。</w:t>
       </w:r>
     </w:p>
     <w:p>
@@ -119,7 +119,20 @@
         <w:rPr>
           <w:b w:val="0"/>
         </w:rPr>
-        <w:t>This study examines a reproducible workflow for computing and writing the ten billionth Fibonacci number on a 32 GB home computer. Established two-square recurrence and bounded-leaf decimal conversion are combined with isolated execution and explicit validation. New experiments used an Intel Core i5-14400F host, Windows 11 and WSL2 Ubuntu. Four arithmetic implementations were measured five times at each of four index sizes. Native Windows Python/GMP failed reproducibly at the same final square for n=8 billion in both gmpy2 2.2.1 and 2.3.1. WSL2 completed that index in three trials. At n=10 billion, three WSL2 trials had median arithmetic and conversion-with-close times of 56.95 s and 551.98 s; the median process peak RSS was 5.10 GiB. One native Windows MPIR v1.1.0 full-output run completed with process wall time 2592.93 s and observed peak working set 8.05 GiB. All four repair-path outputs and a newly generated native Linux GMP reference contain 2,089,876,403 digits and share one SHA-256 digest. Results concern the recorded builds and host, without establishing the exact internal cause of the original allocation failure.</w:t>
+        <w:t>We tested complete computation and decimal output of F(10</w:t>
+      </w:r>
+      <w:r>
+        <w:rPr>
+          <w:b w:val="0"/>
+          <w:vertAlign w:val="superscript"/>
+        </w:rPr>
+        <w:t>10</w:t>
+      </w:r>
+      <w:r>
+        <w:rPr>
+          <w:b w:val="0"/>
+        </w:rPr>
+        <w:t>) on a 32 GB home computer using repeated WSL2/Linux trials and native Windows MPIR. Three SHA-256-distinct Windows GMP 6.3.0 DLLs, including an independently sourced MSYS2 package, showed the same adjacent sparse-square outcomes: 2,147,352,576 operand bits succeeded and 2,147,352,577 failed with a wrapped 64-bit allocation request. Asymmetric multiplication also failed, with matched-result tests distinguishing input limb lengths from mathematical result width. Three WSL2 outputs and one MPIR output each contain 2,089,876,403 digits and match a new direct Linux GMP reference by SHA-256. The responsible source expression remains unlocated; results concern the recorded builds and host.</w:t>
       </w:r>
     </w:p>
     <w:p>
@@ -477,6 +490,7 @@
             <w:pPr>
               <w:keepNext/>
               <w:spacing w:after="40" w:before="40" w:line="240" w:lineRule="auto"/>
+              <w:ind w:firstLine="0" w:left="0" w:right="0" w:firstLineChars="0" w:leftChars="0" w:rightChars="0"/>
               <w:jc w:val="center"/>
             </w:pPr>
             <w:r>
@@ -512,6 +526,7 @@
             <w:pPr>
               <w:keepNext/>
               <w:spacing w:after="40" w:before="40" w:line="240" w:lineRule="auto"/>
+              <w:ind w:firstLine="0" w:left="0" w:right="0" w:firstLineChars="0" w:leftChars="0" w:rightChars="0"/>
               <w:jc w:val="center"/>
             </w:pPr>
             <w:r>
@@ -547,6 +562,7 @@
             <w:pPr>
               <w:keepNext/>
               <w:spacing w:after="40" w:before="40" w:line="240" w:lineRule="auto"/>
+              <w:ind w:firstLine="0" w:left="0" w:right="0" w:firstLineChars="0" w:leftChars="0" w:rightChars="0"/>
               <w:jc w:val="center"/>
             </w:pPr>
             <w:r>
@@ -582,6 +598,7 @@
             <w:pPr>
               <w:keepNext/>
               <w:spacing w:after="40" w:before="40" w:line="240" w:lineRule="auto"/>
+              <w:ind w:firstLine="0" w:left="0" w:right="0" w:firstLineChars="0" w:leftChars="0" w:rightChars="0"/>
               <w:jc w:val="center"/>
             </w:pPr>
             <w:r>
@@ -617,6 +634,7 @@
             <w:pPr>
               <w:keepNext/>
               <w:spacing w:after="40" w:before="40" w:line="240" w:lineRule="auto"/>
+              <w:ind w:firstLine="0" w:left="0" w:right="0" w:firstLineChars="0" w:leftChars="0" w:rightChars="0"/>
               <w:jc w:val="center"/>
             </w:pPr>
             <w:r>
@@ -656,6 +674,7 @@
             <w:pPr>
               <w:keepNext/>
               <w:spacing w:after="40" w:before="40" w:line="240" w:lineRule="auto"/>
+              <w:ind w:firstLine="0" w:left="0" w:right="0" w:firstLineChars="0" w:leftChars="0" w:rightChars="0"/>
               <w:jc w:val="center"/>
             </w:pPr>
             <w:r>
@@ -706,6 +725,7 @@
             <w:pPr>
               <w:keepNext/>
               <w:spacing w:after="40" w:before="40" w:line="240" w:lineRule="auto"/>
+              <w:ind w:firstLine="0" w:left="0" w:right="0" w:firstLineChars="0" w:leftChars="0" w:rightChars="0"/>
               <w:jc w:val="center"/>
             </w:pPr>
             <w:r>
@@ -747,6 +767,7 @@
             <w:pPr>
               <w:keepNext/>
               <w:spacing w:after="40" w:before="40" w:line="240" w:lineRule="auto"/>
+              <w:ind w:firstLine="0" w:left="0" w:right="0" w:firstLineChars="0" w:leftChars="0" w:rightChars="0"/>
               <w:jc w:val="center"/>
             </w:pPr>
             <w:r>
@@ -788,6 +809,7 @@
             <w:pPr>
               <w:keepNext/>
               <w:spacing w:after="40" w:before="40" w:line="240" w:lineRule="auto"/>
+              <w:ind w:firstLine="0" w:left="0" w:right="0" w:firstLineChars="0" w:leftChars="0" w:rightChars="0"/>
               <w:jc w:val="center"/>
             </w:pPr>
             <w:r>
@@ -829,6 +851,7 @@
             <w:pPr>
               <w:keepNext/>
               <w:spacing w:after="40" w:before="40" w:line="240" w:lineRule="auto"/>
+              <w:ind w:firstLine="0" w:left="0" w:right="0" w:firstLineChars="0" w:leftChars="0" w:rightChars="0"/>
               <w:jc w:val="center"/>
             </w:pPr>
             <w:r>
@@ -875,6 +898,7 @@
             <w:pPr>
               <w:keepNext/>
               <w:spacing w:after="40" w:before="40" w:line="240" w:lineRule="auto"/>
+              <w:ind w:firstLine="0" w:left="0" w:right="0" w:firstLineChars="0" w:leftChars="0" w:rightChars="0"/>
               <w:jc w:val="center"/>
             </w:pPr>
             <w:r>
@@ -925,6 +949,7 @@
             <w:pPr>
               <w:keepNext/>
               <w:spacing w:after="40" w:before="40" w:line="240" w:lineRule="auto"/>
+              <w:ind w:firstLine="0" w:left="0" w:right="0" w:firstLineChars="0" w:leftChars="0" w:rightChars="0"/>
               <w:jc w:val="center"/>
             </w:pPr>
             <w:r>
@@ -966,6 +991,7 @@
             <w:pPr>
               <w:keepNext/>
               <w:spacing w:after="40" w:before="40" w:line="240" w:lineRule="auto"/>
+              <w:ind w:firstLine="0" w:left="0" w:right="0" w:firstLineChars="0" w:leftChars="0" w:rightChars="0"/>
               <w:jc w:val="center"/>
             </w:pPr>
             <w:r>
@@ -1007,6 +1033,7 @@
             <w:pPr>
               <w:keepNext/>
               <w:spacing w:after="40" w:before="40" w:line="240" w:lineRule="auto"/>
+              <w:ind w:firstLine="0" w:left="0" w:right="0" w:firstLineChars="0" w:leftChars="0" w:rightChars="0"/>
               <w:jc w:val="center"/>
             </w:pPr>
             <w:r>
@@ -1048,6 +1075,7 @@
             <w:pPr>
               <w:keepNext/>
               <w:spacing w:after="40" w:before="40" w:line="240" w:lineRule="auto"/>
+              <w:ind w:firstLine="0" w:left="0" w:right="0" w:firstLineChars="0" w:leftChars="0" w:rightChars="0"/>
               <w:jc w:val="center"/>
             </w:pPr>
             <w:r>
@@ -1094,6 +1122,7 @@
             <w:pPr>
               <w:keepNext/>
               <w:spacing w:after="40" w:before="40" w:line="240" w:lineRule="auto"/>
+              <w:ind w:firstLine="0" w:left="0" w:right="0" w:firstLineChars="0" w:leftChars="0" w:rightChars="0"/>
               <w:jc w:val="center"/>
             </w:pPr>
             <w:r>
@@ -1144,6 +1173,7 @@
             <w:pPr>
               <w:keepNext/>
               <w:spacing w:after="40" w:before="40" w:line="240" w:lineRule="auto"/>
+              <w:ind w:firstLine="0" w:left="0" w:right="0" w:firstLineChars="0" w:leftChars="0" w:rightChars="0"/>
               <w:jc w:val="center"/>
             </w:pPr>
             <w:r>
@@ -1185,6 +1215,7 @@
             <w:pPr>
               <w:keepNext/>
               <w:spacing w:after="40" w:before="40" w:line="240" w:lineRule="auto"/>
+              <w:ind w:firstLine="0" w:left="0" w:right="0" w:firstLineChars="0" w:leftChars="0" w:rightChars="0"/>
               <w:jc w:val="center"/>
             </w:pPr>
             <w:r>
@@ -1226,6 +1257,7 @@
             <w:pPr>
               <w:keepNext/>
               <w:spacing w:after="40" w:before="40" w:line="240" w:lineRule="auto"/>
+              <w:ind w:firstLine="0" w:left="0" w:right="0" w:firstLineChars="0" w:leftChars="0" w:rightChars="0"/>
               <w:jc w:val="center"/>
             </w:pPr>
             <w:r>
@@ -1267,6 +1299,7 @@
             <w:pPr>
               <w:keepNext/>
               <w:spacing w:after="40" w:before="40" w:line="240" w:lineRule="auto"/>
+              <w:ind w:firstLine="0" w:left="0" w:right="0" w:firstLineChars="0" w:leftChars="0" w:rightChars="0"/>
               <w:jc w:val="center"/>
             </w:pPr>
             <w:r>
@@ -1313,6 +1346,7 @@
             <w:pPr>
               <w:keepNext/>
               <w:spacing w:after="40" w:before="40" w:line="240" w:lineRule="auto"/>
+              <w:ind w:firstLine="0" w:left="0" w:right="0" w:firstLineChars="0" w:leftChars="0" w:rightChars="0"/>
               <w:jc w:val="center"/>
             </w:pPr>
             <w:r>
@@ -1363,6 +1397,7 @@
             <w:pPr>
               <w:keepNext/>
               <w:spacing w:after="40" w:before="40" w:line="240" w:lineRule="auto"/>
+              <w:ind w:firstLine="0" w:left="0" w:right="0" w:firstLineChars="0" w:leftChars="0" w:rightChars="0"/>
               <w:jc w:val="center"/>
             </w:pPr>
             <w:r>
@@ -1404,6 +1439,7 @@
             <w:pPr>
               <w:keepNext/>
               <w:spacing w:after="40" w:before="40" w:line="240" w:lineRule="auto"/>
+              <w:ind w:firstLine="0" w:left="0" w:right="0" w:firstLineChars="0" w:leftChars="0" w:rightChars="0"/>
               <w:jc w:val="center"/>
             </w:pPr>
             <w:r>
@@ -1445,6 +1481,7 @@
             <w:pPr>
               <w:keepNext/>
               <w:spacing w:after="40" w:before="40" w:line="240" w:lineRule="auto"/>
+              <w:ind w:firstLine="0" w:left="0" w:right="0" w:firstLineChars="0" w:leftChars="0" w:rightChars="0"/>
               <w:jc w:val="center"/>
             </w:pPr>
             <w:r>
@@ -1486,6 +1523,7 @@
             <w:pPr>
               <w:keepNext/>
               <w:spacing w:after="40" w:before="40" w:line="240" w:lineRule="auto"/>
+              <w:ind w:firstLine="0" w:left="0" w:right="0" w:firstLineChars="0" w:leftChars="0" w:rightChars="0"/>
               <w:jc w:val="center"/>
             </w:pPr>
             <w:r>
@@ -1893,11 +1931,35 @@
       </w:r>
     </w:p>
     <w:p>
+      <w:pPr>
+        <w:pStyle w:val="a1"/>
+        <w:keepNext/>
+        <w:numPr>
+          <w:numId w:val="0"/>
+        </w:numPr>
+      </w:pPr>
+      <w:r>
+        <w:t>3.2.1 失败现象</w:t>
+      </w:r>
+    </w:p>
+    <w:p>
       <w:r>
         <w:t>Windows下gmpy2 2.3.1与2.2.1各运行2次。四次均在第32层第一次平方退出，操作数长2,776,967,654位，尚未进入十进制转换。stderr均显示“GNU MP: Cannot allocate memory (size=4294597664)”。本次2.3.1退出码为3，与旧报告中的0xC0000409分开记录；均非监测器主动终止。2.3.1两次失败的观测峰值工作集和私有提交中位数分别为1.82、2.46 GiB；2.2.1两次分别为1.81、2.46 GiB，两个计数器分别记录。2.3.1两次重跑在故障前的最后一条日志显示可用物理内存仍超过10 GiB；物理内存计数本身不能解释失败，需结合全宽分配记录。</w:t>
       </w:r>
     </w:p>
     <w:p>
+      <w:pPr>
+        <w:pStyle w:val="a1"/>
+        <w:keepNext/>
+        <w:numPr>
+          <w:numId w:val="0"/>
+        </w:numPr>
+      </w:pPr>
+      <w:r>
+        <w:t>3.2.2 分配尺寸追踪</w:t>
+      </w:r>
+    </w:p>
+    <w:p>
       <w:r>
         <w:t>另设分配器跟踪实验，在导入 gmpy2 前安装透传回调，以 size_t 全宽记录请求，并转交原分配函数。跟踪实验独立保存，不纳入性能统计。捕获的最大请求为18,446,744,073,709,181,984字节。该值接近64位size_t上限，其低32位为4,294,597,664，与stderr显示值相同。实际请求等于2</w:t>
       </w:r>
@@ -1912,14 +1974,26 @@
       </w:r>
     </w:p>
     <w:p>
-      <w:r>
-        <w:t>2026年10月16日在受保护的独立进程中平方稀疏数x=2^(b−1)。二分记录到相邻结果：b=2,147,352,576成功，b=2,147,352,577失败。首次失败输入等于2</w:t>
+      <w:pPr>
+        <w:pStyle w:val="a1"/>
+        <w:keepNext/>
+        <w:numPr>
+          <w:numId w:val="0"/>
+        </w:numPr>
+      </w:pPr>
+      <w:r>
+        <w:t>3.2.3 最小复现与构建对照</w:t>
+      </w:r>
+    </w:p>
+    <w:p>
+      <w:r>
+        <w:t>2026年10月16日在受保护的独立进程中平方稀疏数x=2^(b−1)。相邻结果为b=2,147,352,576成功、b=2,147,352,577失败。令T=2</w:t>
       </w:r>
       <w:r>
         <w:rPr>
           <w:vertAlign w:val="superscript"/>
         </w:rPr>
-        <w:t>31</w:t>
+        <w:t>32</w:t>
       </w:r>
       <w:r>
         <w:t>−2</w:t>
@@ -1928,19 +2002,67 @@
         <w:rPr>
           <w:vertAlign w:val="superscript"/>
         </w:rPr>
-        <w:t>17</w:t>
-      </w:r>
-      <w:r>
-        <w:t>+1位，平方结果按数学性质为4,294,705,153位，即67,104,769个64位limb。GMP文档中的`mpz_t`尺寸字段以limb计数</w:t>
+        <w:t>18</w:t>
+      </w:r>
+      <w:r>
+        <w:t>=4,294,705,152位，L=T/64=2</w:t>
       </w:r>
       <w:r>
         <w:rPr>
           <w:vertAlign w:val="superscript"/>
         </w:rPr>
+        <w:t>26</w:t>
+      </w:r>
+      <w:r>
+        <w:t>−2</w:t>
+      </w:r>
+      <w:r>
+        <w:rPr>
+          <w:vertAlign w:val="superscript"/>
+        </w:rPr>
+        <w:t>12</w:t>
+      </w:r>
+      <w:r>
+        <w:t>=67,104,768个limb。成功与失败的数学平方结果分别为T−1和T+1位。这是稀疏输入平方的相邻实测结果。绕开gmpy2直接调用DLL，以及单独编译的C程序，均复现该结果。每个案例在独立受保护进程中执行，C核心调用如下。</w:t>
+      </w:r>
+    </w:p>
+    <w:p>
+      <w:pPr>
+        <w:keepLines/>
+        <w:spacing w:after="140"/>
+      </w:pPr>
+      <w:r>
+        <w:rPr>
+          <w:rFonts w:ascii="Courier New" w:hAnsi="Courier New"/>
+          <w:sz w:val="14"/>
+        </w:rPr>
+        <w:t>mpz_t x, y;</w:t>
+        <w:br/>
+        <w:t>mpz_init_set_ui(x, 1);</w:t>
+        <w:br/>
+        <w:t>mpz_init(y);</w:t>
+        <w:br/>
+        <w:t>mpz_mul_2exp(x, x, b - 1);</w:t>
+        <w:br/>
+        <w:t>mpz_mul(y, x, x);</w:t>
+        <w:br/>
+        <w:t>mpz_clear(y);</w:t>
+        <w:br/>
+        <w:t>mpz_clear(x);</w:t>
+      </w:r>
+    </w:p>
+    <w:p>
+      <w:r>
+        <w:t>两份wheel所附文件均为`site-packages/gmpy2.libs/libgmp-10.dll`。2.3.1所附DLL的SHA-256为`829adcf025d22e641c6816b431fbe5b226a39b390c7205192d480151646fe9c9`，2.2.1所附DLL为`fb2d312ca861c18e8b23648ac8440b0b613b1930ceff58f48b48ba2d3bd6b186`。另从MSYS2独立取得mingw-w64-x86_64-gmp 6.3.0-2官方包</w:t>
+      </w:r>
+      <w:r>
+        <w:rPr>
+          <w:vertAlign w:val="superscript"/>
+        </w:rPr>
         <w:t>[14]</w:t>
       </w:r>
       <w:r>
-        <w:t>；67,104,769远低于2,147,483,647，故不能把这次失败解释为触及通用limb上限。绕开gmpy2直接调用DLL，并用Visual Studio 2019 x64单独编译C复现器，均得到同一对相邻结果。C核心调用依次为`mpz_init_set_ui(x,1); mpz_init(y); mpz_mul_2exp(x,x,b-1); mpz_mul(y,x,x);`，完整受保护程序随附。2.3.1所测文件为`C:/Users/lusun/AppData/Roaming/Python/Python313/site-packages/gmpy2.libs/libgmp-10.dll`，SHA-256为`829adcf025d22e641c6816b431fbe5b226a39b390c7205192d480151646fe9c9`。2.2.1的另一份DLL（SHA-256：`fb2d312ca861c18e8b23648ac8440b0b613b1930ceff58f48b48ba2d3bd6b186`）也在该点失败，完整分配请求同为2</w:t>
+        <w:t>，其中`mingw64/bin/libgmp-10.dll`的SHA-256为`37248cda33845e7c5c35a574e57da762dd0a8268f0270d179f30a33746809681`。已核验包哈希；CI构建者、构建日期及GCC 13.2.0-2构建环境记录随附。第三份DLL也复现上述相邻结果。b=2,147,352,577时，2.3.1所附DLL请求2</w:t>
       </w:r>
       <w:r>
         <w:rPr>
@@ -1949,7 +2071,25 @@
         <w:t>64</w:t>
       </w:r>
       <w:r>
-        <w:t>−523,232字节。这些结果覆盖所测两份DLL，未测得内部FFT取整长度，也未定位产生异常尺寸的源码表达式。故障由所测DLL的大整数平方/乘法路径或其分配尺寸传递触发，不依赖斐波那契递推、十进制输出或Python绑定。现有证据确认分配尺寸回绕；具体表达式和内部乘法分支仍待带符号的原生调用栈定位。独立复现器、完整分配记录和两份DLL哈希见补充材料。该相邻结果是稀疏输入的实测边界，不等于已穷举证明的全局最小失败位数；FFT取整长度未测得。</w:t>
+        <w:t>−523,232字节；2.2.1所附DLL请求2</w:t>
+      </w:r>
+      <w:r>
+        <w:rPr>
+          <w:vertAlign w:val="superscript"/>
+        </w:rPr>
+        <w:t>64</w:t>
+      </w:r>
+      <w:r>
+        <w:t>−523,232字节；MSYS2 DLL请求2</w:t>
+      </w:r>
+      <w:r>
+        <w:rPr>
+          <w:vertAlign w:val="superscript"/>
+        </w:rPr>
+        <w:t>64</w:t>
+      </w:r>
+      <w:r>
+        <w:t>−523,232字节。三者均由C分配回调记录完整size_t，再转交各自原分配器。</w:t>
       </w:r>
     </w:p>
     <w:p>
@@ -1958,22 +2098,23 @@
         <w:keepNext/>
       </w:pPr>
       <w:r>
-        <w:t>表 2  所测DLL稀疏数平方的相邻实测结果</w:t>
+        <w:t>表 2  三份所测DLL稀疏数平方的相邻实测结果</w:t>
         <w:br/>
-        <w:t>Table 2  Adjacent observed outcomes for sparse-operand squaring in the tested DLL</w:t>
+        <w:t>Table 2  Adjacent sparse-square outcomes in all three tested DLLs</w:t>
       </w:r>
     </w:p>
     <w:tbl>
       <w:tblPr>
-        <w:tblW w:type="auto" w:w="0"/>
+        <w:tblW w:type="dxa" w:w="4651"/>
         <w:tblLayout w:type="fixed"/>
         <w:tblLook w:firstColumn="1" w:firstRow="1" w:lastColumn="0" w:lastRow="0" w:noHBand="0" w:noVBand="1" w:val="04A0"/>
       </w:tblPr>
       <w:tblGrid>
-        <w:gridCol w:w="2452"/>
-        <w:gridCol w:w="2452"/>
-        <w:gridCol w:w="2452"/>
-        <w:gridCol w:w="2452"/>
+        <w:gridCol w:w="1256"/>
+        <w:gridCol w:w="1256"/>
+        <w:gridCol w:w="372"/>
+        <w:gridCol w:w="1070"/>
+        <w:gridCol w:w="698"/>
       </w:tblGrid>
       <w:tr>
         <w:trPr>
@@ -1982,7 +2123,7 @@
         </w:trPr>
         <w:tc>
           <w:tcPr>
-            <w:tcW w:type="dxa" w:w="1349"/>
+            <w:tcW w:type="dxa" w:w="1256"/>
             <w:tcBorders>
               <w:top w:val="single" w:sz="4" w:color="D9D9D9"/>
               <w:left w:val="single" w:sz="4" w:color="D9D9D9"/>
@@ -2003,6 +2144,7 @@
             <w:pPr>
               <w:keepNext/>
               <w:spacing w:after="40" w:before="40" w:line="240" w:lineRule="auto"/>
+              <w:ind w:firstLine="0" w:left="0" w:right="0" w:firstLineChars="0" w:leftChars="0" w:rightChars="0"/>
               <w:jc w:val="center"/>
             </w:pPr>
             <w:r>
@@ -2017,7 +2159,7 @@
         </w:tc>
         <w:tc>
           <w:tcPr>
-            <w:tcW w:type="dxa" w:w="1349"/>
+            <w:tcW w:type="dxa" w:w="1256"/>
             <w:tcBorders>
               <w:top w:val="single" w:sz="4" w:color="D9D9D9"/>
               <w:left w:val="single" w:sz="4" w:color="D9D9D9"/>
@@ -2038,6 +2180,7 @@
             <w:pPr>
               <w:keepNext/>
               <w:spacing w:after="40" w:before="40" w:line="240" w:lineRule="auto"/>
+              <w:ind w:firstLine="0" w:left="0" w:right="0" w:firstLineChars="0" w:leftChars="0" w:rightChars="0"/>
               <w:jc w:val="center"/>
             </w:pPr>
             <w:r>
@@ -2052,7 +2195,7 @@
         </w:tc>
         <w:tc>
           <w:tcPr>
-            <w:tcW w:type="dxa" w:w="1116"/>
+            <w:tcW w:type="dxa" w:w="372"/>
             <w:tcBorders>
               <w:top w:val="single" w:sz="4" w:color="D9D9D9"/>
               <w:left w:val="single" w:sz="4" w:color="D9D9D9"/>
@@ -2073,6 +2216,7 @@
             <w:pPr>
               <w:keepNext/>
               <w:spacing w:after="40" w:before="40" w:line="240" w:lineRule="auto"/>
+              <w:ind w:firstLine="0" w:left="0" w:right="0" w:firstLineChars="0" w:leftChars="0" w:rightChars="0"/>
               <w:jc w:val="center"/>
             </w:pPr>
             <w:r>
@@ -2081,13 +2225,13 @@
                 <w:b/>
                 <w:sz w:val="15"/>
               </w:rPr>
-              <w:t>64位 limbs</w:t>
+              <w:t>差值</w:t>
             </w:r>
           </w:p>
         </w:tc>
         <w:tc>
           <w:tcPr>
-            <w:tcW w:type="dxa" w:w="837"/>
+            <w:tcW w:type="dxa" w:w="1070"/>
             <w:tcBorders>
               <w:top w:val="single" w:sz="4" w:color="D9D9D9"/>
               <w:left w:val="single" w:sz="4" w:color="D9D9D9"/>
@@ -2108,6 +2252,43 @@
             <w:pPr>
               <w:keepNext/>
               <w:spacing w:after="40" w:before="40" w:line="240" w:lineRule="auto"/>
+              <w:ind w:firstLine="0" w:left="0" w:right="0" w:firstLineChars="0" w:leftChars="0" w:rightChars="0"/>
+              <w:jc w:val="center"/>
+            </w:pPr>
+            <w:r>
+              <w:rPr>
+                <w:rFonts w:ascii="Times New Roman" w:hAnsi="Times New Roman"/>
+                <w:b/>
+                <w:sz w:val="15"/>
+              </w:rPr>
+              <w:t>64位 limbs</w:t>
+            </w:r>
+          </w:p>
+        </w:tc>
+        <w:tc>
+          <w:tcPr>
+            <w:tcW w:type="dxa" w:w="698"/>
+            <w:tcBorders>
+              <w:top w:val="single" w:sz="4" w:color="D9D9D9"/>
+              <w:left w:val="single" w:sz="4" w:color="D9D9D9"/>
+              <w:bottom w:val="single" w:sz="4" w:color="D9D9D9"/>
+              <w:right w:val="single" w:sz="4" w:color="D9D9D9"/>
+              <w:insideH w:val="single" w:sz="4" w:color="D9D9D9"/>
+              <w:insideV w:val="single" w:sz="4" w:color="D9D9D9"/>
+            </w:tcBorders>
+            <w:tcMar>
+              <w:top w:w="65" w:type="dxa"/>
+              <w:left w:w="65" w:type="dxa"/>
+              <w:bottom w:w="65" w:type="dxa"/>
+              <w:right w:w="65" w:type="dxa"/>
+            </w:tcMar>
+            <w:shd w:fill="EDF0F2"/>
+          </w:tcPr>
+          <w:p>
+            <w:pPr>
+              <w:keepNext/>
+              <w:spacing w:after="40" w:before="40" w:line="240" w:lineRule="auto"/>
+              <w:ind w:firstLine="0" w:left="0" w:right="0" w:firstLineChars="0" w:leftChars="0" w:rightChars="0"/>
               <w:jc w:val="center"/>
             </w:pPr>
             <w:r>
@@ -2127,7 +2308,7 @@
         </w:trPr>
         <w:tc>
           <w:tcPr>
-            <w:tcW w:type="dxa" w:w="1349"/>
+            <w:tcW w:type="dxa" w:w="1256"/>
             <w:tcBorders>
               <w:top w:val="single" w:sz="4" w:color="D9D9D9"/>
               <w:left w:val="single" w:sz="4" w:color="D9D9D9"/>
@@ -2147,6 +2328,7 @@
             <w:pPr>
               <w:keepNext/>
               <w:spacing w:after="40" w:before="40" w:line="240" w:lineRule="auto"/>
+              <w:ind w:firstLine="0" w:left="0" w:right="0" w:firstLineChars="0" w:leftChars="0" w:rightChars="0"/>
               <w:jc w:val="center"/>
             </w:pPr>
             <w:r>
@@ -2168,7 +2350,7 @@
         </w:tc>
         <w:tc>
           <w:tcPr>
-            <w:tcW w:type="dxa" w:w="1349"/>
+            <w:tcW w:type="dxa" w:w="1256"/>
             <w:tcBorders>
               <w:top w:val="single" w:sz="4" w:color="D9D9D9"/>
               <w:left w:val="single" w:sz="4" w:color="D9D9D9"/>
@@ -2188,6 +2370,7 @@
             <w:pPr>
               <w:keepNext/>
               <w:spacing w:after="40" w:before="40" w:line="240" w:lineRule="auto"/>
+              <w:ind w:firstLine="0" w:left="0" w:right="0" w:firstLineChars="0" w:leftChars="0" w:rightChars="0"/>
               <w:jc w:val="center"/>
             </w:pPr>
             <w:r>
@@ -2209,7 +2392,7 @@
         </w:tc>
         <w:tc>
           <w:tcPr>
-            <w:tcW w:type="dxa" w:w="1116"/>
+            <w:tcW w:type="dxa" w:w="372"/>
             <w:tcBorders>
               <w:top w:val="single" w:sz="4" w:color="D9D9D9"/>
               <w:left w:val="single" w:sz="4" w:color="D9D9D9"/>
@@ -2229,6 +2412,7 @@
             <w:pPr>
               <w:keepNext/>
               <w:spacing w:after="40" w:before="40" w:line="240" w:lineRule="auto"/>
+              <w:ind w:firstLine="0" w:left="0" w:right="0" w:firstLineChars="0" w:leftChars="0" w:rightChars="0"/>
               <w:jc w:val="center"/>
             </w:pPr>
             <w:r>
@@ -2244,13 +2428,13 @@
                 <w:b w:val="0"/>
                 <w:sz w:val="15"/>
               </w:rPr>
-              <w:t>67,104,768</w:t>
+              <w:t>−1</w:t>
             </w:r>
           </w:p>
         </w:tc>
         <w:tc>
           <w:tcPr>
-            <w:tcW w:type="dxa" w:w="837"/>
+            <w:tcW w:type="dxa" w:w="1070"/>
             <w:tcBorders>
               <w:top w:val="single" w:sz="4" w:color="D9D9D9"/>
               <w:left w:val="single" w:sz="4" w:color="D9D9D9"/>
@@ -2270,6 +2454,7 @@
             <w:pPr>
               <w:keepNext/>
               <w:spacing w:after="40" w:before="40" w:line="240" w:lineRule="auto"/>
+              <w:ind w:firstLine="0" w:left="0" w:right="0" w:firstLineChars="0" w:leftChars="0" w:rightChars="0"/>
               <w:jc w:val="center"/>
             </w:pPr>
             <w:r>
@@ -2285,18 +2470,13 @@
                 <w:b w:val="0"/>
                 <w:sz w:val="15"/>
               </w:rPr>
-              <w:t>成功</w:t>
+              <w:t>67,104,768</w:t>
             </w:r>
           </w:p>
         </w:tc>
-      </w:tr>
-      <w:tr>
-        <w:trPr>
-          <w:cantSplit/>
-        </w:trPr>
         <w:tc>
           <w:tcPr>
-            <w:tcW w:type="dxa" w:w="1349"/>
+            <w:tcW w:type="dxa" w:w="698"/>
             <w:tcBorders>
               <w:top w:val="single" w:sz="4" w:color="D9D9D9"/>
               <w:left w:val="single" w:sz="4" w:color="D9D9D9"/>
@@ -2314,7 +2494,9 @@
           </w:tcPr>
           <w:p>
             <w:pPr>
+              <w:keepNext/>
               <w:spacing w:after="40" w:before="40" w:line="240" w:lineRule="auto"/>
+              <w:ind w:firstLine="0" w:left="0" w:right="0" w:firstLineChars="0" w:leftChars="0" w:rightChars="0"/>
               <w:jc w:val="center"/>
             </w:pPr>
             <w:r>
@@ -2330,13 +2512,18 @@
                 <w:b w:val="0"/>
                 <w:sz w:val="15"/>
               </w:rPr>
-              <w:t>2,147,352,577</w:t>
+              <w:t>成功</w:t>
             </w:r>
           </w:p>
         </w:tc>
+      </w:tr>
+      <w:tr>
+        <w:trPr>
+          <w:cantSplit/>
+        </w:trPr>
         <w:tc>
           <w:tcPr>
-            <w:tcW w:type="dxa" w:w="1349"/>
+            <w:tcW w:type="dxa" w:w="1256"/>
             <w:tcBorders>
               <w:top w:val="single" w:sz="4" w:color="D9D9D9"/>
               <w:left w:val="single" w:sz="4" w:color="D9D9D9"/>
@@ -2354,7 +2541,9 @@
           </w:tcPr>
           <w:p>
             <w:pPr>
+              <w:keepNext/>
               <w:spacing w:after="40" w:before="40" w:line="240" w:lineRule="auto"/>
+              <w:ind w:firstLine="0" w:left="0" w:right="0" w:firstLineChars="0" w:leftChars="0" w:rightChars="0"/>
               <w:jc w:val="center"/>
             </w:pPr>
             <w:r>
@@ -2370,13 +2559,13 @@
                 <w:b w:val="0"/>
                 <w:sz w:val="15"/>
               </w:rPr>
-              <w:t>4,294,705,153</w:t>
+              <w:t>2,147,352,577</w:t>
             </w:r>
           </w:p>
         </w:tc>
         <w:tc>
           <w:tcPr>
-            <w:tcW w:type="dxa" w:w="1116"/>
+            <w:tcW w:type="dxa" w:w="1256"/>
             <w:tcBorders>
               <w:top w:val="single" w:sz="4" w:color="D9D9D9"/>
               <w:left w:val="single" w:sz="4" w:color="D9D9D9"/>
@@ -2394,7 +2583,9 @@
           </w:tcPr>
           <w:p>
             <w:pPr>
+              <w:keepNext/>
               <w:spacing w:after="40" w:before="40" w:line="240" w:lineRule="auto"/>
+              <w:ind w:firstLine="0" w:left="0" w:right="0" w:firstLineChars="0" w:leftChars="0" w:rightChars="0"/>
               <w:jc w:val="center"/>
             </w:pPr>
             <w:r>
@@ -2410,13 +2601,13 @@
                 <w:b w:val="0"/>
                 <w:sz w:val="15"/>
               </w:rPr>
-              <w:t>67,104,769</w:t>
+              <w:t>4,294,705,153</w:t>
             </w:r>
           </w:p>
         </w:tc>
         <w:tc>
           <w:tcPr>
-            <w:tcW w:type="dxa" w:w="837"/>
+            <w:tcW w:type="dxa" w:w="372"/>
             <w:tcBorders>
               <w:top w:val="single" w:sz="4" w:color="D9D9D9"/>
               <w:left w:val="single" w:sz="4" w:color="D9D9D9"/>
@@ -2434,7 +2625,9 @@
           </w:tcPr>
           <w:p>
             <w:pPr>
+              <w:keepNext/>
               <w:spacing w:after="40" w:before="40" w:line="240" w:lineRule="auto"/>
+              <w:ind w:firstLine="0" w:left="0" w:right="0" w:firstLineChars="0" w:leftChars="0" w:rightChars="0"/>
               <w:jc w:val="center"/>
             </w:pPr>
             <w:r>
@@ -2450,12 +2643,163 @@
                 <w:b w:val="0"/>
                 <w:sz w:val="15"/>
               </w:rPr>
-              <w:t>分配尺寸回绕</w:t>
+              <w:t>+1</w:t>
+            </w:r>
+          </w:p>
+        </w:tc>
+        <w:tc>
+          <w:tcPr>
+            <w:tcW w:type="dxa" w:w="1070"/>
+            <w:tcBorders>
+              <w:top w:val="single" w:sz="4" w:color="D9D9D9"/>
+              <w:left w:val="single" w:sz="4" w:color="D9D9D9"/>
+              <w:bottom w:val="single" w:sz="4" w:color="D9D9D9"/>
+              <w:right w:val="single" w:sz="4" w:color="D9D9D9"/>
+              <w:insideH w:val="single" w:sz="4" w:color="D9D9D9"/>
+              <w:insideV w:val="single" w:sz="4" w:color="D9D9D9"/>
+            </w:tcBorders>
+            <w:tcMar>
+              <w:top w:w="65" w:type="dxa"/>
+              <w:left w:w="65" w:type="dxa"/>
+              <w:bottom w:w="65" w:type="dxa"/>
+              <w:right w:w="65" w:type="dxa"/>
+            </w:tcMar>
+          </w:tcPr>
+          <w:p>
+            <w:pPr>
+              <w:keepNext/>
+              <w:spacing w:after="40" w:before="40" w:line="240" w:lineRule="auto"/>
+              <w:ind w:firstLine="0" w:left="0" w:right="0" w:firstLineChars="0" w:leftChars="0" w:rightChars="0"/>
+              <w:jc w:val="center"/>
+            </w:pPr>
+            <w:r>
+              <w:rPr>
+                <w:rFonts w:ascii="Times New Roman" w:hAnsi="Times New Roman"/>
+                <w:b w:val="0"/>
+                <w:sz w:val="15"/>
+              </w:rPr>
+            </w:r>
+            <w:r>
+              <w:rPr>
+                <w:rFonts w:ascii="Times New Roman" w:hAnsi="Times New Roman"/>
+                <w:b w:val="0"/>
+                <w:sz w:val="15"/>
+              </w:rPr>
+              <w:t>67,104,769</w:t>
+            </w:r>
+          </w:p>
+        </w:tc>
+        <w:tc>
+          <w:tcPr>
+            <w:tcW w:type="dxa" w:w="698"/>
+            <w:tcBorders>
+              <w:top w:val="single" w:sz="4" w:color="D9D9D9"/>
+              <w:left w:val="single" w:sz="4" w:color="D9D9D9"/>
+              <w:bottom w:val="single" w:sz="4" w:color="D9D9D9"/>
+              <w:right w:val="single" w:sz="4" w:color="D9D9D9"/>
+              <w:insideH w:val="single" w:sz="4" w:color="D9D9D9"/>
+              <w:insideV w:val="single" w:sz="4" w:color="D9D9D9"/>
+            </w:tcBorders>
+            <w:tcMar>
+              <w:top w:w="65" w:type="dxa"/>
+              <w:left w:w="65" w:type="dxa"/>
+              <w:bottom w:w="65" w:type="dxa"/>
+              <w:right w:w="65" w:type="dxa"/>
+            </w:tcMar>
+          </w:tcPr>
+          <w:p>
+            <w:pPr>
+              <w:keepNext/>
+              <w:spacing w:after="40" w:before="40" w:line="240" w:lineRule="auto"/>
+              <w:ind w:firstLine="0" w:left="0" w:right="0" w:firstLineChars="0" w:leftChars="0" w:rightChars="0"/>
+              <w:jc w:val="center"/>
+            </w:pPr>
+            <w:r>
+              <w:rPr>
+                <w:rFonts w:ascii="Times New Roman" w:hAnsi="Times New Roman"/>
+                <w:b w:val="0"/>
+                <w:sz w:val="15"/>
+              </w:rPr>
+            </w:r>
+            <w:r>
+              <w:rPr>
+                <w:rFonts w:ascii="Times New Roman" w:hAnsi="Times New Roman"/>
+                <w:b w:val="0"/>
+                <w:sz w:val="15"/>
+              </w:rPr>
+              <w:t>尺寸回绕</w:t>
             </w:r>
           </w:p>
         </w:tc>
       </w:tr>
     </w:tbl>
+    <w:p>
+      <w:pPr>
+        <w:keepLines/>
+      </w:pPr>
+      <w:r>
+        <w:t>注：差值为数学结果位数减T。失败行的结果位数和规范化limb数由稀疏输入推得，并非读取了失败后的结果对象；表中limb数不代表已测得FFT工作区长度。</w:t>
+      </w:r>
+    </w:p>
+    <w:p>
+      <w:pPr>
+        <w:pStyle w:val="a1"/>
+        <w:keepNext/>
+        <w:numPr>
+          <w:numId w:val="0"/>
+        </w:numPr>
+      </w:pPr>
+      <w:r>
+        <w:t>3.2.4 适用范围与机制检验</w:t>
+      </w:r>
+    </w:p>
+    <w:p>
+      <w:r>
+        <w:t>使用MSYS2同包gmp.h编译独立C类型探针，实测mp_limb_t为8字节，mp_size_t、mp_bitcnt_t和unsigned long均为4字节。两份wheel的配套头文件尚未取得，不能把该头文件测量直接当作它们的类型证明。所核查MPIR Win64头文件则将mp_size_t和mp_bitcnt_t定义为64位</w:t>
+      </w:r>
+      <w:r>
+        <w:rPr>
+          <w:vertAlign w:val="superscript"/>
+        </w:rPr>
+        <w:t>[15]</w:t>
+      </w:r>
+      <w:r>
+        <w:t>。这些差异支持检验32位长度或工作区计算的假设，尚未证明哪一项内部运算发生回绕。GMP的mpz_t容量字段以limb计数</w:t>
+      </w:r>
+      <w:r>
+        <w:rPr>
+          <w:vertAlign w:val="superscript"/>
+        </w:rPr>
+        <w:t>[16]</w:t>
+      </w:r>
+      <w:r>
+        <w:t>，约6700万个limb远低于INT_MAX。</w:t>
+      </w:r>
+    </w:p>
+    <w:p>
+      <w:r>
+        <w:t>Wolfram Research的Mark Sofroniou曾报告64位Linux上GMP 5.1.2的故障：K与l以int相乘，赋给mp_size_t前已溢出，随后转为巨大的size_t分配请求</w:t>
+      </w:r>
+      <w:r>
+        <w:rPr>
+          <w:vertAlign w:val="superscript"/>
+        </w:rPr>
+        <w:t>[6]</w:t>
+      </w:r>
+      <w:r>
+        <w:t>。该记录支持检查中间表达式的计算类型，不能直接指定当前DLL的出错表达式。</w:t>
+      </w:r>
+    </w:p>
+    <w:p>
+      <w:r>
+        <w:t>在2,147,352,577至2,147,483,648位之间的6个平方采样点，请求的有符号解释均为−523,232字节；2,776,967,654位时为−369,632字节。两者均为8字节limb的整数倍，算术上分别对应−65,404和−46,204个limb大小的单位，但这尚不证明某个内部变量确实保存了该负limb数。采样中的平台区间不支持以原始位数为自变量的单一非恒定线性公式。</w:t>
+      </w:r>
+    </w:p>
+    <w:p>
+      <w:r>
+        <w:t>两个不同地址、不同位数的操作数相乘，数学结果恰为T位时也失败。进一步设置位数对(2,147,352,513，2,147,352,577)与(2,147,352,512，2,147,352,578)。两者数学结果均为4,294,705,089位，规范化后均占67,104,768个limb；输入limb数之和分别为67,104,769和67,104,768。前者失败，后者成功，三份DLL结果一致。这排除了单纯以数学结果位数或规范化结果limb数解释全部案例，也说明平方专用分支并非必要条件。后续应追踪输入limb长度、内部取整和工作区尺寸；FFT取整长度与首个回绕表达式仍未测得。Windows案例均来自build 27766，尚未取得稳定版Windows复现记录。</w:t>
+      </w:r>
+    </w:p>
     <w:p>
       <w:r>
         <w:t>在相同下标，WSL2三次完成，算术时间中位数为48.18 s，累计峰值RSS中位数为2.81 GiB。Windows MPIR发布版还完成1次更大的百亿项完整输出；计时专用构建另完成80亿、100亿项各3次纯算术重复。这些数据证明两条可行的执行路径，尚未证明原GMP内部哪个尺寸表达式存在错误，也不推广为所有Windows构建的统一结论。</w:t>
@@ -2577,6 +2921,7 @@
             <w:pPr>
               <w:keepNext/>
               <w:spacing w:after="40" w:before="40" w:line="240" w:lineRule="auto"/>
+              <w:ind w:firstLine="0" w:left="0" w:right="0" w:firstLineChars="0" w:leftChars="0" w:rightChars="0"/>
               <w:jc w:val="left"/>
             </w:pPr>
             <w:r>
@@ -2612,6 +2957,7 @@
             <w:pPr>
               <w:keepNext/>
               <w:spacing w:after="40" w:before="40" w:line="240" w:lineRule="auto"/>
+              <w:ind w:firstLine="0" w:left="0" w:right="0" w:firstLineChars="0" w:leftChars="0" w:rightChars="0"/>
               <w:jc w:val="left"/>
             </w:pPr>
             <w:r>
@@ -2651,6 +2997,7 @@
             <w:pPr>
               <w:keepNext/>
               <w:spacing w:after="40" w:before="40" w:line="240" w:lineRule="auto"/>
+              <w:ind w:firstLine="0" w:left="0" w:right="0" w:firstLineChars="0" w:leftChars="0" w:rightChars="0"/>
               <w:jc w:val="left"/>
             </w:pPr>
             <w:r>
@@ -2692,6 +3039,7 @@
             <w:pPr>
               <w:keepNext/>
               <w:spacing w:after="40" w:before="40" w:line="240" w:lineRule="auto"/>
+              <w:ind w:firstLine="0" w:left="0" w:right="0" w:firstLineChars="0" w:leftChars="0" w:rightChars="0"/>
               <w:jc w:val="left"/>
             </w:pPr>
             <w:r>
@@ -2738,6 +3086,7 @@
             <w:pPr>
               <w:keepNext/>
               <w:spacing w:after="40" w:before="40" w:line="240" w:lineRule="auto"/>
+              <w:ind w:firstLine="0" w:left="0" w:right="0" w:firstLineChars="0" w:leftChars="0" w:rightChars="0"/>
               <w:jc w:val="left"/>
             </w:pPr>
             <w:r>
@@ -2779,6 +3128,7 @@
             <w:pPr>
               <w:keepNext/>
               <w:spacing w:after="40" w:before="40" w:line="240" w:lineRule="auto"/>
+              <w:ind w:firstLine="0" w:left="0" w:right="0" w:firstLineChars="0" w:leftChars="0" w:rightChars="0"/>
               <w:jc w:val="left"/>
             </w:pPr>
             <w:r>
@@ -2825,6 +3175,7 @@
             <w:pPr>
               <w:keepNext/>
               <w:spacing w:after="40" w:before="40" w:line="240" w:lineRule="auto"/>
+              <w:ind w:firstLine="0" w:left="0" w:right="0" w:firstLineChars="0" w:leftChars="0" w:rightChars="0"/>
               <w:jc w:val="left"/>
             </w:pPr>
             <w:r>
@@ -2866,6 +3217,7 @@
             <w:pPr>
               <w:keepNext/>
               <w:spacing w:after="40" w:before="40" w:line="240" w:lineRule="auto"/>
+              <w:ind w:firstLine="0" w:left="0" w:right="0" w:firstLineChars="0" w:leftChars="0" w:rightChars="0"/>
               <w:jc w:val="left"/>
             </w:pPr>
             <w:r>
@@ -2912,6 +3264,7 @@
             <w:pPr>
               <w:keepNext/>
               <w:spacing w:after="40" w:before="40" w:line="240" w:lineRule="auto"/>
+              <w:ind w:firstLine="0" w:left="0" w:right="0" w:firstLineChars="0" w:leftChars="0" w:rightChars="0"/>
               <w:jc w:val="left"/>
             </w:pPr>
             <w:r>
@@ -2953,6 +3306,7 @@
             <w:pPr>
               <w:keepNext/>
               <w:spacing w:after="40" w:before="40" w:line="240" w:lineRule="auto"/>
+              <w:ind w:firstLine="0" w:left="0" w:right="0" w:firstLineChars="0" w:leftChars="0" w:rightChars="0"/>
               <w:jc w:val="left"/>
             </w:pPr>
             <w:r>
@@ -2999,6 +3353,7 @@
             <w:pPr>
               <w:keepNext/>
               <w:spacing w:after="40" w:before="40" w:line="240" w:lineRule="auto"/>
+              <w:ind w:firstLine="0" w:left="0" w:right="0" w:firstLineChars="0" w:leftChars="0" w:rightChars="0"/>
               <w:jc w:val="left"/>
             </w:pPr>
             <w:r>
@@ -3040,6 +3395,7 @@
             <w:pPr>
               <w:keepNext/>
               <w:spacing w:after="40" w:before="40" w:line="240" w:lineRule="auto"/>
+              <w:ind w:firstLine="0" w:left="0" w:right="0" w:firstLineChars="0" w:leftChars="0" w:rightChars="0"/>
               <w:jc w:val="left"/>
             </w:pPr>
             <w:r>
@@ -3086,6 +3442,7 @@
             <w:pPr>
               <w:keepNext/>
               <w:spacing w:after="40" w:before="40" w:line="240" w:lineRule="auto"/>
+              <w:ind w:firstLine="0" w:left="0" w:right="0" w:firstLineChars="0" w:leftChars="0" w:rightChars="0"/>
               <w:jc w:val="left"/>
             </w:pPr>
             <w:r>
@@ -3127,6 +3484,7 @@
             <w:pPr>
               <w:keepNext/>
               <w:spacing w:after="40" w:before="40" w:line="240" w:lineRule="auto"/>
+              <w:ind w:firstLine="0" w:left="0" w:right="0" w:firstLineChars="0" w:leftChars="0" w:rightChars="0"/>
               <w:jc w:val="left"/>
             </w:pPr>
             <w:r>
@@ -3172,6 +3530,7 @@
           <w:p>
             <w:pPr>
               <w:spacing w:after="40" w:before="40" w:line="240" w:lineRule="auto"/>
+              <w:ind w:firstLine="0" w:left="0" w:right="0" w:firstLineChars="0" w:leftChars="0" w:rightChars="0"/>
               <w:jc w:val="left"/>
             </w:pPr>
             <w:r>
@@ -3212,6 +3571,7 @@
           <w:p>
             <w:pPr>
               <w:spacing w:after="40" w:before="40" w:line="240" w:lineRule="auto"/>
+              <w:ind w:firstLine="0" w:left="0" w:right="0" w:firstLineChars="0" w:leftChars="0" w:rightChars="0"/>
               <w:jc w:val="left"/>
             </w:pPr>
             <w:r>
@@ -3302,6 +3662,7 @@
             <w:pPr>
               <w:keepNext/>
               <w:spacing w:after="40" w:before="40" w:line="240" w:lineRule="auto"/>
+              <w:ind w:firstLine="0" w:left="0" w:right="0" w:firstLineChars="0" w:leftChars="0" w:rightChars="0"/>
               <w:jc w:val="center"/>
             </w:pPr>
             <w:r>
@@ -3337,6 +3698,7 @@
             <w:pPr>
               <w:keepNext/>
               <w:spacing w:after="40" w:before="40" w:line="240" w:lineRule="auto"/>
+              <w:ind w:firstLine="0" w:left="0" w:right="0" w:firstLineChars="0" w:leftChars="0" w:rightChars="0"/>
               <w:jc w:val="center"/>
             </w:pPr>
             <w:r>
@@ -3372,6 +3734,7 @@
             <w:pPr>
               <w:keepNext/>
               <w:spacing w:after="40" w:before="40" w:line="240" w:lineRule="auto"/>
+              <w:ind w:firstLine="0" w:left="0" w:right="0" w:firstLineChars="0" w:leftChars="0" w:rightChars="0"/>
               <w:jc w:val="center"/>
             </w:pPr>
             <w:r>
@@ -3407,6 +3770,7 @@
             <w:pPr>
               <w:keepNext/>
               <w:spacing w:after="40" w:before="40" w:line="240" w:lineRule="auto"/>
+              <w:ind w:firstLine="0" w:left="0" w:right="0" w:firstLineChars="0" w:leftChars="0" w:rightChars="0"/>
               <w:jc w:val="center"/>
             </w:pPr>
             <w:r>
@@ -3442,6 +3806,7 @@
             <w:pPr>
               <w:keepNext/>
               <w:spacing w:after="40" w:before="40" w:line="240" w:lineRule="auto"/>
+              <w:ind w:firstLine="0" w:left="0" w:right="0" w:firstLineChars="0" w:leftChars="0" w:rightChars="0"/>
               <w:jc w:val="center"/>
             </w:pPr>
             <w:r>
@@ -3481,6 +3846,7 @@
             <w:pPr>
               <w:keepNext/>
               <w:spacing w:after="40" w:before="40" w:line="240" w:lineRule="auto"/>
+              <w:ind w:firstLine="0" w:left="0" w:right="0" w:firstLineChars="0" w:leftChars="0" w:rightChars="0"/>
               <w:jc w:val="center"/>
             </w:pPr>
             <w:r>
@@ -3522,6 +3888,7 @@
             <w:pPr>
               <w:keepNext/>
               <w:spacing w:after="40" w:before="40" w:line="240" w:lineRule="auto"/>
+              <w:ind w:firstLine="0" w:left="0" w:right="0" w:firstLineChars="0" w:leftChars="0" w:rightChars="0"/>
               <w:jc w:val="center"/>
             </w:pPr>
             <w:r>
@@ -3563,6 +3930,7 @@
             <w:pPr>
               <w:keepNext/>
               <w:spacing w:after="40" w:before="40" w:line="240" w:lineRule="auto"/>
+              <w:ind w:firstLine="0" w:left="0" w:right="0" w:firstLineChars="0" w:leftChars="0" w:rightChars="0"/>
               <w:jc w:val="center"/>
             </w:pPr>
             <w:r>
@@ -3604,6 +3972,7 @@
             <w:pPr>
               <w:keepNext/>
               <w:spacing w:after="40" w:before="40" w:line="240" w:lineRule="auto"/>
+              <w:ind w:firstLine="0" w:left="0" w:right="0" w:firstLineChars="0" w:leftChars="0" w:rightChars="0"/>
               <w:jc w:val="center"/>
             </w:pPr>
             <w:r>
@@ -3645,6 +4014,7 @@
             <w:pPr>
               <w:keepNext/>
               <w:spacing w:after="40" w:before="40" w:line="240" w:lineRule="auto"/>
+              <w:ind w:firstLine="0" w:left="0" w:right="0" w:firstLineChars="0" w:leftChars="0" w:rightChars="0"/>
               <w:jc w:val="center"/>
             </w:pPr>
             <w:r>
@@ -3691,6 +4061,7 @@
             <w:pPr>
               <w:keepNext/>
               <w:spacing w:after="40" w:before="40" w:line="240" w:lineRule="auto"/>
+              <w:ind w:firstLine="0" w:left="0" w:right="0" w:firstLineChars="0" w:leftChars="0" w:rightChars="0"/>
               <w:jc w:val="center"/>
             </w:pPr>
             <w:r>
@@ -3732,6 +4103,7 @@
             <w:pPr>
               <w:keepNext/>
               <w:spacing w:after="40" w:before="40" w:line="240" w:lineRule="auto"/>
+              <w:ind w:firstLine="0" w:left="0" w:right="0" w:firstLineChars="0" w:leftChars="0" w:rightChars="0"/>
               <w:jc w:val="center"/>
             </w:pPr>
             <w:r>
@@ -3773,6 +4145,7 @@
             <w:pPr>
               <w:keepNext/>
               <w:spacing w:after="40" w:before="40" w:line="240" w:lineRule="auto"/>
+              <w:ind w:firstLine="0" w:left="0" w:right="0" w:firstLineChars="0" w:leftChars="0" w:rightChars="0"/>
               <w:jc w:val="center"/>
             </w:pPr>
             <w:r>
@@ -3814,6 +4187,7 @@
             <w:pPr>
               <w:keepNext/>
               <w:spacing w:after="40" w:before="40" w:line="240" w:lineRule="auto"/>
+              <w:ind w:firstLine="0" w:left="0" w:right="0" w:firstLineChars="0" w:leftChars="0" w:rightChars="0"/>
               <w:jc w:val="center"/>
             </w:pPr>
             <w:r>
@@ -3855,6 +4229,7 @@
             <w:pPr>
               <w:keepNext/>
               <w:spacing w:after="40" w:before="40" w:line="240" w:lineRule="auto"/>
+              <w:ind w:firstLine="0" w:left="0" w:right="0" w:firstLineChars="0" w:leftChars="0" w:rightChars="0"/>
               <w:jc w:val="center"/>
             </w:pPr>
             <w:r>
@@ -3901,6 +4276,7 @@
             <w:pPr>
               <w:keepNext/>
               <w:spacing w:after="40" w:before="40" w:line="240" w:lineRule="auto"/>
+              <w:ind w:firstLine="0" w:left="0" w:right="0" w:firstLineChars="0" w:leftChars="0" w:rightChars="0"/>
               <w:jc w:val="center"/>
             </w:pPr>
             <w:r>
@@ -3942,6 +4318,7 @@
             <w:pPr>
               <w:keepNext/>
               <w:spacing w:after="40" w:before="40" w:line="240" w:lineRule="auto"/>
+              <w:ind w:firstLine="0" w:left="0" w:right="0" w:firstLineChars="0" w:leftChars="0" w:rightChars="0"/>
               <w:jc w:val="center"/>
             </w:pPr>
             <w:r>
@@ -3983,6 +4360,7 @@
             <w:pPr>
               <w:keepNext/>
               <w:spacing w:after="40" w:before="40" w:line="240" w:lineRule="auto"/>
+              <w:ind w:firstLine="0" w:left="0" w:right="0" w:firstLineChars="0" w:leftChars="0" w:rightChars="0"/>
               <w:jc w:val="center"/>
             </w:pPr>
             <w:r>
@@ -4024,6 +4402,7 @@
             <w:pPr>
               <w:keepNext/>
               <w:spacing w:after="40" w:before="40" w:line="240" w:lineRule="auto"/>
+              <w:ind w:firstLine="0" w:left="0" w:right="0" w:firstLineChars="0" w:leftChars="0" w:rightChars="0"/>
               <w:jc w:val="center"/>
             </w:pPr>
             <w:r>
@@ -4065,6 +4444,7 @@
             <w:pPr>
               <w:keepNext/>
               <w:spacing w:after="40" w:before="40" w:line="240" w:lineRule="auto"/>
+              <w:ind w:firstLine="0" w:left="0" w:right="0" w:firstLineChars="0" w:leftChars="0" w:rightChars="0"/>
               <w:jc w:val="center"/>
             </w:pPr>
             <w:r>
@@ -4111,6 +4491,7 @@
             <w:pPr>
               <w:keepNext/>
               <w:spacing w:after="40" w:before="40" w:line="240" w:lineRule="auto"/>
+              <w:ind w:firstLine="0" w:left="0" w:right="0" w:firstLineChars="0" w:leftChars="0" w:rightChars="0"/>
               <w:jc w:val="center"/>
             </w:pPr>
             <w:r>
@@ -4152,6 +4533,7 @@
             <w:pPr>
               <w:keepNext/>
               <w:spacing w:after="40" w:before="40" w:line="240" w:lineRule="auto"/>
+              <w:ind w:firstLine="0" w:left="0" w:right="0" w:firstLineChars="0" w:leftChars="0" w:rightChars="0"/>
               <w:jc w:val="center"/>
             </w:pPr>
             <w:r>
@@ -4193,6 +4575,7 @@
             <w:pPr>
               <w:keepNext/>
               <w:spacing w:after="40" w:before="40" w:line="240" w:lineRule="auto"/>
+              <w:ind w:firstLine="0" w:left="0" w:right="0" w:firstLineChars="0" w:leftChars="0" w:rightChars="0"/>
               <w:jc w:val="center"/>
             </w:pPr>
             <w:r>
@@ -4234,6 +4617,7 @@
             <w:pPr>
               <w:keepNext/>
               <w:spacing w:after="40" w:before="40" w:line="240" w:lineRule="auto"/>
+              <w:ind w:firstLine="0" w:left="0" w:right="0" w:firstLineChars="0" w:leftChars="0" w:rightChars="0"/>
               <w:jc w:val="center"/>
             </w:pPr>
             <w:r>
@@ -4275,6 +4659,7 @@
             <w:pPr>
               <w:keepNext/>
               <w:spacing w:after="40" w:before="40" w:line="240" w:lineRule="auto"/>
+              <w:ind w:firstLine="0" w:left="0" w:right="0" w:firstLineChars="0" w:leftChars="0" w:rightChars="0"/>
               <w:jc w:val="center"/>
             </w:pPr>
             <w:r>
@@ -4390,6 +4775,16 @@
     <w:p>
       <w:r>
         <w:t>鉴于首轮MPIR转换耗时较长，实测期间调整后续组合：百亿项完整输出保留1次；十亿项完整输出重复5次；80亿项和100亿项纯算术各重复3次。计时专用EXE由保留的C源码构建，在原Fibonacci函数前后加入QueryPerformanceCounter，并在算术结束后提前退出；算术函数未改动。两个大规模的算术时间中位数分别为107.97 s和122.22 s。它与发布EXE分别保存源码、编译命令、静态库和二进制哈希。单次MPIR百亿项完整输出不写成重复统计。首轮计算进程保持不变，采集器中途接管；两段内存记录与协议调整说明随原始数据保留，该次外部时间采用操作系统进程创建时间至观测退出。</w:t>
+      </w:r>
+    </w:p>
+    <w:p>
+      <w:r>
+        <w:t>百亿项MPIR纯算术中位数122.22 s约为WSL2两平方56.95 s的2.15倍。该比值描述所测构建，不能归因为操作系统单因素。</w:t>
+      </w:r>
+    </w:p>
+    <w:p>
+      <w:r>
+        <w:t>另在第10亿项开展存储目标对照，每个条件独立运行3次，第二轮反转条件顺序。未修改的MPIR发布EXE写C:文件和NUL的进程时间中位数分别为197.00 s和199.37 s，比值为1.012。原Linux输出函数写WSL2 /tmp与/mnt/c的转换关闭阶段中位数分别为37.90 s和40.30 s，比值为1.063；fsync仍另计。MPIR计时还包括算术、位数校正和状态输出，两种后端的端点仍不同。存储文件的数字载荷SHA-256一致，NUL不产生数字文件。该对照界定十亿项下同一后端的存储目标影响，没有分解百亿项耗时差的具体组成。</w:t>
       </w:r>
     </w:p>
     <w:p>
@@ -4444,6 +4839,7 @@
             <w:pPr>
               <w:keepNext/>
               <w:spacing w:after="40" w:before="40" w:line="240" w:lineRule="auto"/>
+              <w:ind w:firstLine="0" w:left="0" w:right="0" w:firstLineChars="0" w:leftChars="0" w:rightChars="0"/>
               <w:jc w:val="center"/>
             </w:pPr>
             <w:r>
@@ -4479,6 +4875,7 @@
             <w:pPr>
               <w:keepNext/>
               <w:spacing w:after="40" w:before="40" w:line="240" w:lineRule="auto"/>
+              <w:ind w:firstLine="0" w:left="0" w:right="0" w:firstLineChars="0" w:leftChars="0" w:rightChars="0"/>
               <w:jc w:val="center"/>
             </w:pPr>
             <w:r>
@@ -4514,6 +4911,7 @@
             <w:pPr>
               <w:keepNext/>
               <w:spacing w:after="40" w:before="40" w:line="240" w:lineRule="auto"/>
+              <w:ind w:firstLine="0" w:left="0" w:right="0" w:firstLineChars="0" w:leftChars="0" w:rightChars="0"/>
               <w:jc w:val="center"/>
             </w:pPr>
             <w:r>
@@ -4549,6 +4947,7 @@
             <w:pPr>
               <w:keepNext/>
               <w:spacing w:after="40" w:before="40" w:line="240" w:lineRule="auto"/>
+              <w:ind w:firstLine="0" w:left="0" w:right="0" w:firstLineChars="0" w:leftChars="0" w:rightChars="0"/>
               <w:jc w:val="center"/>
             </w:pPr>
             <w:r>
@@ -4584,6 +4983,7 @@
             <w:pPr>
               <w:keepNext/>
               <w:spacing w:after="40" w:before="40" w:line="240" w:lineRule="auto"/>
+              <w:ind w:firstLine="0" w:left="0" w:right="0" w:firstLineChars="0" w:leftChars="0" w:rightChars="0"/>
               <w:jc w:val="center"/>
             </w:pPr>
             <w:r>
@@ -4623,6 +5023,7 @@
             <w:pPr>
               <w:keepNext/>
               <w:spacing w:after="40" w:before="40" w:line="240" w:lineRule="auto"/>
+              <w:ind w:firstLine="0" w:left="0" w:right="0" w:firstLineChars="0" w:leftChars="0" w:rightChars="0"/>
               <w:jc w:val="center"/>
             </w:pPr>
             <w:r>
@@ -4673,6 +5074,7 @@
             <w:pPr>
               <w:keepNext/>
               <w:spacing w:after="40" w:before="40" w:line="240" w:lineRule="auto"/>
+              <w:ind w:firstLine="0" w:left="0" w:right="0" w:firstLineChars="0" w:leftChars="0" w:rightChars="0"/>
               <w:jc w:val="center"/>
             </w:pPr>
             <w:r>
@@ -4714,6 +5116,7 @@
             <w:pPr>
               <w:keepNext/>
               <w:spacing w:after="40" w:before="40" w:line="240" w:lineRule="auto"/>
+              <w:ind w:firstLine="0" w:left="0" w:right="0" w:firstLineChars="0" w:leftChars="0" w:rightChars="0"/>
               <w:jc w:val="center"/>
             </w:pPr>
             <w:r>
@@ -4755,6 +5158,7 @@
             <w:pPr>
               <w:keepNext/>
               <w:spacing w:after="40" w:before="40" w:line="240" w:lineRule="auto"/>
+              <w:ind w:firstLine="0" w:left="0" w:right="0" w:firstLineChars="0" w:leftChars="0" w:rightChars="0"/>
               <w:jc w:val="center"/>
             </w:pPr>
             <w:r>
@@ -4796,6 +5200,7 @@
             <w:pPr>
               <w:keepNext/>
               <w:spacing w:after="40" w:before="40" w:line="240" w:lineRule="auto"/>
+              <w:ind w:firstLine="0" w:left="0" w:right="0" w:firstLineChars="0" w:leftChars="0" w:rightChars="0"/>
               <w:jc w:val="center"/>
             </w:pPr>
             <w:r>
@@ -4842,6 +5247,7 @@
             <w:pPr>
               <w:keepNext/>
               <w:spacing w:after="40" w:before="40" w:line="240" w:lineRule="auto"/>
+              <w:ind w:firstLine="0" w:left="0" w:right="0" w:firstLineChars="0" w:leftChars="0" w:rightChars="0"/>
               <w:jc w:val="center"/>
             </w:pPr>
             <w:r>
@@ -4892,6 +5298,7 @@
             <w:pPr>
               <w:keepNext/>
               <w:spacing w:after="40" w:before="40" w:line="240" w:lineRule="auto"/>
+              <w:ind w:firstLine="0" w:left="0" w:right="0" w:firstLineChars="0" w:leftChars="0" w:rightChars="0"/>
               <w:jc w:val="center"/>
             </w:pPr>
             <w:r>
@@ -4933,6 +5340,7 @@
             <w:pPr>
               <w:keepNext/>
               <w:spacing w:after="40" w:before="40" w:line="240" w:lineRule="auto"/>
+              <w:ind w:firstLine="0" w:left="0" w:right="0" w:firstLineChars="0" w:leftChars="0" w:rightChars="0"/>
               <w:jc w:val="center"/>
             </w:pPr>
             <w:r>
@@ -4974,6 +5382,7 @@
             <w:pPr>
               <w:keepNext/>
               <w:spacing w:after="40" w:before="40" w:line="240" w:lineRule="auto"/>
+              <w:ind w:firstLine="0" w:left="0" w:right="0" w:firstLineChars="0" w:leftChars="0" w:rightChars="0"/>
               <w:jc w:val="center"/>
             </w:pPr>
             <w:r>
@@ -5015,6 +5424,7 @@
             <w:pPr>
               <w:keepNext/>
               <w:spacing w:after="40" w:before="40" w:line="240" w:lineRule="auto"/>
+              <w:ind w:firstLine="0" w:left="0" w:right="0" w:firstLineChars="0" w:leftChars="0" w:rightChars="0"/>
               <w:jc w:val="center"/>
             </w:pPr>
             <w:r>
@@ -5061,6 +5471,7 @@
             <w:pPr>
               <w:keepNext/>
               <w:spacing w:after="40" w:before="40" w:line="240" w:lineRule="auto"/>
+              <w:ind w:firstLine="0" w:left="0" w:right="0" w:firstLineChars="0" w:leftChars="0" w:rightChars="0"/>
               <w:jc w:val="center"/>
             </w:pPr>
             <w:r>
@@ -5111,6 +5522,7 @@
             <w:pPr>
               <w:keepNext/>
               <w:spacing w:after="40" w:before="40" w:line="240" w:lineRule="auto"/>
+              <w:ind w:firstLine="0" w:left="0" w:right="0" w:firstLineChars="0" w:leftChars="0" w:rightChars="0"/>
               <w:jc w:val="center"/>
             </w:pPr>
             <w:r>
@@ -5152,6 +5564,7 @@
             <w:pPr>
               <w:keepNext/>
               <w:spacing w:after="40" w:before="40" w:line="240" w:lineRule="auto"/>
+              <w:ind w:firstLine="0" w:left="0" w:right="0" w:firstLineChars="0" w:leftChars="0" w:rightChars="0"/>
               <w:jc w:val="center"/>
             </w:pPr>
             <w:r>
@@ -5193,6 +5606,7 @@
             <w:pPr>
               <w:keepNext/>
               <w:spacing w:after="40" w:before="40" w:line="240" w:lineRule="auto"/>
+              <w:ind w:firstLine="0" w:left="0" w:right="0" w:firstLineChars="0" w:leftChars="0" w:rightChars="0"/>
               <w:jc w:val="center"/>
             </w:pPr>
             <w:r>
@@ -5234,6 +5648,7 @@
             <w:pPr>
               <w:keepNext/>
               <w:spacing w:after="40" w:before="40" w:line="240" w:lineRule="auto"/>
+              <w:ind w:firstLine="0" w:left="0" w:right="0" w:firstLineChars="0" w:leftChars="0" w:rightChars="0"/>
               <w:jc w:val="center"/>
             </w:pPr>
             <w:r>
@@ -5279,6 +5694,7 @@
           <w:p>
             <w:pPr>
               <w:spacing w:after="40" w:before="40" w:line="240" w:lineRule="auto"/>
+              <w:ind w:firstLine="0" w:left="0" w:right="0" w:firstLineChars="0" w:leftChars="0" w:rightChars="0"/>
               <w:jc w:val="center"/>
             </w:pPr>
             <w:r>
@@ -5328,6 +5744,7 @@
           <w:p>
             <w:pPr>
               <w:spacing w:after="40" w:before="40" w:line="240" w:lineRule="auto"/>
+              <w:ind w:firstLine="0" w:left="0" w:right="0" w:firstLineChars="0" w:leftChars="0" w:rightChars="0"/>
               <w:jc w:val="center"/>
             </w:pPr>
             <w:r>
@@ -5368,6 +5785,7 @@
           <w:p>
             <w:pPr>
               <w:spacing w:after="40" w:before="40" w:line="240" w:lineRule="auto"/>
+              <w:ind w:firstLine="0" w:left="0" w:right="0" w:firstLineChars="0" w:leftChars="0" w:rightChars="0"/>
               <w:jc w:val="center"/>
             </w:pPr>
             <w:r>
@@ -5408,6 +5826,7 @@
           <w:p>
             <w:pPr>
               <w:spacing w:after="40" w:before="40" w:line="240" w:lineRule="auto"/>
+              <w:ind w:firstLine="0" w:left="0" w:right="0" w:firstLineChars="0" w:leftChars="0" w:rightChars="0"/>
               <w:jc w:val="center"/>
             </w:pPr>
             <w:r>
@@ -5448,6 +5867,7 @@
           <w:p>
             <w:pPr>
               <w:spacing w:after="40" w:before="40" w:line="240" w:lineRule="auto"/>
+              <w:ind w:firstLine="0" w:left="0" w:right="0" w:firstLineChars="0" w:leftChars="0" w:rightChars="0"/>
               <w:jc w:val="center"/>
             </w:pPr>
             <w:r>
@@ -5520,7 +5940,7 @@
         <w:rPr>
           <w:vertAlign w:val="superscript"/>
         </w:rPr>
-        <w:t>[16]</w:t>
+        <w:t>[17]</w:t>
       </w:r>
       <w:r>
         <w:t>。</w:t>
@@ -5748,7 +6168,7 @@
         <w:rPr>
           <w:sz w:val="15"/>
         </w:rPr>
-        <w:t>[14] THE GNU MP DEVELOPERS. Integer Internals: GNU MP 6.3.0[EB/OL]. (2023)[2026-10-16]. https://gmplib.org/manual/Integer-Internals</w:t>
+        <w:t>[14] MSYS2. mingw-w64-x86_64-gmp 6.3.0-2 package and build metadata[EB/OL]. [2026-10-16]. https://packages.msys2.org/packages/mingw-w64-x86_64-gmp</w:t>
       </w:r>
     </w:p>
     <w:p>
@@ -5776,7 +6196,21 @@
         <w:rPr>
           <w:sz w:val="15"/>
         </w:rPr>
-        <w:t>[16] SMITH A M, KATZ D S, NIEMEYER K E, et al. Software citation principles[J]. PeerJ Computer Science, 2016, 2: e86. https://doi.org/10.7717/peerj-cs.86</w:t>
+        <w:t>[16] THE GNU MP DEVELOPERS. Integer Internals: GNU MP 6.3.0[EB/OL]. (2023)[2026-10-16]. https://gmplib.org/manual/Integer-Internals</w:t>
+      </w:r>
+    </w:p>
+    <w:p>
+      <w:pPr>
+        <w:keepLines/>
+        <w:spacing w:after="20"/>
+        <w:ind w:hanging="160" w:left="160"/>
+        <w:jc w:val="left"/>
+      </w:pPr>
+      <w:r>
+        <w:rPr>
+          <w:sz w:val="15"/>
+        </w:rPr>
+        <w:t>[17] SMITH A M, KATZ D S, NIEMEYER K E, et al. Software citation principles[J]. PeerJ Computer Science, 2016, 2: e86. https://doi.org/10.7717/peerj-cs.86</w:t>
       </w:r>
     </w:p>
     <w:sectPr>

--- a/papers/2026-10-16/zh/manuscript.docx
+++ b/papers/2026-10-16/zh/manuscript.docx
@@ -50,7 +50,20 @@
         <w:rPr>
           <w:b w:val="0"/>
         </w:rPr>
-        <w:t>在32 GB家用电脑上，复测第100亿项斐波那契数的计算与十进制完整输出。采用既有两平方递推、分治转换和独立进程诊断。两份wheel所附Windows GMP DLL均在第80亿项最后一层首次平方失败。另测MSYS2来源GMP 6.3.0 DLL。三份不同哈希DLL的稀疏数平方和C复现器记录相邻结果：2,147,352,576位成功，2,147,352,577位出现64位分配尺寸回绕。WSL2完成3次百亿项输出，Windows原生MPIR完成1次。4份输出与新生成的Linux GMP对照文件均含2,089,876,403位数字，SHA-256一致。故障证据限于所测构建与输入，具体源码表达式尚未定位。</w:t>
+        <w:t>在32 GB家用电脑上完成第100亿项斐波那契数的计算与完整输出，并将此前阻断计算的Windows故障追踪到FFT尺寸计算。三份不同来源或哈希的GMP 6.3.0 DLL均在2,147,352,576位稀疏整数平方成功，增加1位即出现分配尺寸回绕。成对测试与半长FFT取整后的位长度首次达到2</w:t>
+      </w:r>
+      <w:r>
+        <w:rPr>
+          <w:b w:val="0"/>
+          <w:vertAlign w:val="superscript"/>
+        </w:rPr>
+        <w:t>31</w:t>
+      </w:r>
+      <w:r>
+        <w:rPr>
+          <w:b w:val="0"/>
+        </w:rPr>
+        <w:t>的条件吻合。官方源码与DLL尺寸辅助函数给出的有符号32位FFT长度模型，解释了异常请求，并准确预测三份DLL的新台阶。WSL2完成3次百亿项输出，Windows原生MPIR完成1次。4份输出与新Linux GMP对照文件均含2,089,876,403位数字，SHA-256一致。MSYS2的指令和分配帧已核对，稳定版Windows复现待补。</w:t>
       </w:r>
     </w:p>
     <w:p>
@@ -119,7 +132,7 @@
         <w:rPr>
           <w:b w:val="0"/>
         </w:rPr>
-        <w:t>We tested complete computation and decimal output of F(10</w:t>
+        <w:t>We computed and wrote F(10</w:t>
       </w:r>
       <w:r>
         <w:rPr>
@@ -132,7 +145,7 @@
         <w:rPr>
           <w:b w:val="0"/>
         </w:rPr>
-        <w:t>) on a 32 GB home computer using repeated WSL2/Linux trials and native Windows MPIR. Three SHA-256-distinct Windows GMP 6.3.0 DLLs, including an independently sourced MSYS2 package, showed the same adjacent sparse-square outcomes: 2,147,352,576 operand bits succeeded and 2,147,352,577 failed with a wrapped 64-bit allocation request. Asymmetric multiplication also failed, with matched-result tests distinguishing input limb lengths from mathematical result width. Three WSL2 outputs and one MPIR output each contain 2,089,876,403 digits and match a new direct Linux GMP reference by SHA-256. The responsible source expression remains unlocated; results concern the recorded builds and host.</w:t>
+        <w:t>) on a 32 GB home computer and investigated the native Windows failure that had blocked earlier attempts. Three different Windows GMP 6.3.0 DLLs shared an adjacent sparse-square boundary: 2,147,352,576 operand bits succeeded and 2,147,352,577 failed with a wrapped allocation request. Two products both having 4,294,705,089 bits failed or succeeded when their input limb sums were 67,104,769 or 67,104,768, respectively. An FFT size model is consistent with the recorded requests and a predicted step confirmed in all three DLLs; actual MSYS2 instructions and an unwound allocation frame support its signed 32-bit length mechanism. Three WSL2 outputs and one native Windows MPIR output matched a new direct Linux GMP reference, each containing 2,089,876,403 digits. The MSYS2 execution path is corroborated; replication on stable Windows and instruction-level checks of the two wheel DLLs remain open.</w:t>
       </w:r>
     </w:p>
     <w:p>
@@ -231,7 +244,7 @@
         <w:t>[5]</w:t>
       </w:r>
       <w:r>
-        <w:t>，研究算法分派、输出流程和诊断方法的共同作用。工作采用既有公式，贡献在于完整计算与文件输出的工程实现，以及可以检查的验证流程。本文不主张新递推算法，也不依据来源尚未认证的旧参考文件推断超算性能。</w:t>
+        <w:t>，研究算法分派、输出流程和诊断方法的共同作用。工作采用既有公式，贡献在于完整计算与文件输出的工程实现，以及可以检查的验证流程。采用的递推公式是既有方法，旧参考文件单列为历史材料。</w:t>
       </w:r>
     </w:p>
     <w:p>
@@ -250,7 +263,7 @@
     </w:p>
     <w:p>
       <w:r>
-        <w:t>本项目从朴素递归和矩阵幂计算起步，先后尝试快速倍增、Lucas及两平方算法。多次改进后，仍长期未能完成第100亿项的计算与输出。当时在GitHub作探索性检索，未找到可直接参照的同规模完整输出记录；检索日期和关键词未留存，因此不据此主张优先性。逐层日志把Windows失败定位到大整数平方；错误文本显示约4 GiB，最初容易误认为内存上限。后续全宽分配记录表明，实际请求为2</w:t>
+        <w:t>本项目从朴素递归和矩阵幂计算起步，先后尝试快速倍增、Lucas及两平方算法。多次改进后，仍长期未能完成第100亿项的计算与输出。当时在GitHub作探索性检索，未找到可直接参照的同规模完整输出记录。检索日期和关键词未留存，仅保留这一探索过程。逐层日志把Windows失败定位到大整数平方；错误文本显示约4 GiB，最初容易误认为内存上限。后续全宽分配记录表明，实际请求为2</w:t>
       </w:r>
       <w:r>
         <w:rPr>
@@ -268,7 +281,7 @@
         <w:t>[6]</w:t>
       </w:r>
       <w:r>
-        <w:t>；本文不据此指定当前DLL的具体出错表达式。</w:t>
+        <w:t>。本次进一步通过源码和新台阶预测检验机制。</w:t>
       </w:r>
     </w:p>
     <w:p>
@@ -1816,7 +1829,7 @@
         <w:t>[13]</w:t>
       </w:r>
       <w:r>
-        <w:t>，但本文未保留该失败路线的完整定量测量，不据此得出所有大整数并行实现都无益的结论。</w:t>
+        <w:t>，该路线的完整定量记录未保留，正文保留其设计过程。</w:t>
       </w:r>
     </w:p>
     <w:p>
@@ -1905,7 +1918,7 @@
     </w:p>
     <w:p>
       <w:r>
-        <w:t>实验调用原v4.3源码中的算术与输出函数。源码SHA-256前16位为f40028d222e33178（完整值见补充清单），与固定Git版本经LF/CRLF规范化后相同。四种算法在第1000万、1亿、5亿和10亿项各测5次，共80次。每次启动独立进程，按重复轮次循环轮换算法顺序，顺序执行全部计算。算术计时关闭应用层逐层诊断回调（diag=None），不计模块导入、进程启动和原worker的逐层日志开销。正文表列中位数，补充arithmetic_summary.csv列线性插值四分位数及范围，不据5次观测进行显著性推断。</w:t>
+        <w:t>实验调用原v4.3源码中的算术与输出函数。源码SHA-256前16位为f40028d222e33178（完整值见补充清单），与固定Git版本经LF/CRLF规范化后相同。四种算法在第1000万、1亿、5亿和10亿项各测5次，共80次。每次启动独立进程，按重复轮次循环轮换算法顺序，顺序执行全部计算。算术计时关闭应用层逐层诊断回调（diag=None），不计模块导入、进程启动和原worker的逐层日志开销。正文表列中位数，补充arithmetic_summary.csv列线性插值四分位数及范围。</w:t>
       </w:r>
     </w:p>
     <w:p>
@@ -2062,25 +2075,7 @@
         <w:t>[14]</w:t>
       </w:r>
       <w:r>
-        <w:t>，其中`mingw64/bin/libgmp-10.dll`的SHA-256为`37248cda33845e7c5c35a574e57da762dd0a8268f0270d179f30a33746809681`。已核验包哈希；CI构建者、构建日期及GCC 13.2.0-2构建环境记录随附。第三份DLL也复现上述相邻结果。b=2,147,352,577时，2.3.1所附DLL请求2</w:t>
-      </w:r>
-      <w:r>
-        <w:rPr>
-          <w:vertAlign w:val="superscript"/>
-        </w:rPr>
-        <w:t>64</w:t>
-      </w:r>
-      <w:r>
-        <w:t>−523,232字节；2.2.1所附DLL请求2</w:t>
-      </w:r>
-      <w:r>
-        <w:rPr>
-          <w:vertAlign w:val="superscript"/>
-        </w:rPr>
-        <w:t>64</w:t>
-      </w:r>
-      <w:r>
-        <w:t>−523,232字节；MSYS2 DLL请求2</w:t>
+        <w:t>，其中`mingw64/bin/libgmp-10.dll`的SHA-256为`37248cda33845e7c5c35a574e57da762dd0a8268f0270d179f30a33746809681`。已核验包哈希；CI构建者、构建日期及GCC 13.2.0-2构建环境记录随附。第三份DLL也复现上述相邻结果。b=2,147,352,577时，三份DLL均请求2</w:t>
       </w:r>
       <w:r>
         <w:rPr>
@@ -2110,11 +2105,12 @@
         <w:tblLook w:firstColumn="1" w:firstRow="1" w:lastColumn="0" w:lastRow="0" w:noHBand="0" w:noVBand="1" w:val="04A0"/>
       </w:tblPr>
       <w:tblGrid>
-        <w:gridCol w:w="1256"/>
-        <w:gridCol w:w="1256"/>
+        <w:gridCol w:w="1093"/>
+        <w:gridCol w:w="837"/>
+        <w:gridCol w:w="1093"/>
         <w:gridCol w:w="372"/>
-        <w:gridCol w:w="1070"/>
-        <w:gridCol w:w="698"/>
+        <w:gridCol w:w="837"/>
+        <w:gridCol w:w="419"/>
       </w:tblGrid>
       <w:tr>
         <w:trPr>
@@ -2123,7 +2119,1648 @@
         </w:trPr>
         <w:tc>
           <w:tcPr>
-            <w:tcW w:type="dxa" w:w="1256"/>
+            <w:tcW w:type="dxa" w:w="1093"/>
+            <w:tcBorders>
+              <w:top w:val="single" w:sz="4" w:color="D9D9D9"/>
+              <w:left w:val="single" w:sz="4" w:color="D9D9D9"/>
+              <w:bottom w:val="single" w:sz="4" w:color="D9D9D9"/>
+              <w:right w:val="single" w:sz="4" w:color="D9D9D9"/>
+              <w:insideH w:val="single" w:sz="4" w:color="D9D9D9"/>
+              <w:insideV w:val="single" w:sz="4" w:color="D9D9D9"/>
+            </w:tcBorders>
+            <w:tcMar>
+              <w:top w:w="65" w:type="dxa"/>
+              <w:left w:w="40" w:type="dxa"/>
+              <w:bottom w:w="65" w:type="dxa"/>
+              <w:right w:w="40" w:type="dxa"/>
+            </w:tcMar>
+            <w:shd w:fill="EDF0F2"/>
+          </w:tcPr>
+          <w:p>
+            <w:pPr>
+              <w:keepNext/>
+              <w:spacing w:after="40" w:before="40" w:line="240" w:lineRule="auto"/>
+              <w:ind w:firstLine="0" w:left="0" w:right="0" w:firstLineChars="0" w:leftChars="0" w:rightChars="0"/>
+              <w:jc w:val="center"/>
+            </w:pPr>
+            <w:r>
+              <w:rPr>
+                <w:rFonts w:ascii="Times New Roman" w:hAnsi="Times New Roman"/>
+                <w:b/>
+                <w:sz w:val="15"/>
+              </w:rPr>
+              <w:t>操作数位数 b</w:t>
+            </w:r>
+          </w:p>
+        </w:tc>
+        <w:tc>
+          <w:tcPr>
+            <w:tcW w:type="dxa" w:w="837"/>
+            <w:tcBorders>
+              <w:top w:val="single" w:sz="4" w:color="D9D9D9"/>
+              <w:left w:val="single" w:sz="4" w:color="D9D9D9"/>
+              <w:bottom w:val="single" w:sz="4" w:color="D9D9D9"/>
+              <w:right w:val="single" w:sz="4" w:color="D9D9D9"/>
+              <w:insideH w:val="single" w:sz="4" w:color="D9D9D9"/>
+              <w:insideV w:val="single" w:sz="4" w:color="D9D9D9"/>
+            </w:tcBorders>
+            <w:tcMar>
+              <w:top w:w="65" w:type="dxa"/>
+              <w:left w:w="40" w:type="dxa"/>
+              <w:bottom w:w="65" w:type="dxa"/>
+              <w:right w:w="40" w:type="dxa"/>
+            </w:tcMar>
+            <w:shd w:fill="EDF0F2"/>
+          </w:tcPr>
+          <w:p>
+            <w:pPr>
+              <w:keepNext/>
+              <w:spacing w:after="40" w:before="40" w:line="240" w:lineRule="auto"/>
+              <w:ind w:firstLine="0" w:left="0" w:right="0" w:firstLineChars="0" w:leftChars="0" w:rightChars="0"/>
+              <w:jc w:val="center"/>
+            </w:pPr>
+            <w:r>
+              <w:rPr>
+                <w:rFonts w:ascii="Times New Roman" w:hAnsi="Times New Roman"/>
+                <w:b/>
+                <w:sz w:val="15"/>
+              </w:rPr>
+              <w:t>输入limb和</w:t>
+            </w:r>
+          </w:p>
+        </w:tc>
+        <w:tc>
+          <w:tcPr>
+            <w:tcW w:type="dxa" w:w="1093"/>
+            <w:tcBorders>
+              <w:top w:val="single" w:sz="4" w:color="D9D9D9"/>
+              <w:left w:val="single" w:sz="4" w:color="D9D9D9"/>
+              <w:bottom w:val="single" w:sz="4" w:color="D9D9D9"/>
+              <w:right w:val="single" w:sz="4" w:color="D9D9D9"/>
+              <w:insideH w:val="single" w:sz="4" w:color="D9D9D9"/>
+              <w:insideV w:val="single" w:sz="4" w:color="D9D9D9"/>
+            </w:tcBorders>
+            <w:tcMar>
+              <w:top w:w="65" w:type="dxa"/>
+              <w:left w:w="40" w:type="dxa"/>
+              <w:bottom w:w="65" w:type="dxa"/>
+              <w:right w:w="40" w:type="dxa"/>
+            </w:tcMar>
+            <w:shd w:fill="EDF0F2"/>
+          </w:tcPr>
+          <w:p>
+            <w:pPr>
+              <w:keepNext/>
+              <w:spacing w:after="40" w:before="40" w:line="240" w:lineRule="auto"/>
+              <w:ind w:firstLine="0" w:left="0" w:right="0" w:firstLineChars="0" w:leftChars="0" w:rightChars="0"/>
+              <w:jc w:val="center"/>
+            </w:pPr>
+            <w:r>
+              <w:rPr>
+                <w:rFonts w:ascii="Times New Roman" w:hAnsi="Times New Roman"/>
+                <w:b/>
+                <w:sz w:val="15"/>
+              </w:rPr>
+              <w:t>结果位数</w:t>
+            </w:r>
+          </w:p>
+        </w:tc>
+        <w:tc>
+          <w:tcPr>
+            <w:tcW w:type="dxa" w:w="372"/>
+            <w:tcBorders>
+              <w:top w:val="single" w:sz="4" w:color="D9D9D9"/>
+              <w:left w:val="single" w:sz="4" w:color="D9D9D9"/>
+              <w:bottom w:val="single" w:sz="4" w:color="D9D9D9"/>
+              <w:right w:val="single" w:sz="4" w:color="D9D9D9"/>
+              <w:insideH w:val="single" w:sz="4" w:color="D9D9D9"/>
+              <w:insideV w:val="single" w:sz="4" w:color="D9D9D9"/>
+            </w:tcBorders>
+            <w:tcMar>
+              <w:top w:w="65" w:type="dxa"/>
+              <w:left w:w="40" w:type="dxa"/>
+              <w:bottom w:w="65" w:type="dxa"/>
+              <w:right w:w="40" w:type="dxa"/>
+            </w:tcMar>
+            <w:shd w:fill="EDF0F2"/>
+          </w:tcPr>
+          <w:p>
+            <w:pPr>
+              <w:keepNext/>
+              <w:spacing w:after="40" w:before="40" w:line="240" w:lineRule="auto"/>
+              <w:ind w:firstLine="0" w:left="0" w:right="0" w:firstLineChars="0" w:leftChars="0" w:rightChars="0"/>
+              <w:jc w:val="center"/>
+            </w:pPr>
+            <w:r>
+              <w:rPr>
+                <w:rFonts w:ascii="Times New Roman" w:hAnsi="Times New Roman"/>
+                <w:b/>
+                <w:sz w:val="15"/>
+              </w:rPr>
+              <w:t>差</w:t>
+            </w:r>
+          </w:p>
+        </w:tc>
+        <w:tc>
+          <w:tcPr>
+            <w:tcW w:type="dxa" w:w="837"/>
+            <w:tcBorders>
+              <w:top w:val="single" w:sz="4" w:color="D9D9D9"/>
+              <w:left w:val="single" w:sz="4" w:color="D9D9D9"/>
+              <w:bottom w:val="single" w:sz="4" w:color="D9D9D9"/>
+              <w:right w:val="single" w:sz="4" w:color="D9D9D9"/>
+              <w:insideH w:val="single" w:sz="4" w:color="D9D9D9"/>
+              <w:insideV w:val="single" w:sz="4" w:color="D9D9D9"/>
+            </w:tcBorders>
+            <w:tcMar>
+              <w:top w:w="65" w:type="dxa"/>
+              <w:left w:w="40" w:type="dxa"/>
+              <w:bottom w:w="65" w:type="dxa"/>
+              <w:right w:w="40" w:type="dxa"/>
+            </w:tcMar>
+            <w:shd w:fill="EDF0F2"/>
+          </w:tcPr>
+          <w:p>
+            <w:pPr>
+              <w:keepNext/>
+              <w:spacing w:after="40" w:before="40" w:line="240" w:lineRule="auto"/>
+              <w:ind w:firstLine="0" w:left="0" w:right="0" w:firstLineChars="0" w:leftChars="0" w:rightChars="0"/>
+              <w:jc w:val="center"/>
+            </w:pPr>
+            <w:r>
+              <w:rPr>
+                <w:rFonts w:ascii="Times New Roman" w:hAnsi="Times New Roman"/>
+                <w:b/>
+                <w:sz w:val="15"/>
+              </w:rPr>
+              <w:t>结果limb</w:t>
+            </w:r>
+          </w:p>
+        </w:tc>
+        <w:tc>
+          <w:tcPr>
+            <w:tcW w:type="dxa" w:w="419"/>
+            <w:tcBorders>
+              <w:top w:val="single" w:sz="4" w:color="D9D9D9"/>
+              <w:left w:val="single" w:sz="4" w:color="D9D9D9"/>
+              <w:bottom w:val="single" w:sz="4" w:color="D9D9D9"/>
+              <w:right w:val="single" w:sz="4" w:color="D9D9D9"/>
+              <w:insideH w:val="single" w:sz="4" w:color="D9D9D9"/>
+              <w:insideV w:val="single" w:sz="4" w:color="D9D9D9"/>
+            </w:tcBorders>
+            <w:tcMar>
+              <w:top w:w="65" w:type="dxa"/>
+              <w:left w:w="40" w:type="dxa"/>
+              <w:bottom w:w="65" w:type="dxa"/>
+              <w:right w:w="40" w:type="dxa"/>
+            </w:tcMar>
+            <w:shd w:fill="EDF0F2"/>
+          </w:tcPr>
+          <w:p>
+            <w:pPr>
+              <w:keepNext/>
+              <w:spacing w:after="40" w:before="40" w:line="240" w:lineRule="auto"/>
+              <w:ind w:firstLine="0" w:left="0" w:right="0" w:firstLineChars="0" w:leftChars="0" w:rightChars="0"/>
+              <w:jc w:val="center"/>
+            </w:pPr>
+            <w:r>
+              <w:rPr>
+                <w:rFonts w:ascii="Times New Roman" w:hAnsi="Times New Roman"/>
+                <w:b/>
+                <w:sz w:val="15"/>
+              </w:rPr>
+              <w:t>结果</w:t>
+            </w:r>
+          </w:p>
+        </w:tc>
+      </w:tr>
+      <w:tr>
+        <w:trPr>
+          <w:cantSplit/>
+        </w:trPr>
+        <w:tc>
+          <w:tcPr>
+            <w:tcW w:type="dxa" w:w="1093"/>
+            <w:tcBorders>
+              <w:top w:val="single" w:sz="4" w:color="D9D9D9"/>
+              <w:left w:val="single" w:sz="4" w:color="D9D9D9"/>
+              <w:bottom w:val="single" w:sz="4" w:color="D9D9D9"/>
+              <w:right w:val="single" w:sz="4" w:color="D9D9D9"/>
+              <w:insideH w:val="single" w:sz="4" w:color="D9D9D9"/>
+              <w:insideV w:val="single" w:sz="4" w:color="D9D9D9"/>
+            </w:tcBorders>
+            <w:tcMar>
+              <w:top w:w="65" w:type="dxa"/>
+              <w:left w:w="40" w:type="dxa"/>
+              <w:bottom w:w="65" w:type="dxa"/>
+              <w:right w:w="40" w:type="dxa"/>
+            </w:tcMar>
+          </w:tcPr>
+          <w:p>
+            <w:pPr>
+              <w:keepNext/>
+              <w:spacing w:after="40" w:before="40" w:line="240" w:lineRule="auto"/>
+              <w:ind w:firstLine="0" w:left="0" w:right="0" w:firstLineChars="0" w:leftChars="0" w:rightChars="0"/>
+              <w:jc w:val="center"/>
+            </w:pPr>
+            <w:r>
+              <w:rPr>
+                <w:rFonts w:ascii="Times New Roman" w:hAnsi="Times New Roman"/>
+                <w:b w:val="0"/>
+                <w:sz w:val="15"/>
+              </w:rPr>
+            </w:r>
+            <w:r>
+              <w:rPr>
+                <w:rFonts w:ascii="Times New Roman" w:hAnsi="Times New Roman"/>
+                <w:b w:val="0"/>
+                <w:sz w:val="15"/>
+              </w:rPr>
+              <w:t>2,147,352,576</w:t>
+            </w:r>
+          </w:p>
+        </w:tc>
+        <w:tc>
+          <w:tcPr>
+            <w:tcW w:type="dxa" w:w="837"/>
+            <w:tcBorders>
+              <w:top w:val="single" w:sz="4" w:color="D9D9D9"/>
+              <w:left w:val="single" w:sz="4" w:color="D9D9D9"/>
+              <w:bottom w:val="single" w:sz="4" w:color="D9D9D9"/>
+              <w:right w:val="single" w:sz="4" w:color="D9D9D9"/>
+              <w:insideH w:val="single" w:sz="4" w:color="D9D9D9"/>
+              <w:insideV w:val="single" w:sz="4" w:color="D9D9D9"/>
+            </w:tcBorders>
+            <w:tcMar>
+              <w:top w:w="65" w:type="dxa"/>
+              <w:left w:w="40" w:type="dxa"/>
+              <w:bottom w:w="65" w:type="dxa"/>
+              <w:right w:w="40" w:type="dxa"/>
+            </w:tcMar>
+          </w:tcPr>
+          <w:p>
+            <w:pPr>
+              <w:keepNext/>
+              <w:spacing w:after="40" w:before="40" w:line="240" w:lineRule="auto"/>
+              <w:ind w:firstLine="0" w:left="0" w:right="0" w:firstLineChars="0" w:leftChars="0" w:rightChars="0"/>
+              <w:jc w:val="center"/>
+            </w:pPr>
+            <w:r>
+              <w:rPr>
+                <w:rFonts w:ascii="Times New Roman" w:hAnsi="Times New Roman"/>
+                <w:b w:val="0"/>
+                <w:sz w:val="15"/>
+              </w:rPr>
+            </w:r>
+            <w:r>
+              <w:rPr>
+                <w:rFonts w:ascii="Times New Roman" w:hAnsi="Times New Roman"/>
+                <w:b w:val="0"/>
+                <w:sz w:val="15"/>
+              </w:rPr>
+              <w:t>67,104,768</w:t>
+            </w:r>
+          </w:p>
+        </w:tc>
+        <w:tc>
+          <w:tcPr>
+            <w:tcW w:type="dxa" w:w="1093"/>
+            <w:tcBorders>
+              <w:top w:val="single" w:sz="4" w:color="D9D9D9"/>
+              <w:left w:val="single" w:sz="4" w:color="D9D9D9"/>
+              <w:bottom w:val="single" w:sz="4" w:color="D9D9D9"/>
+              <w:right w:val="single" w:sz="4" w:color="D9D9D9"/>
+              <w:insideH w:val="single" w:sz="4" w:color="D9D9D9"/>
+              <w:insideV w:val="single" w:sz="4" w:color="D9D9D9"/>
+            </w:tcBorders>
+            <w:tcMar>
+              <w:top w:w="65" w:type="dxa"/>
+              <w:left w:w="40" w:type="dxa"/>
+              <w:bottom w:w="65" w:type="dxa"/>
+              <w:right w:w="40" w:type="dxa"/>
+            </w:tcMar>
+          </w:tcPr>
+          <w:p>
+            <w:pPr>
+              <w:keepNext/>
+              <w:spacing w:after="40" w:before="40" w:line="240" w:lineRule="auto"/>
+              <w:ind w:firstLine="0" w:left="0" w:right="0" w:firstLineChars="0" w:leftChars="0" w:rightChars="0"/>
+              <w:jc w:val="center"/>
+            </w:pPr>
+            <w:r>
+              <w:rPr>
+                <w:rFonts w:ascii="Times New Roman" w:hAnsi="Times New Roman"/>
+                <w:b w:val="0"/>
+                <w:sz w:val="15"/>
+              </w:rPr>
+            </w:r>
+            <w:r>
+              <w:rPr>
+                <w:rFonts w:ascii="Times New Roman" w:hAnsi="Times New Roman"/>
+                <w:b w:val="0"/>
+                <w:sz w:val="15"/>
+              </w:rPr>
+              <w:t>4,294,705,151</w:t>
+            </w:r>
+          </w:p>
+        </w:tc>
+        <w:tc>
+          <w:tcPr>
+            <w:tcW w:type="dxa" w:w="372"/>
+            <w:tcBorders>
+              <w:top w:val="single" w:sz="4" w:color="D9D9D9"/>
+              <w:left w:val="single" w:sz="4" w:color="D9D9D9"/>
+              <w:bottom w:val="single" w:sz="4" w:color="D9D9D9"/>
+              <w:right w:val="single" w:sz="4" w:color="D9D9D9"/>
+              <w:insideH w:val="single" w:sz="4" w:color="D9D9D9"/>
+              <w:insideV w:val="single" w:sz="4" w:color="D9D9D9"/>
+            </w:tcBorders>
+            <w:tcMar>
+              <w:top w:w="65" w:type="dxa"/>
+              <w:left w:w="40" w:type="dxa"/>
+              <w:bottom w:w="65" w:type="dxa"/>
+              <w:right w:w="40" w:type="dxa"/>
+            </w:tcMar>
+          </w:tcPr>
+          <w:p>
+            <w:pPr>
+              <w:keepNext/>
+              <w:spacing w:after="40" w:before="40" w:line="240" w:lineRule="auto"/>
+              <w:ind w:firstLine="0" w:left="0" w:right="0" w:firstLineChars="0" w:leftChars="0" w:rightChars="0"/>
+              <w:jc w:val="center"/>
+            </w:pPr>
+            <w:r>
+              <w:rPr>
+                <w:rFonts w:ascii="Times New Roman" w:hAnsi="Times New Roman"/>
+                <w:b w:val="0"/>
+                <w:sz w:val="15"/>
+              </w:rPr>
+            </w:r>
+            <w:r>
+              <w:rPr>
+                <w:rFonts w:ascii="Times New Roman" w:hAnsi="Times New Roman"/>
+                <w:b w:val="0"/>
+                <w:sz w:val="15"/>
+              </w:rPr>
+              <w:t>−1</w:t>
+            </w:r>
+          </w:p>
+        </w:tc>
+        <w:tc>
+          <w:tcPr>
+            <w:tcW w:type="dxa" w:w="837"/>
+            <w:tcBorders>
+              <w:top w:val="single" w:sz="4" w:color="D9D9D9"/>
+              <w:left w:val="single" w:sz="4" w:color="D9D9D9"/>
+              <w:bottom w:val="single" w:sz="4" w:color="D9D9D9"/>
+              <w:right w:val="single" w:sz="4" w:color="D9D9D9"/>
+              <w:insideH w:val="single" w:sz="4" w:color="D9D9D9"/>
+              <w:insideV w:val="single" w:sz="4" w:color="D9D9D9"/>
+            </w:tcBorders>
+            <w:tcMar>
+              <w:top w:w="65" w:type="dxa"/>
+              <w:left w:w="40" w:type="dxa"/>
+              <w:bottom w:w="65" w:type="dxa"/>
+              <w:right w:w="40" w:type="dxa"/>
+            </w:tcMar>
+          </w:tcPr>
+          <w:p>
+            <w:pPr>
+              <w:keepNext/>
+              <w:spacing w:after="40" w:before="40" w:line="240" w:lineRule="auto"/>
+              <w:ind w:firstLine="0" w:left="0" w:right="0" w:firstLineChars="0" w:leftChars="0" w:rightChars="0"/>
+              <w:jc w:val="center"/>
+            </w:pPr>
+            <w:r>
+              <w:rPr>
+                <w:rFonts w:ascii="Times New Roman" w:hAnsi="Times New Roman"/>
+                <w:b w:val="0"/>
+                <w:sz w:val="15"/>
+              </w:rPr>
+            </w:r>
+            <w:r>
+              <w:rPr>
+                <w:rFonts w:ascii="Times New Roman" w:hAnsi="Times New Roman"/>
+                <w:b w:val="0"/>
+                <w:sz w:val="15"/>
+              </w:rPr>
+              <w:t>67,104,768</w:t>
+            </w:r>
+          </w:p>
+        </w:tc>
+        <w:tc>
+          <w:tcPr>
+            <w:tcW w:type="dxa" w:w="419"/>
+            <w:tcBorders>
+              <w:top w:val="single" w:sz="4" w:color="D9D9D9"/>
+              <w:left w:val="single" w:sz="4" w:color="D9D9D9"/>
+              <w:bottom w:val="single" w:sz="4" w:color="D9D9D9"/>
+              <w:right w:val="single" w:sz="4" w:color="D9D9D9"/>
+              <w:insideH w:val="single" w:sz="4" w:color="D9D9D9"/>
+              <w:insideV w:val="single" w:sz="4" w:color="D9D9D9"/>
+            </w:tcBorders>
+            <w:tcMar>
+              <w:top w:w="65" w:type="dxa"/>
+              <w:left w:w="40" w:type="dxa"/>
+              <w:bottom w:w="65" w:type="dxa"/>
+              <w:right w:w="40" w:type="dxa"/>
+            </w:tcMar>
+          </w:tcPr>
+          <w:p>
+            <w:pPr>
+              <w:keepNext/>
+              <w:spacing w:after="40" w:before="40" w:line="240" w:lineRule="auto"/>
+              <w:ind w:firstLine="0" w:left="0" w:right="0" w:firstLineChars="0" w:leftChars="0" w:rightChars="0"/>
+              <w:jc w:val="center"/>
+            </w:pPr>
+            <w:r>
+              <w:rPr>
+                <w:rFonts w:ascii="Times New Roman" w:hAnsi="Times New Roman"/>
+                <w:b w:val="0"/>
+                <w:sz w:val="15"/>
+              </w:rPr>
+            </w:r>
+            <w:r>
+              <w:rPr>
+                <w:rFonts w:ascii="Times New Roman" w:hAnsi="Times New Roman"/>
+                <w:b w:val="0"/>
+                <w:sz w:val="15"/>
+              </w:rPr>
+              <w:t>成功</w:t>
+            </w:r>
+          </w:p>
+        </w:tc>
+      </w:tr>
+      <w:tr>
+        <w:trPr>
+          <w:cantSplit/>
+        </w:trPr>
+        <w:tc>
+          <w:tcPr>
+            <w:tcW w:type="dxa" w:w="1093"/>
+            <w:tcBorders>
+              <w:top w:val="single" w:sz="4" w:color="D9D9D9"/>
+              <w:left w:val="single" w:sz="4" w:color="D9D9D9"/>
+              <w:bottom w:val="single" w:sz="4" w:color="D9D9D9"/>
+              <w:right w:val="single" w:sz="4" w:color="D9D9D9"/>
+              <w:insideH w:val="single" w:sz="4" w:color="D9D9D9"/>
+              <w:insideV w:val="single" w:sz="4" w:color="D9D9D9"/>
+            </w:tcBorders>
+            <w:tcMar>
+              <w:top w:w="65" w:type="dxa"/>
+              <w:left w:w="40" w:type="dxa"/>
+              <w:bottom w:w="65" w:type="dxa"/>
+              <w:right w:w="40" w:type="dxa"/>
+            </w:tcMar>
+          </w:tcPr>
+          <w:p>
+            <w:pPr>
+              <w:keepNext/>
+              <w:spacing w:after="40" w:before="40" w:line="240" w:lineRule="auto"/>
+              <w:ind w:firstLine="0" w:left="0" w:right="0" w:firstLineChars="0" w:leftChars="0" w:rightChars="0"/>
+              <w:jc w:val="center"/>
+            </w:pPr>
+            <w:r>
+              <w:rPr>
+                <w:rFonts w:ascii="Times New Roman" w:hAnsi="Times New Roman"/>
+                <w:b w:val="0"/>
+                <w:sz w:val="15"/>
+              </w:rPr>
+            </w:r>
+            <w:r>
+              <w:rPr>
+                <w:rFonts w:ascii="Times New Roman" w:hAnsi="Times New Roman"/>
+                <w:b w:val="0"/>
+                <w:sz w:val="15"/>
+              </w:rPr>
+              <w:t>2,147,352,577</w:t>
+            </w:r>
+          </w:p>
+        </w:tc>
+        <w:tc>
+          <w:tcPr>
+            <w:tcW w:type="dxa" w:w="837"/>
+            <w:tcBorders>
+              <w:top w:val="single" w:sz="4" w:color="D9D9D9"/>
+              <w:left w:val="single" w:sz="4" w:color="D9D9D9"/>
+              <w:bottom w:val="single" w:sz="4" w:color="D9D9D9"/>
+              <w:right w:val="single" w:sz="4" w:color="D9D9D9"/>
+              <w:insideH w:val="single" w:sz="4" w:color="D9D9D9"/>
+              <w:insideV w:val="single" w:sz="4" w:color="D9D9D9"/>
+            </w:tcBorders>
+            <w:tcMar>
+              <w:top w:w="65" w:type="dxa"/>
+              <w:left w:w="40" w:type="dxa"/>
+              <w:bottom w:w="65" w:type="dxa"/>
+              <w:right w:w="40" w:type="dxa"/>
+            </w:tcMar>
+          </w:tcPr>
+          <w:p>
+            <w:pPr>
+              <w:keepNext/>
+              <w:spacing w:after="40" w:before="40" w:line="240" w:lineRule="auto"/>
+              <w:ind w:firstLine="0" w:left="0" w:right="0" w:firstLineChars="0" w:leftChars="0" w:rightChars="0"/>
+              <w:jc w:val="center"/>
+            </w:pPr>
+            <w:r>
+              <w:rPr>
+                <w:rFonts w:ascii="Times New Roman" w:hAnsi="Times New Roman"/>
+                <w:b w:val="0"/>
+                <w:sz w:val="15"/>
+              </w:rPr>
+            </w:r>
+            <w:r>
+              <w:rPr>
+                <w:rFonts w:ascii="Times New Roman" w:hAnsi="Times New Roman"/>
+                <w:b w:val="0"/>
+                <w:sz w:val="15"/>
+              </w:rPr>
+              <w:t>67,104,770</w:t>
+            </w:r>
+          </w:p>
+        </w:tc>
+        <w:tc>
+          <w:tcPr>
+            <w:tcW w:type="dxa" w:w="1093"/>
+            <w:tcBorders>
+              <w:top w:val="single" w:sz="4" w:color="D9D9D9"/>
+              <w:left w:val="single" w:sz="4" w:color="D9D9D9"/>
+              <w:bottom w:val="single" w:sz="4" w:color="D9D9D9"/>
+              <w:right w:val="single" w:sz="4" w:color="D9D9D9"/>
+              <w:insideH w:val="single" w:sz="4" w:color="D9D9D9"/>
+              <w:insideV w:val="single" w:sz="4" w:color="D9D9D9"/>
+            </w:tcBorders>
+            <w:tcMar>
+              <w:top w:w="65" w:type="dxa"/>
+              <w:left w:w="40" w:type="dxa"/>
+              <w:bottom w:w="65" w:type="dxa"/>
+              <w:right w:w="40" w:type="dxa"/>
+            </w:tcMar>
+          </w:tcPr>
+          <w:p>
+            <w:pPr>
+              <w:keepNext/>
+              <w:spacing w:after="40" w:before="40" w:line="240" w:lineRule="auto"/>
+              <w:ind w:firstLine="0" w:left="0" w:right="0" w:firstLineChars="0" w:leftChars="0" w:rightChars="0"/>
+              <w:jc w:val="center"/>
+            </w:pPr>
+            <w:r>
+              <w:rPr>
+                <w:rFonts w:ascii="Times New Roman" w:hAnsi="Times New Roman"/>
+                <w:b w:val="0"/>
+                <w:sz w:val="15"/>
+              </w:rPr>
+            </w:r>
+            <w:r>
+              <w:rPr>
+                <w:rFonts w:ascii="Times New Roman" w:hAnsi="Times New Roman"/>
+                <w:b w:val="0"/>
+                <w:sz w:val="15"/>
+              </w:rPr>
+              <w:t>4,294,705,153</w:t>
+            </w:r>
+          </w:p>
+        </w:tc>
+        <w:tc>
+          <w:tcPr>
+            <w:tcW w:type="dxa" w:w="372"/>
+            <w:tcBorders>
+              <w:top w:val="single" w:sz="4" w:color="D9D9D9"/>
+              <w:left w:val="single" w:sz="4" w:color="D9D9D9"/>
+              <w:bottom w:val="single" w:sz="4" w:color="D9D9D9"/>
+              <w:right w:val="single" w:sz="4" w:color="D9D9D9"/>
+              <w:insideH w:val="single" w:sz="4" w:color="D9D9D9"/>
+              <w:insideV w:val="single" w:sz="4" w:color="D9D9D9"/>
+            </w:tcBorders>
+            <w:tcMar>
+              <w:top w:w="65" w:type="dxa"/>
+              <w:left w:w="40" w:type="dxa"/>
+              <w:bottom w:w="65" w:type="dxa"/>
+              <w:right w:w="40" w:type="dxa"/>
+            </w:tcMar>
+          </w:tcPr>
+          <w:p>
+            <w:pPr>
+              <w:keepNext/>
+              <w:spacing w:after="40" w:before="40" w:line="240" w:lineRule="auto"/>
+              <w:ind w:firstLine="0" w:left="0" w:right="0" w:firstLineChars="0" w:leftChars="0" w:rightChars="0"/>
+              <w:jc w:val="center"/>
+            </w:pPr>
+            <w:r>
+              <w:rPr>
+                <w:rFonts w:ascii="Times New Roman" w:hAnsi="Times New Roman"/>
+                <w:b w:val="0"/>
+                <w:sz w:val="15"/>
+              </w:rPr>
+            </w:r>
+            <w:r>
+              <w:rPr>
+                <w:rFonts w:ascii="Times New Roman" w:hAnsi="Times New Roman"/>
+                <w:b w:val="0"/>
+                <w:sz w:val="15"/>
+              </w:rPr>
+              <w:t>+1</w:t>
+            </w:r>
+          </w:p>
+        </w:tc>
+        <w:tc>
+          <w:tcPr>
+            <w:tcW w:type="dxa" w:w="837"/>
+            <w:tcBorders>
+              <w:top w:val="single" w:sz="4" w:color="D9D9D9"/>
+              <w:left w:val="single" w:sz="4" w:color="D9D9D9"/>
+              <w:bottom w:val="single" w:sz="4" w:color="D9D9D9"/>
+              <w:right w:val="single" w:sz="4" w:color="D9D9D9"/>
+              <w:insideH w:val="single" w:sz="4" w:color="D9D9D9"/>
+              <w:insideV w:val="single" w:sz="4" w:color="D9D9D9"/>
+            </w:tcBorders>
+            <w:tcMar>
+              <w:top w:w="65" w:type="dxa"/>
+              <w:left w:w="40" w:type="dxa"/>
+              <w:bottom w:w="65" w:type="dxa"/>
+              <w:right w:w="40" w:type="dxa"/>
+            </w:tcMar>
+          </w:tcPr>
+          <w:p>
+            <w:pPr>
+              <w:keepNext/>
+              <w:spacing w:after="40" w:before="40" w:line="240" w:lineRule="auto"/>
+              <w:ind w:firstLine="0" w:left="0" w:right="0" w:firstLineChars="0" w:leftChars="0" w:rightChars="0"/>
+              <w:jc w:val="center"/>
+            </w:pPr>
+            <w:r>
+              <w:rPr>
+                <w:rFonts w:ascii="Times New Roman" w:hAnsi="Times New Roman"/>
+                <w:b w:val="0"/>
+                <w:sz w:val="15"/>
+              </w:rPr>
+            </w:r>
+            <w:r>
+              <w:rPr>
+                <w:rFonts w:ascii="Times New Roman" w:hAnsi="Times New Roman"/>
+                <w:b w:val="0"/>
+                <w:sz w:val="15"/>
+              </w:rPr>
+              <w:t>67,104,769</w:t>
+            </w:r>
+          </w:p>
+        </w:tc>
+        <w:tc>
+          <w:tcPr>
+            <w:tcW w:type="dxa" w:w="419"/>
+            <w:tcBorders>
+              <w:top w:val="single" w:sz="4" w:color="D9D9D9"/>
+              <w:left w:val="single" w:sz="4" w:color="D9D9D9"/>
+              <w:bottom w:val="single" w:sz="4" w:color="D9D9D9"/>
+              <w:right w:val="single" w:sz="4" w:color="D9D9D9"/>
+              <w:insideH w:val="single" w:sz="4" w:color="D9D9D9"/>
+              <w:insideV w:val="single" w:sz="4" w:color="D9D9D9"/>
+            </w:tcBorders>
+            <w:tcMar>
+              <w:top w:w="65" w:type="dxa"/>
+              <w:left w:w="40" w:type="dxa"/>
+              <w:bottom w:w="65" w:type="dxa"/>
+              <w:right w:w="40" w:type="dxa"/>
+            </w:tcMar>
+          </w:tcPr>
+          <w:p>
+            <w:pPr>
+              <w:keepNext/>
+              <w:spacing w:after="40" w:before="40" w:line="240" w:lineRule="auto"/>
+              <w:ind w:firstLine="0" w:left="0" w:right="0" w:firstLineChars="0" w:leftChars="0" w:rightChars="0"/>
+              <w:jc w:val="center"/>
+            </w:pPr>
+            <w:r>
+              <w:rPr>
+                <w:rFonts w:ascii="Times New Roman" w:hAnsi="Times New Roman"/>
+                <w:b w:val="0"/>
+                <w:sz w:val="15"/>
+              </w:rPr>
+            </w:r>
+            <w:r>
+              <w:rPr>
+                <w:rFonts w:ascii="Times New Roman" w:hAnsi="Times New Roman"/>
+                <w:b w:val="0"/>
+                <w:sz w:val="15"/>
+              </w:rPr>
+              <w:t>回绕</w:t>
+            </w:r>
+          </w:p>
+        </w:tc>
+      </w:tr>
+    </w:tbl>
+    <w:p>
+      <w:pPr>
+        <w:keepLines/>
+      </w:pPr>
+      <w:r>
+        <w:t>注：差值为数学结果位数减T。输入limb和由操作数实际长度计算。两行规范化结果分别占67,104,768和67,104,769个limb；失败行结果位数由稀疏输入推得。</w:t>
+      </w:r>
+    </w:p>
+    <w:p>
+      <w:pPr>
+        <w:pStyle w:val="a1"/>
+        <w:keepNext/>
+        <w:numPr>
+          <w:numId w:val="0"/>
+        </w:numPr>
+      </w:pPr>
+      <w:r>
+        <w:t>3.2.4 输入长度与FFT机制检验</w:t>
+      </w:r>
+    </w:p>
+    <w:p>
+      <w:r>
+        <w:t>使用MSYS2同包gmp.h的类型探针测得：mp_limb_t为8字节，mp_size_t、mp_bitcnt_t和unsigned long为4字节。MPIR Win64头文件使用64位mp_size_t和mp_bitcnt_t</w:t>
+      </w:r>
+      <w:r>
+        <w:rPr>
+          <w:vertAlign w:val="superscript"/>
+        </w:rPr>
+        <w:t>[15]</w:t>
+      </w:r>
+      <w:r>
+        <w:t>。两份wheel配套头文件尚未取得。GMP容量字段按limb计数</w:t>
+      </w:r>
+      <w:r>
+        <w:rPr>
+          <w:vertAlign w:val="superscript"/>
+        </w:rPr>
+        <w:t>[16]</w:t>
+      </w:r>
+      <w:r>
+        <w:t>，约6700万个limb本身远低于INT_MAX。</w:t>
+      </w:r>
+    </w:p>
+    <w:p>
+      <w:r>
+        <w:t>不同地址的两组乘法得到相同的4,294,705,089位数学结果，却因输入limb和相差1出现一败一成。三份DLL结果一致。</w:t>
+      </w:r>
+    </w:p>
+    <w:p>
+      <w:pPr>
+        <w:pStyle w:val="afb"/>
+        <w:keepNext/>
+      </w:pPr>
+      <w:r>
+        <w:t>表 3  相同结果位数而输入limb和不同的成对测试</w:t>
+        <w:br/>
+        <w:t>Table 3  Equal mathematical result widths with different input limb sums</w:t>
+      </w:r>
+    </w:p>
+    <w:tbl>
+      <w:tblPr>
+        <w:tblW w:type="dxa" w:w="4651"/>
+        <w:tblLayout w:type="fixed"/>
+        <w:tblLook w:firstColumn="1" w:firstRow="1" w:lastColumn="0" w:lastRow="0" w:noHBand="0" w:noVBand="1" w:val="04A0"/>
+      </w:tblPr>
+      <w:tblGrid>
+        <w:gridCol w:w="1442"/>
+        <w:gridCol w:w="1442"/>
+        <w:gridCol w:w="1116"/>
+        <w:gridCol w:w="651"/>
+      </w:tblGrid>
+      <w:tr>
+        <w:trPr>
+          <w:cantSplit/>
+          <w:tblHeader/>
+        </w:trPr>
+        <w:tc>
+          <w:tcPr>
+            <w:tcW w:type="dxa" w:w="1442"/>
+            <w:tcBorders>
+              <w:top w:val="single" w:sz="4" w:color="D9D9D9"/>
+              <w:left w:val="single" w:sz="4" w:color="D9D9D9"/>
+              <w:bottom w:val="single" w:sz="4" w:color="D9D9D9"/>
+              <w:right w:val="single" w:sz="4" w:color="D9D9D9"/>
+              <w:insideH w:val="single" w:sz="4" w:color="D9D9D9"/>
+              <w:insideV w:val="single" w:sz="4" w:color="D9D9D9"/>
+            </w:tcBorders>
+            <w:tcMar>
+              <w:top w:w="65" w:type="dxa"/>
+              <w:left w:w="40" w:type="dxa"/>
+              <w:bottom w:w="65" w:type="dxa"/>
+              <w:right w:w="40" w:type="dxa"/>
+            </w:tcMar>
+            <w:shd w:fill="EDF0F2"/>
+          </w:tcPr>
+          <w:p>
+            <w:pPr>
+              <w:keepNext/>
+              <w:spacing w:after="40" w:before="40" w:line="240" w:lineRule="auto"/>
+              <w:ind w:firstLine="0" w:left="0" w:right="0" w:firstLineChars="0" w:leftChars="0" w:rightChars="0"/>
+              <w:jc w:val="center"/>
+            </w:pPr>
+            <w:r>
+              <w:rPr>
+                <w:rFonts w:ascii="Times New Roman" w:hAnsi="Times New Roman"/>
+                <w:b/>
+                <w:sz w:val="15"/>
+              </w:rPr>
+              <w:t>A位数</w:t>
+            </w:r>
+          </w:p>
+        </w:tc>
+        <w:tc>
+          <w:tcPr>
+            <w:tcW w:type="dxa" w:w="1442"/>
+            <w:tcBorders>
+              <w:top w:val="single" w:sz="4" w:color="D9D9D9"/>
+              <w:left w:val="single" w:sz="4" w:color="D9D9D9"/>
+              <w:bottom w:val="single" w:sz="4" w:color="D9D9D9"/>
+              <w:right w:val="single" w:sz="4" w:color="D9D9D9"/>
+              <w:insideH w:val="single" w:sz="4" w:color="D9D9D9"/>
+              <w:insideV w:val="single" w:sz="4" w:color="D9D9D9"/>
+            </w:tcBorders>
+            <w:tcMar>
+              <w:top w:w="65" w:type="dxa"/>
+              <w:left w:w="40" w:type="dxa"/>
+              <w:bottom w:w="65" w:type="dxa"/>
+              <w:right w:w="40" w:type="dxa"/>
+            </w:tcMar>
+            <w:shd w:fill="EDF0F2"/>
+          </w:tcPr>
+          <w:p>
+            <w:pPr>
+              <w:keepNext/>
+              <w:spacing w:after="40" w:before="40" w:line="240" w:lineRule="auto"/>
+              <w:ind w:firstLine="0" w:left="0" w:right="0" w:firstLineChars="0" w:leftChars="0" w:rightChars="0"/>
+              <w:jc w:val="center"/>
+            </w:pPr>
+            <w:r>
+              <w:rPr>
+                <w:rFonts w:ascii="Times New Roman" w:hAnsi="Times New Roman"/>
+                <w:b/>
+                <w:sz w:val="15"/>
+              </w:rPr>
+              <w:t>B位数</w:t>
+            </w:r>
+          </w:p>
+        </w:tc>
+        <w:tc>
+          <w:tcPr>
+            <w:tcW w:type="dxa" w:w="1116"/>
+            <w:tcBorders>
+              <w:top w:val="single" w:sz="4" w:color="D9D9D9"/>
+              <w:left w:val="single" w:sz="4" w:color="D9D9D9"/>
+              <w:bottom w:val="single" w:sz="4" w:color="D9D9D9"/>
+              <w:right w:val="single" w:sz="4" w:color="D9D9D9"/>
+              <w:insideH w:val="single" w:sz="4" w:color="D9D9D9"/>
+              <w:insideV w:val="single" w:sz="4" w:color="D9D9D9"/>
+            </w:tcBorders>
+            <w:tcMar>
+              <w:top w:w="65" w:type="dxa"/>
+              <w:left w:w="40" w:type="dxa"/>
+              <w:bottom w:w="65" w:type="dxa"/>
+              <w:right w:w="40" w:type="dxa"/>
+            </w:tcMar>
+            <w:shd w:fill="EDF0F2"/>
+          </w:tcPr>
+          <w:p>
+            <w:pPr>
+              <w:keepNext/>
+              <w:spacing w:after="40" w:before="40" w:line="240" w:lineRule="auto"/>
+              <w:ind w:firstLine="0" w:left="0" w:right="0" w:firstLineChars="0" w:leftChars="0" w:rightChars="0"/>
+              <w:jc w:val="center"/>
+            </w:pPr>
+            <w:r>
+              <w:rPr>
+                <w:rFonts w:ascii="Times New Roman" w:hAnsi="Times New Roman"/>
+                <w:b/>
+                <w:sz w:val="15"/>
+              </w:rPr>
+              <w:t>输入limb和</w:t>
+            </w:r>
+          </w:p>
+        </w:tc>
+        <w:tc>
+          <w:tcPr>
+            <w:tcW w:type="dxa" w:w="651"/>
+            <w:tcBorders>
+              <w:top w:val="single" w:sz="4" w:color="D9D9D9"/>
+              <w:left w:val="single" w:sz="4" w:color="D9D9D9"/>
+              <w:bottom w:val="single" w:sz="4" w:color="D9D9D9"/>
+              <w:right w:val="single" w:sz="4" w:color="D9D9D9"/>
+              <w:insideH w:val="single" w:sz="4" w:color="D9D9D9"/>
+              <w:insideV w:val="single" w:sz="4" w:color="D9D9D9"/>
+            </w:tcBorders>
+            <w:tcMar>
+              <w:top w:w="65" w:type="dxa"/>
+              <w:left w:w="40" w:type="dxa"/>
+              <w:bottom w:w="65" w:type="dxa"/>
+              <w:right w:w="40" w:type="dxa"/>
+            </w:tcMar>
+            <w:shd w:fill="EDF0F2"/>
+          </w:tcPr>
+          <w:p>
+            <w:pPr>
+              <w:keepNext/>
+              <w:spacing w:after="40" w:before="40" w:line="240" w:lineRule="auto"/>
+              <w:ind w:firstLine="0" w:left="0" w:right="0" w:firstLineChars="0" w:leftChars="0" w:rightChars="0"/>
+              <w:jc w:val="center"/>
+            </w:pPr>
+            <w:r>
+              <w:rPr>
+                <w:rFonts w:ascii="Times New Roman" w:hAnsi="Times New Roman"/>
+                <w:b/>
+                <w:sz w:val="15"/>
+              </w:rPr>
+              <w:t>结果</w:t>
+            </w:r>
+          </w:p>
+        </w:tc>
+      </w:tr>
+      <w:tr>
+        <w:trPr>
+          <w:cantSplit/>
+        </w:trPr>
+        <w:tc>
+          <w:tcPr>
+            <w:tcW w:type="dxa" w:w="1442"/>
+            <w:tcBorders>
+              <w:top w:val="single" w:sz="4" w:color="D9D9D9"/>
+              <w:left w:val="single" w:sz="4" w:color="D9D9D9"/>
+              <w:bottom w:val="single" w:sz="4" w:color="D9D9D9"/>
+              <w:right w:val="single" w:sz="4" w:color="D9D9D9"/>
+              <w:insideH w:val="single" w:sz="4" w:color="D9D9D9"/>
+              <w:insideV w:val="single" w:sz="4" w:color="D9D9D9"/>
+            </w:tcBorders>
+            <w:tcMar>
+              <w:top w:w="65" w:type="dxa"/>
+              <w:left w:w="40" w:type="dxa"/>
+              <w:bottom w:w="65" w:type="dxa"/>
+              <w:right w:w="40" w:type="dxa"/>
+            </w:tcMar>
+          </w:tcPr>
+          <w:p>
+            <w:pPr>
+              <w:keepNext/>
+              <w:spacing w:after="40" w:before="40" w:line="240" w:lineRule="auto"/>
+              <w:ind w:firstLine="0" w:left="0" w:right="0" w:firstLineChars="0" w:leftChars="0" w:rightChars="0"/>
+              <w:jc w:val="center"/>
+            </w:pPr>
+            <w:r>
+              <w:rPr>
+                <w:rFonts w:ascii="Times New Roman" w:hAnsi="Times New Roman"/>
+                <w:b w:val="0"/>
+                <w:sz w:val="15"/>
+              </w:rPr>
+            </w:r>
+            <w:r>
+              <w:rPr>
+                <w:rFonts w:ascii="Times New Roman" w:hAnsi="Times New Roman"/>
+                <w:b w:val="0"/>
+                <w:sz w:val="15"/>
+              </w:rPr>
+              <w:t>2,147,352,513</w:t>
+            </w:r>
+          </w:p>
+        </w:tc>
+        <w:tc>
+          <w:tcPr>
+            <w:tcW w:type="dxa" w:w="1442"/>
+            <w:tcBorders>
+              <w:top w:val="single" w:sz="4" w:color="D9D9D9"/>
+              <w:left w:val="single" w:sz="4" w:color="D9D9D9"/>
+              <w:bottom w:val="single" w:sz="4" w:color="D9D9D9"/>
+              <w:right w:val="single" w:sz="4" w:color="D9D9D9"/>
+              <w:insideH w:val="single" w:sz="4" w:color="D9D9D9"/>
+              <w:insideV w:val="single" w:sz="4" w:color="D9D9D9"/>
+            </w:tcBorders>
+            <w:tcMar>
+              <w:top w:w="65" w:type="dxa"/>
+              <w:left w:w="40" w:type="dxa"/>
+              <w:bottom w:w="65" w:type="dxa"/>
+              <w:right w:w="40" w:type="dxa"/>
+            </w:tcMar>
+          </w:tcPr>
+          <w:p>
+            <w:pPr>
+              <w:keepNext/>
+              <w:spacing w:after="40" w:before="40" w:line="240" w:lineRule="auto"/>
+              <w:ind w:firstLine="0" w:left="0" w:right="0" w:firstLineChars="0" w:leftChars="0" w:rightChars="0"/>
+              <w:jc w:val="center"/>
+            </w:pPr>
+            <w:r>
+              <w:rPr>
+                <w:rFonts w:ascii="Times New Roman" w:hAnsi="Times New Roman"/>
+                <w:b w:val="0"/>
+                <w:sz w:val="15"/>
+              </w:rPr>
+            </w:r>
+            <w:r>
+              <w:rPr>
+                <w:rFonts w:ascii="Times New Roman" w:hAnsi="Times New Roman"/>
+                <w:b w:val="0"/>
+                <w:sz w:val="15"/>
+              </w:rPr>
+              <w:t>2,147,352,577</w:t>
+            </w:r>
+          </w:p>
+        </w:tc>
+        <w:tc>
+          <w:tcPr>
+            <w:tcW w:type="dxa" w:w="1116"/>
+            <w:tcBorders>
+              <w:top w:val="single" w:sz="4" w:color="D9D9D9"/>
+              <w:left w:val="single" w:sz="4" w:color="D9D9D9"/>
+              <w:bottom w:val="single" w:sz="4" w:color="D9D9D9"/>
+              <w:right w:val="single" w:sz="4" w:color="D9D9D9"/>
+              <w:insideH w:val="single" w:sz="4" w:color="D9D9D9"/>
+              <w:insideV w:val="single" w:sz="4" w:color="D9D9D9"/>
+            </w:tcBorders>
+            <w:tcMar>
+              <w:top w:w="65" w:type="dxa"/>
+              <w:left w:w="40" w:type="dxa"/>
+              <w:bottom w:w="65" w:type="dxa"/>
+              <w:right w:w="40" w:type="dxa"/>
+            </w:tcMar>
+          </w:tcPr>
+          <w:p>
+            <w:pPr>
+              <w:keepNext/>
+              <w:spacing w:after="40" w:before="40" w:line="240" w:lineRule="auto"/>
+              <w:ind w:firstLine="0" w:left="0" w:right="0" w:firstLineChars="0" w:leftChars="0" w:rightChars="0"/>
+              <w:jc w:val="center"/>
+            </w:pPr>
+            <w:r>
+              <w:rPr>
+                <w:rFonts w:ascii="Times New Roman" w:hAnsi="Times New Roman"/>
+                <w:b w:val="0"/>
+                <w:sz w:val="15"/>
+              </w:rPr>
+            </w:r>
+            <w:r>
+              <w:rPr>
+                <w:rFonts w:ascii="Times New Roman" w:hAnsi="Times New Roman"/>
+                <w:b w:val="0"/>
+                <w:sz w:val="15"/>
+              </w:rPr>
+              <w:t>67,104,769</w:t>
+            </w:r>
+          </w:p>
+        </w:tc>
+        <w:tc>
+          <w:tcPr>
+            <w:tcW w:type="dxa" w:w="651"/>
+            <w:tcBorders>
+              <w:top w:val="single" w:sz="4" w:color="D9D9D9"/>
+              <w:left w:val="single" w:sz="4" w:color="D9D9D9"/>
+              <w:bottom w:val="single" w:sz="4" w:color="D9D9D9"/>
+              <w:right w:val="single" w:sz="4" w:color="D9D9D9"/>
+              <w:insideH w:val="single" w:sz="4" w:color="D9D9D9"/>
+              <w:insideV w:val="single" w:sz="4" w:color="D9D9D9"/>
+            </w:tcBorders>
+            <w:tcMar>
+              <w:top w:w="65" w:type="dxa"/>
+              <w:left w:w="40" w:type="dxa"/>
+              <w:bottom w:w="65" w:type="dxa"/>
+              <w:right w:w="40" w:type="dxa"/>
+            </w:tcMar>
+          </w:tcPr>
+          <w:p>
+            <w:pPr>
+              <w:keepNext/>
+              <w:spacing w:after="40" w:before="40" w:line="240" w:lineRule="auto"/>
+              <w:ind w:firstLine="0" w:left="0" w:right="0" w:firstLineChars="0" w:leftChars="0" w:rightChars="0"/>
+              <w:jc w:val="center"/>
+            </w:pPr>
+            <w:r>
+              <w:rPr>
+                <w:rFonts w:ascii="Times New Roman" w:hAnsi="Times New Roman"/>
+                <w:b w:val="0"/>
+                <w:sz w:val="15"/>
+              </w:rPr>
+            </w:r>
+            <w:r>
+              <w:rPr>
+                <w:rFonts w:ascii="Times New Roman" w:hAnsi="Times New Roman"/>
+                <w:b w:val="0"/>
+                <w:sz w:val="15"/>
+              </w:rPr>
+              <w:t>失败</w:t>
+            </w:r>
+          </w:p>
+        </w:tc>
+      </w:tr>
+      <w:tr>
+        <w:trPr>
+          <w:cantSplit/>
+        </w:trPr>
+        <w:tc>
+          <w:tcPr>
+            <w:tcW w:type="dxa" w:w="1442"/>
+            <w:tcBorders>
+              <w:top w:val="single" w:sz="4" w:color="D9D9D9"/>
+              <w:left w:val="single" w:sz="4" w:color="D9D9D9"/>
+              <w:bottom w:val="single" w:sz="4" w:color="D9D9D9"/>
+              <w:right w:val="single" w:sz="4" w:color="D9D9D9"/>
+              <w:insideH w:val="single" w:sz="4" w:color="D9D9D9"/>
+              <w:insideV w:val="single" w:sz="4" w:color="D9D9D9"/>
+            </w:tcBorders>
+            <w:tcMar>
+              <w:top w:w="65" w:type="dxa"/>
+              <w:left w:w="40" w:type="dxa"/>
+              <w:bottom w:w="65" w:type="dxa"/>
+              <w:right w:w="40" w:type="dxa"/>
+            </w:tcMar>
+          </w:tcPr>
+          <w:p>
+            <w:pPr>
+              <w:keepNext/>
+              <w:spacing w:after="40" w:before="40" w:line="240" w:lineRule="auto"/>
+              <w:ind w:firstLine="0" w:left="0" w:right="0" w:firstLineChars="0" w:leftChars="0" w:rightChars="0"/>
+              <w:jc w:val="center"/>
+            </w:pPr>
+            <w:r>
+              <w:rPr>
+                <w:rFonts w:ascii="Times New Roman" w:hAnsi="Times New Roman"/>
+                <w:b w:val="0"/>
+                <w:sz w:val="15"/>
+              </w:rPr>
+            </w:r>
+            <w:r>
+              <w:rPr>
+                <w:rFonts w:ascii="Times New Roman" w:hAnsi="Times New Roman"/>
+                <w:b w:val="0"/>
+                <w:sz w:val="15"/>
+              </w:rPr>
+              <w:t>2,147,352,512</w:t>
+            </w:r>
+          </w:p>
+        </w:tc>
+        <w:tc>
+          <w:tcPr>
+            <w:tcW w:type="dxa" w:w="1442"/>
+            <w:tcBorders>
+              <w:top w:val="single" w:sz="4" w:color="D9D9D9"/>
+              <w:left w:val="single" w:sz="4" w:color="D9D9D9"/>
+              <w:bottom w:val="single" w:sz="4" w:color="D9D9D9"/>
+              <w:right w:val="single" w:sz="4" w:color="D9D9D9"/>
+              <w:insideH w:val="single" w:sz="4" w:color="D9D9D9"/>
+              <w:insideV w:val="single" w:sz="4" w:color="D9D9D9"/>
+            </w:tcBorders>
+            <w:tcMar>
+              <w:top w:w="65" w:type="dxa"/>
+              <w:left w:w="40" w:type="dxa"/>
+              <w:bottom w:w="65" w:type="dxa"/>
+              <w:right w:w="40" w:type="dxa"/>
+            </w:tcMar>
+          </w:tcPr>
+          <w:p>
+            <w:pPr>
+              <w:keepNext/>
+              <w:spacing w:after="40" w:before="40" w:line="240" w:lineRule="auto"/>
+              <w:ind w:firstLine="0" w:left="0" w:right="0" w:firstLineChars="0" w:leftChars="0" w:rightChars="0"/>
+              <w:jc w:val="center"/>
+            </w:pPr>
+            <w:r>
+              <w:rPr>
+                <w:rFonts w:ascii="Times New Roman" w:hAnsi="Times New Roman"/>
+                <w:b w:val="0"/>
+                <w:sz w:val="15"/>
+              </w:rPr>
+            </w:r>
+            <w:r>
+              <w:rPr>
+                <w:rFonts w:ascii="Times New Roman" w:hAnsi="Times New Roman"/>
+                <w:b w:val="0"/>
+                <w:sz w:val="15"/>
+              </w:rPr>
+              <w:t>2,147,352,578</w:t>
+            </w:r>
+          </w:p>
+        </w:tc>
+        <w:tc>
+          <w:tcPr>
+            <w:tcW w:type="dxa" w:w="1116"/>
+            <w:tcBorders>
+              <w:top w:val="single" w:sz="4" w:color="D9D9D9"/>
+              <w:left w:val="single" w:sz="4" w:color="D9D9D9"/>
+              <w:bottom w:val="single" w:sz="4" w:color="D9D9D9"/>
+              <w:right w:val="single" w:sz="4" w:color="D9D9D9"/>
+              <w:insideH w:val="single" w:sz="4" w:color="D9D9D9"/>
+              <w:insideV w:val="single" w:sz="4" w:color="D9D9D9"/>
+            </w:tcBorders>
+            <w:tcMar>
+              <w:top w:w="65" w:type="dxa"/>
+              <w:left w:w="40" w:type="dxa"/>
+              <w:bottom w:w="65" w:type="dxa"/>
+              <w:right w:w="40" w:type="dxa"/>
+            </w:tcMar>
+          </w:tcPr>
+          <w:p>
+            <w:pPr>
+              <w:keepNext/>
+              <w:spacing w:after="40" w:before="40" w:line="240" w:lineRule="auto"/>
+              <w:ind w:firstLine="0" w:left="0" w:right="0" w:firstLineChars="0" w:leftChars="0" w:rightChars="0"/>
+              <w:jc w:val="center"/>
+            </w:pPr>
+            <w:r>
+              <w:rPr>
+                <w:rFonts w:ascii="Times New Roman" w:hAnsi="Times New Roman"/>
+                <w:b w:val="0"/>
+                <w:sz w:val="15"/>
+              </w:rPr>
+            </w:r>
+            <w:r>
+              <w:rPr>
+                <w:rFonts w:ascii="Times New Roman" w:hAnsi="Times New Roman"/>
+                <w:b w:val="0"/>
+                <w:sz w:val="15"/>
+              </w:rPr>
+              <w:t>67,104,768</w:t>
+            </w:r>
+          </w:p>
+        </w:tc>
+        <w:tc>
+          <w:tcPr>
+            <w:tcW w:type="dxa" w:w="651"/>
+            <w:tcBorders>
+              <w:top w:val="single" w:sz="4" w:color="D9D9D9"/>
+              <w:left w:val="single" w:sz="4" w:color="D9D9D9"/>
+              <w:bottom w:val="single" w:sz="4" w:color="D9D9D9"/>
+              <w:right w:val="single" w:sz="4" w:color="D9D9D9"/>
+              <w:insideH w:val="single" w:sz="4" w:color="D9D9D9"/>
+              <w:insideV w:val="single" w:sz="4" w:color="D9D9D9"/>
+            </w:tcBorders>
+            <w:tcMar>
+              <w:top w:w="65" w:type="dxa"/>
+              <w:left w:w="40" w:type="dxa"/>
+              <w:bottom w:w="65" w:type="dxa"/>
+              <w:right w:w="40" w:type="dxa"/>
+            </w:tcMar>
+          </w:tcPr>
+          <w:p>
+            <w:pPr>
+              <w:keepNext/>
+              <w:spacing w:after="40" w:before="40" w:line="240" w:lineRule="auto"/>
+              <w:ind w:firstLine="0" w:left="0" w:right="0" w:firstLineChars="0" w:leftChars="0" w:rightChars="0"/>
+              <w:jc w:val="center"/>
+            </w:pPr>
+            <w:r>
+              <w:rPr>
+                <w:rFonts w:ascii="Times New Roman" w:hAnsi="Times New Roman"/>
+                <w:b w:val="0"/>
+                <w:sz w:val="15"/>
+              </w:rPr>
+            </w:r>
+            <w:r>
+              <w:rPr>
+                <w:rFonts w:ascii="Times New Roman" w:hAnsi="Times New Roman"/>
+                <w:b w:val="0"/>
+                <w:sz w:val="15"/>
+              </w:rPr>
+              <w:t>成功</w:t>
+            </w:r>
+          </w:p>
+        </w:tc>
+      </w:tr>
+    </w:tbl>
+    <w:p>
+      <w:pPr>
+        <w:keepLines/>
+      </w:pPr>
+      <w:r>
+        <w:t>注：两组数学结果均占67,104,768个规范化64位limb。失败行结果位数由输入的2次幂推得。每行均测试三份DLL。</w:t>
+      </w:r>
+    </w:p>
+    <w:p>
+      <w:r>
+        <w:t>进一步核查官方gmp-6.3.0.tar.xz</w:t>
+      </w:r>
+      <w:r>
+        <w:rPr>
+          <w:vertAlign w:val="superscript"/>
+        </w:rPr>
+        <w:t>[17]</w:t>
+      </w:r>
+      <w:r>
+        <w:t>。源码包SHA-256为`a3c2b80201b89e68616f4ad30bc66aee4927c3ce50e33929ca819d5c43538898`。关键函数为mulmod_bnm1.c中的mpn_mulmod_bnm1_next_size和mul_fft.c中的mpn_fft_next_size、mpn_mul_fft。默认nussbaumer_mul路径先取输入limb和s的一半，再做FFT取整。令pl为取整后的半长，N′、n′分别对应源码Nprime、nprime。负工作区分支可按下式复算。</w:t>
+      </w:r>
+    </w:p>
+    <w:p>
+      <w:pPr>
+        <w:keepNext/>
+        <w:jc w:val="center"/>
+      </w:pPr>
+      <m:oMath>
+        <m:r>
+          <m:t>h = ⌈</m:t>
+        </m:r>
+        <m:f>
+          <m:num>
+            <m:r>
+              <m:t>s</m:t>
+            </m:r>
+          </m:num>
+          <m:den>
+            <m:r>
+              <m:t>2</m:t>
+            </m:r>
+          </m:den>
+        </m:f>
+        <m:r>
+          <m:t>⌉,  pl = </m:t>
+        </m:r>
+        <m:sSup>
+          <m:e>
+            <m:r>
+              <m:t>2</m:t>
+            </m:r>
+          </m:e>
+          <m:sup>
+            <m:r>
+              <m:t>k</m:t>
+            </m:r>
+          </m:sup>
+        </m:sSup>
+        <m:r>
+          <m:t>⌈</m:t>
+        </m:r>
+        <m:f>
+          <m:num>
+            <m:r>
+              <m:t>h</m:t>
+            </m:r>
+          </m:num>
+          <m:den>
+            <m:r>
+              <m:t>2ᵏ</m:t>
+            </m:r>
+          </m:den>
+        </m:f>
+        <m:r>
+          <m:t>⌉</m:t>
+        </m:r>
+      </m:oMath>
+    </w:p>
+    <w:p>
+      <w:pPr>
+        <w:keepNext/>
+        <w:jc w:val="center"/>
+      </w:pPr>
+      <m:oMath>
+        <m:r>
+          <m:t>N = </m:t>
+        </m:r>
+        <m:sSub>
+          <m:e>
+            <m:r>
+              <m:t>wrap</m:t>
+            </m:r>
+          </m:e>
+          <m:sub>
+            <m:r>
+              <m:t>32</m:t>
+            </m:r>
+          </m:sub>
+        </m:sSub>
+        <m:r>
+          <m:t>(64pl),  M = ⌊</m:t>
+        </m:r>
+        <m:f>
+          <m:num>
+            <m:r>
+              <m:t>N</m:t>
+            </m:r>
+          </m:num>
+          <m:den>
+            <m:r>
+              <m:t>2ᵏ</m:t>
+            </m:r>
+          </m:den>
+        </m:f>
+        <m:r>
+          <m:t>⌋</m:t>
+        </m:r>
+      </m:oMath>
+    </w:p>
+    <w:p>
+      <w:pPr>
+        <w:keepNext/>
+        <w:jc w:val="center"/>
+      </w:pPr>
+      <m:oMath>
+        <m:r>
+          <m:t>W = lcm(64, </m:t>
+        </m:r>
+        <m:sSup>
+          <m:e>
+            <m:r>
+              <m:t>2</m:t>
+            </m:r>
+          </m:e>
+          <m:sup>
+            <m:r>
+              <m:t>k</m:t>
+            </m:r>
+          </m:sup>
+        </m:sSup>
+        <m:r>
+          <m:t>)</m:t>
+        </m:r>
+      </m:oMath>
+    </w:p>
+    <w:p>
+      <w:pPr>
+        <w:keepNext/>
+        <w:jc w:val="center"/>
+      </w:pPr>
+      <m:oMath>
+        <m:r>
+          <m:t>N′ = (1 + </m:t>
+        </m:r>
+        <m:sSub>
+          <m:e>
+            <m:r>
+              <m:t>trunc</m:t>
+            </m:r>
+          </m:e>
+          <m:sub>
+            <m:r>
+              <m:t>0</m:t>
+            </m:r>
+          </m:sub>
+        </m:sSub>
+        <m:r>
+          <m:t>(</m:t>
+        </m:r>
+        <m:f>
+          <m:num>
+            <m:r>
+              <m:t>2M+k+2</m:t>
+            </m:r>
+          </m:num>
+          <m:den>
+            <m:r>
+              <m:t>W</m:t>
+            </m:r>
+          </m:den>
+        </m:f>
+        <m:r>
+          <m:t>)) W</m:t>
+        </m:r>
+      </m:oMath>
+    </w:p>
+    <w:p>
+      <w:pPr>
+        <w:keepNext/>
+        <w:jc w:val="center"/>
+      </w:pPr>
+      <m:oMath>
+        <m:r>
+          <m:t>n′ = </m:t>
+        </m:r>
+        <m:sSub>
+          <m:e>
+            <m:r>
+              <m:t>trunc</m:t>
+            </m:r>
+          </m:e>
+          <m:sub>
+            <m:r>
+              <m:t>0</m:t>
+            </m:r>
+          </m:sub>
+        </m:sSub>
+        <m:r>
+          <m:t>(</m:t>
+        </m:r>
+        <m:f>
+          <m:num>
+            <m:r>
+              <m:t>N′</m:t>
+            </m:r>
+          </m:num>
+          <m:den>
+            <m:r>
+              <m:t>64</m:t>
+            </m:r>
+          </m:den>
+        </m:f>
+        <m:r>
+          <m:t>)</m:t>
+        </m:r>
+      </m:oMath>
+    </w:p>
+    <w:p>
+      <w:pPr>
+        <w:keepNext/>
+        <w:jc w:val="center"/>
+      </w:pPr>
+      <m:oMath>
+        <m:r>
+          <m:t>R = [16(n′+1)+16] mod </m:t>
+        </m:r>
+        <m:sSup>
+          <m:e>
+            <m:r>
+              <m:t>2</m:t>
+            </m:r>
+          </m:e>
+          <m:sup>
+            <m:r>
+              <m:t>64</m:t>
+            </m:r>
+          </m:sup>
+        </m:sSup>
+      </m:oMath>
+    </w:p>
+    <w:p>
+      <w:r>
+        <w:t>trunc₀表示向零截断；wrap₃₂(x)=((x+2</w:t>
+      </w:r>
+      <w:r>
+        <w:rPr>
+          <w:vertAlign w:val="superscript"/>
+        </w:rPr>
+        <w:t>31</w:t>
+      </w:r>
+      <w:r>
+        <w:t>) mod 2</w:t>
+      </w:r>
+      <w:r>
+        <w:rPr>
+          <w:vertAlign w:val="superscript"/>
+        </w:rPr>
+        <w:t>32</w:t>
+      </w:r>
+      <w:r>
+        <w:t>)−2</w:t>
+      </w:r>
+      <w:r>
+        <w:rPr>
+          <w:vertAlign w:val="superscript"/>
+        </w:rPr>
+        <w:t>31</w:t>
+      </w:r>
+      <w:r>
+        <w:t>。M的下取整对应实际二进制中的算术右移。R为传给分配器的64位size_t；末项16字节来自重入分配头。k=11由DLL尺寸辅助函数查得。该模型显式模拟补码回绕；C有符号溢出本身未定义。n′为正时还可能进入递归取整，以上不是整个FFT实现的替代模型。</w:t>
+      </w:r>
+    </w:p>
+    <w:p>
+      <w:r>
+        <w:t>本次首次失败对应64pl达到2</w:t>
+      </w:r>
+      <w:r>
+        <w:rPr>
+          <w:vertAlign w:val="superscript"/>
+        </w:rPr>
+        <w:t>31</w:t>
+      </w:r>
+      <w:r>
+        <w:t>。固定k=11时，其首次跨界条件为s &gt; 2</w:t>
+      </w:r>
+      <w:r>
+        <w:rPr>
+          <w:vertAlign w:val="superscript"/>
+        </w:rPr>
+        <w:t>26</w:t>
+      </w:r>
+      <w:r>
+        <w:t>−2</w:t>
+      </w:r>
+      <w:r>
+        <w:rPr>
+          <w:vertAlign w:val="superscript"/>
+        </w:rPr>
+        <w:t>12</w:t>
+      </w:r>
+      <w:r>
+        <w:t>=67,104,768。边界平方的输入和为L或L+2；成对测试把它补到L与L+1。对这几份DLL，进入该FFT路径的近等长输入超过此规模时，应转用已验证后端。该输入总规模约4.29 Gbit，相当于约12.9亿位十进制的量级。</w:t>
+      </w:r>
+    </w:p>
+    <w:p>
+      <w:pPr>
+        <w:pStyle w:val="afb"/>
+        <w:keepNext/>
+      </w:pPr>
+      <w:r>
+        <w:t>表 4  FFT分配模型与实测请求对照</w:t>
+        <w:br/>
+        <w:t>Table 4  FFT allocation model and observed requests</w:t>
+      </w:r>
+    </w:p>
+    <w:tbl>
+      <w:tblPr>
+        <w:tblW w:type="auto" w:w="0"/>
+        <w:tblLayout w:type="fixed"/>
+        <w:tblLook w:firstColumn="1" w:firstRow="1" w:lastColumn="0" w:lastRow="0" w:noHBand="0" w:noVBand="1" w:val="04A0"/>
+      </w:tblPr>
+      <w:tblGrid>
+        <w:gridCol w:w="3269"/>
+        <w:gridCol w:w="3269"/>
+        <w:gridCol w:w="3269"/>
+      </w:tblGrid>
+      <w:tr>
+        <w:trPr>
+          <w:cantSplit/>
+          <w:tblHeader/>
+        </w:trPr>
+        <w:tc>
+          <w:tcPr>
+            <w:tcW w:type="dxa" w:w="884"/>
             <w:tcBorders>
               <w:top w:val="single" w:sz="4" w:color="D9D9D9"/>
               <w:left w:val="single" w:sz="4" w:color="D9D9D9"/>
@@ -2153,13 +3790,13 @@
                 <w:b/>
                 <w:sz w:val="15"/>
               </w:rPr>
-              <w:t>操作数位数 b</w:t>
+              <w:t>输入limb和s</w:t>
             </w:r>
           </w:p>
         </w:tc>
         <w:tc>
           <w:tcPr>
-            <w:tcW w:type="dxa" w:w="1256"/>
+            <w:tcW w:type="dxa" w:w="1884"/>
             <w:tcBorders>
               <w:top w:val="single" w:sz="4" w:color="D9D9D9"/>
               <w:left w:val="single" w:sz="4" w:color="D9D9D9"/>
@@ -2189,13 +3826,13 @@
                 <w:b/>
                 <w:sz w:val="15"/>
               </w:rPr>
-              <w:t>结果位数</w:t>
+              <w:t>模型/字节</w:t>
             </w:r>
           </w:p>
         </w:tc>
         <w:tc>
           <w:tcPr>
-            <w:tcW w:type="dxa" w:w="372"/>
+            <w:tcW w:type="dxa" w:w="1884"/>
             <w:tcBorders>
               <w:top w:val="single" w:sz="4" w:color="D9D9D9"/>
               <w:left w:val="single" w:sz="4" w:color="D9D9D9"/>
@@ -2225,79 +3862,7 @@
                 <w:b/>
                 <w:sz w:val="15"/>
               </w:rPr>
-              <w:t>差值</w:t>
-            </w:r>
-          </w:p>
-        </w:tc>
-        <w:tc>
-          <w:tcPr>
-            <w:tcW w:type="dxa" w:w="1070"/>
-            <w:tcBorders>
-              <w:top w:val="single" w:sz="4" w:color="D9D9D9"/>
-              <w:left w:val="single" w:sz="4" w:color="D9D9D9"/>
-              <w:bottom w:val="single" w:sz="4" w:color="D9D9D9"/>
-              <w:right w:val="single" w:sz="4" w:color="D9D9D9"/>
-              <w:insideH w:val="single" w:sz="4" w:color="D9D9D9"/>
-              <w:insideV w:val="single" w:sz="4" w:color="D9D9D9"/>
-            </w:tcBorders>
-            <w:tcMar>
-              <w:top w:w="65" w:type="dxa"/>
-              <w:left w:w="65" w:type="dxa"/>
-              <w:bottom w:w="65" w:type="dxa"/>
-              <w:right w:w="65" w:type="dxa"/>
-            </w:tcMar>
-            <w:shd w:fill="EDF0F2"/>
-          </w:tcPr>
-          <w:p>
-            <w:pPr>
-              <w:keepNext/>
-              <w:spacing w:after="40" w:before="40" w:line="240" w:lineRule="auto"/>
-              <w:ind w:firstLine="0" w:left="0" w:right="0" w:firstLineChars="0" w:leftChars="0" w:rightChars="0"/>
-              <w:jc w:val="center"/>
-            </w:pPr>
-            <w:r>
-              <w:rPr>
-                <w:rFonts w:ascii="Times New Roman" w:hAnsi="Times New Roman"/>
-                <w:b/>
-                <w:sz w:val="15"/>
-              </w:rPr>
-              <w:t>64位 limbs</w:t>
-            </w:r>
-          </w:p>
-        </w:tc>
-        <w:tc>
-          <w:tcPr>
-            <w:tcW w:type="dxa" w:w="698"/>
-            <w:tcBorders>
-              <w:top w:val="single" w:sz="4" w:color="D9D9D9"/>
-              <w:left w:val="single" w:sz="4" w:color="D9D9D9"/>
-              <w:bottom w:val="single" w:sz="4" w:color="D9D9D9"/>
-              <w:right w:val="single" w:sz="4" w:color="D9D9D9"/>
-              <w:insideH w:val="single" w:sz="4" w:color="D9D9D9"/>
-              <w:insideV w:val="single" w:sz="4" w:color="D9D9D9"/>
-            </w:tcBorders>
-            <w:tcMar>
-              <w:top w:w="65" w:type="dxa"/>
-              <w:left w:w="65" w:type="dxa"/>
-              <w:bottom w:w="65" w:type="dxa"/>
-              <w:right w:w="65" w:type="dxa"/>
-            </w:tcMar>
-            <w:shd w:fill="EDF0F2"/>
-          </w:tcPr>
-          <w:p>
-            <w:pPr>
-              <w:keepNext/>
-              <w:spacing w:after="40" w:before="40" w:line="240" w:lineRule="auto"/>
-              <w:ind w:firstLine="0" w:left="0" w:right="0" w:firstLineChars="0" w:leftChars="0" w:rightChars="0"/>
-              <w:jc w:val="center"/>
-            </w:pPr>
-            <w:r>
-              <w:rPr>
-                <w:rFonts w:ascii="Times New Roman" w:hAnsi="Times New Roman"/>
-                <w:b/>
-                <w:sz w:val="15"/>
-              </w:rPr>
-              <w:t>实测结果</w:t>
+              <w:t>实测/字节</w:t>
             </w:r>
           </w:p>
         </w:tc>
@@ -2308,7 +3873,7 @@
         </w:trPr>
         <w:tc>
           <w:tcPr>
-            <w:tcW w:type="dxa" w:w="1256"/>
+            <w:tcW w:type="dxa" w:w="884"/>
             <w:tcBorders>
               <w:top w:val="single" w:sz="4" w:color="D9D9D9"/>
               <w:left w:val="single" w:sz="4" w:color="D9D9D9"/>
@@ -2344,13 +3909,13 @@
                 <w:b w:val="0"/>
                 <w:sz w:val="15"/>
               </w:rPr>
-              <w:t>2,147,352,576</w:t>
+              <w:t>67,104,769</w:t>
             </w:r>
           </w:p>
         </w:tc>
         <w:tc>
           <w:tcPr>
-            <w:tcW w:type="dxa" w:w="1256"/>
+            <w:tcW w:type="dxa" w:w="1884"/>
             <w:tcBorders>
               <w:top w:val="single" w:sz="4" w:color="D9D9D9"/>
               <w:left w:val="single" w:sz="4" w:color="D9D9D9"/>
@@ -2386,13 +3951,13 @@
                 <w:b w:val="0"/>
                 <w:sz w:val="15"/>
               </w:rPr>
-              <w:t>4,294,705,151</w:t>
+              <w:t>−523,232</w:t>
             </w:r>
           </w:p>
         </w:tc>
         <w:tc>
           <w:tcPr>
-            <w:tcW w:type="dxa" w:w="372"/>
+            <w:tcW w:type="dxa" w:w="1884"/>
             <w:tcBorders>
               <w:top w:val="single" w:sz="4" w:color="D9D9D9"/>
               <w:left w:val="single" w:sz="4" w:color="D9D9D9"/>
@@ -2428,13 +3993,18 @@
                 <w:b w:val="0"/>
                 <w:sz w:val="15"/>
               </w:rPr>
-              <w:t>−1</w:t>
+              <w:t>−523,232</w:t>
             </w:r>
           </w:p>
         </w:tc>
+      </w:tr>
+      <w:tr>
+        <w:trPr>
+          <w:cantSplit/>
+        </w:trPr>
         <w:tc>
           <w:tcPr>
-            <w:tcW w:type="dxa" w:w="1070"/>
+            <w:tcW w:type="dxa" w:w="884"/>
             <w:tcBorders>
               <w:top w:val="single" w:sz="4" w:color="D9D9D9"/>
               <w:left w:val="single" w:sz="4" w:color="D9D9D9"/>
@@ -2470,13 +4040,13 @@
                 <w:b w:val="0"/>
                 <w:sz w:val="15"/>
               </w:rPr>
-              <w:t>67,104,768</w:t>
+              <w:t>67,170,305</w:t>
             </w:r>
           </w:p>
         </w:tc>
         <w:tc>
           <w:tcPr>
-            <w:tcW w:type="dxa" w:w="698"/>
+            <w:tcW w:type="dxa" w:w="1884"/>
             <w:tcBorders>
               <w:top w:val="single" w:sz="4" w:color="D9D9D9"/>
               <w:left w:val="single" w:sz="4" w:color="D9D9D9"/>
@@ -2512,18 +4082,13 @@
                 <w:b w:val="0"/>
                 <w:sz w:val="15"/>
               </w:rPr>
-              <w:t>成功</w:t>
+              <w:t>−522,720</w:t>
             </w:r>
           </w:p>
         </w:tc>
-      </w:tr>
-      <w:tr>
-        <w:trPr>
-          <w:cantSplit/>
-        </w:trPr>
         <w:tc>
           <w:tcPr>
-            <w:tcW w:type="dxa" w:w="1256"/>
+            <w:tcW w:type="dxa" w:w="1884"/>
             <w:tcBorders>
               <w:top w:val="single" w:sz="4" w:color="D9D9D9"/>
               <w:left w:val="single" w:sz="4" w:color="D9D9D9"/>
@@ -2559,13 +4124,18 @@
                 <w:b w:val="0"/>
                 <w:sz w:val="15"/>
               </w:rPr>
-              <w:t>2,147,352,577</w:t>
+              <w:t>−522,720</w:t>
             </w:r>
           </w:p>
         </w:tc>
+      </w:tr>
+      <w:tr>
+        <w:trPr>
+          <w:cantSplit/>
+        </w:trPr>
         <w:tc>
           <w:tcPr>
-            <w:tcW w:type="dxa" w:w="1256"/>
+            <w:tcW w:type="dxa" w:w="884"/>
             <w:tcBorders>
               <w:top w:val="single" w:sz="4" w:color="D9D9D9"/>
               <w:left w:val="single" w:sz="4" w:color="D9D9D9"/>
@@ -2601,13 +4171,13 @@
                 <w:b w:val="0"/>
                 <w:sz w:val="15"/>
               </w:rPr>
-              <w:t>4,294,705,153</w:t>
+              <w:t>86,780,240</w:t>
             </w:r>
           </w:p>
         </w:tc>
         <w:tc>
           <w:tcPr>
-            <w:tcW w:type="dxa" w:w="372"/>
+            <w:tcW w:type="dxa" w:w="1884"/>
             <w:tcBorders>
               <w:top w:val="single" w:sz="4" w:color="D9D9D9"/>
               <w:left w:val="single" w:sz="4" w:color="D9D9D9"/>
@@ -2643,13 +4213,13 @@
                 <w:b w:val="0"/>
                 <w:sz w:val="15"/>
               </w:rPr>
-              <w:t>+1</w:t>
+              <w:t>−369,632</w:t>
             </w:r>
           </w:p>
         </w:tc>
         <w:tc>
           <w:tcPr>
-            <w:tcW w:type="dxa" w:w="1070"/>
+            <w:tcW w:type="dxa" w:w="1884"/>
             <w:tcBorders>
               <w:top w:val="single" w:sz="4" w:color="D9D9D9"/>
               <w:left w:val="single" w:sz="4" w:color="D9D9D9"/>
@@ -2685,49 +4255,7 @@
                 <w:b w:val="0"/>
                 <w:sz w:val="15"/>
               </w:rPr>
-              <w:t>67,104,769</w:t>
-            </w:r>
-          </w:p>
-        </w:tc>
-        <w:tc>
-          <w:tcPr>
-            <w:tcW w:type="dxa" w:w="698"/>
-            <w:tcBorders>
-              <w:top w:val="single" w:sz="4" w:color="D9D9D9"/>
-              <w:left w:val="single" w:sz="4" w:color="D9D9D9"/>
-              <w:bottom w:val="single" w:sz="4" w:color="D9D9D9"/>
-              <w:right w:val="single" w:sz="4" w:color="D9D9D9"/>
-              <w:insideH w:val="single" w:sz="4" w:color="D9D9D9"/>
-              <w:insideV w:val="single" w:sz="4" w:color="D9D9D9"/>
-            </w:tcBorders>
-            <w:tcMar>
-              <w:top w:w="65" w:type="dxa"/>
-              <w:left w:w="65" w:type="dxa"/>
-              <w:bottom w:w="65" w:type="dxa"/>
-              <w:right w:w="65" w:type="dxa"/>
-            </w:tcMar>
-          </w:tcPr>
-          <w:p>
-            <w:pPr>
-              <w:keepNext/>
-              <w:spacing w:after="40" w:before="40" w:line="240" w:lineRule="auto"/>
-              <w:ind w:firstLine="0" w:left="0" w:right="0" w:firstLineChars="0" w:leftChars="0" w:rightChars="0"/>
-              <w:jc w:val="center"/>
-            </w:pPr>
-            <w:r>
-              <w:rPr>
-                <w:rFonts w:ascii="Times New Roman" w:hAnsi="Times New Roman"/>
-                <w:b w:val="0"/>
-                <w:sz w:val="15"/>
-              </w:rPr>
-            </w:r>
-            <w:r>
-              <w:rPr>
-                <w:rFonts w:ascii="Times New Roman" w:hAnsi="Times New Roman"/>
-                <w:b w:val="0"/>
-                <w:sz w:val="15"/>
-              </w:rPr>
-              <w:t>尺寸回绕</w:t>
+              <w:t>−369,632</w:t>
             </w:r>
           </w:p>
         </w:tc>
@@ -2738,7 +4266,59 @@
         <w:keepLines/>
       </w:pPr>
       <w:r>
-        <w:t>注：差值为数学结果位数减T。失败行的结果位数和规范化limb数由稀疏输入推得，并非读取了失败后的结果对象；表中limb数不代表已测得FFT工作区长度。</w:t>
+        <w:t>注：请求按有符号64位解释，实际size_t为该值模2</w:t>
+      </w:r>
+      <w:r>
+        <w:rPr>
+          <w:vertAlign w:val="superscript"/>
+        </w:rPr>
+        <w:t>64</w:t>
+      </w:r>
+      <w:r>
+        <w:t>。前两行在三份DLL实测；最后一行对应原gmpy2故障点，使用原始全宽跟踪值核验模型。k固定为11。其余采样见原始记录。</w:t>
+      </w:r>
+    </w:p>
+    <w:p>
+      <w:r>
+        <w:t>12个新增MSYS2采样显示，越过2</w:t>
+      </w:r>
+      <w:r>
+        <w:rPr>
+          <w:vertAlign w:val="superscript"/>
+        </w:rPr>
+        <w:t>26</w:t>
+      </w:r>
+      <w:r>
+        <w:t>后请求仍为−523,232字节，原先的立即变值预测未成立。工作区的再次取整解释了较长平台。随后模型预测s从67,170,304增至67,170,305时，请求改为−522,720，三份DLL的追加测试全部吻合。原故障点的−369,632也由同一模型得到。</w:t>
+      </w:r>
+    </w:p>
+    <w:p>
+      <w:r>
+        <w:t>预测文件的本地最后写入时间为2026-10-16 05:02:40.370418 UTC，首个追加案例stdout创建于05:02:40.377456 UTC。文件SHA-256为`1fe694460418a3fa085bf5f50aa5a2296190bcbd17ff0f14c1491cdf2b427358`。时间与哈希回执随附，来源为本地NTFS元数据。</w:t>
+      </w:r>
+    </w:p>
+    <w:p>
+      <w:r>
+        <w:t>对MSYS2 DLL进一步核查实际指令与运行帧。RVA 0x40202的SHL EDI,6将pl乘64，随后SAR使用有符号32位值。异常分配的返回地址RVA 0x4031e对应FFT临时块调用。RtlVirtualUnwind恢复的非易失寄存器给出pl=33,554,432、k=11、Nprime=−2,093,056、nprime=−32,704，与模型逐项一致。分配函数指令也直接确认+16字节头部。MSYS2上的证据因此从尺寸模式推进到实际调用路径与中间值；另两份wheel保留同边界、同请求和新台阶的一致性证据。</w:t>
+      </w:r>
+    </w:p>
+    <w:p>
+      <w:r>
+        <w:t>Sofroniou报告的GMP 5.1.2中间类型溢出</w:t>
+      </w:r>
+      <w:r>
+        <w:rPr>
+          <w:vertAlign w:val="superscript"/>
+        </w:rPr>
+        <w:t>[6]</w:t>
+      </w:r>
+      <w:r>
+        <w:t>提供同类故障背景。本次定位依据6.3.0源码、DLL指令和上述实测。</w:t>
+      </w:r>
+    </w:p>
+    <w:p>
+      <w:r>
+        <w:t>在相同下标，WSL2三次完成，算术时间中位数为48.18 s，累计峰值RSS中位数为2.81 GiB。Windows MPIR发布版还完成1次更大的百亿项完整输出；计时专用构建另完成80亿、100亿项各3次纯算术重复。两条路径均完成了此前受阻的任务。</w:t>
       </w:r>
     </w:p>
     <w:p>
@@ -2750,94 +4330,31 @@
         </w:numPr>
       </w:pPr>
       <w:r>
-        <w:t>3.2.4 适用范围与机制检验</w:t>
-      </w:r>
-    </w:p>
-    <w:p>
-      <w:r>
-        <w:t>使用MSYS2同包gmp.h编译独立C类型探针，实测mp_limb_t为8字节，mp_size_t、mp_bitcnt_t和unsigned long均为4字节。两份wheel的配套头文件尚未取得，不能把该头文件测量直接当作它们的类型证明。所核查MPIR Win64头文件则将mp_size_t和mp_bitcnt_t定义为64位</w:t>
+        <w:t>3.3 完整输出与新对照文件</w:t>
+      </w:r>
+    </w:p>
+    <w:p>
+      <w:r>
+        <w:t>每次Linux整数结果均与普通Python整数实现的模快速倍增比较，模数为1,000,000,007、1,000,000,009、2,147,483,647和10</w:t>
       </w:r>
       <w:r>
         <w:rPr>
           <w:vertAlign w:val="superscript"/>
         </w:rPr>
-        <w:t>[15]</w:t>
-      </w:r>
-      <w:r>
-        <w:t>。这些差异支持检验32位长度或工作区计算的假设，尚未证明哪一项内部运算发生回绕。GMP的mpz_t容量字段以limb计数</w:t>
-      </w:r>
-      <w:r>
-        <w:rPr>
-          <w:vertAlign w:val="superscript"/>
-        </w:rPr>
-        <w:t>[16]</w:t>
-      </w:r>
-      <w:r>
-        <w:t>，约6700万个limb远低于INT_MAX。</w:t>
-      </w:r>
-    </w:p>
-    <w:p>
-      <w:r>
-        <w:t>Wolfram Research的Mark Sofroniou曾报告64位Linux上GMP 5.1.2的故障：K与l以int相乘，赋给mp_size_t前已溢出，随后转为巨大的size_t分配请求</w:t>
-      </w:r>
-      <w:r>
-        <w:rPr>
-          <w:vertAlign w:val="superscript"/>
-        </w:rPr>
-        <w:t>[6]</w:t>
-      </w:r>
-      <w:r>
-        <w:t>。该记录支持检查中间表达式的计算类型，不能直接指定当前DLL的出错表达式。</w:t>
-      </w:r>
-    </w:p>
-    <w:p>
-      <w:r>
-        <w:t>在2,147,352,577至2,147,483,648位之间的6个平方采样点，请求的有符号解释均为−523,232字节；2,776,967,654位时为−369,632字节。两者均为8字节limb的整数倍，算术上分别对应−65,404和−46,204个limb大小的单位，但这尚不证明某个内部变量确实保存了该负limb数。采样中的平台区间不支持以原始位数为自变量的单一非恒定线性公式。</w:t>
-      </w:r>
-    </w:p>
-    <w:p>
-      <w:r>
-        <w:t>两个不同地址、不同位数的操作数相乘，数学结果恰为T位时也失败。进一步设置位数对(2,147,352,513，2,147,352,577)与(2,147,352,512，2,147,352,578)。两者数学结果均为4,294,705,089位，规范化后均占67,104,768个limb；输入limb数之和分别为67,104,769和67,104,768。前者失败，后者成功，三份DLL结果一致。这排除了单纯以数学结果位数或规范化结果limb数解释全部案例，也说明平方专用分支并非必要条件。后续应追踪输入limb长度、内部取整和工作区尺寸；FFT取整长度与首个回绕表达式仍未测得。Windows案例均来自build 27766，尚未取得稳定版Windows复现记录。</w:t>
-      </w:r>
-    </w:p>
-    <w:p>
-      <w:r>
-        <w:t>在相同下标，WSL2三次完成，算术时间中位数为48.18 s，累计峰值RSS中位数为2.81 GiB。Windows MPIR发布版还完成1次更大的百亿项完整输出；计时专用构建另完成80亿、100亿项各3次纯算术重复。这些数据证明两条可行的执行路径，尚未证明原GMP内部哪个尺寸表达式存在错误，也不推广为所有Windows构建的统一结论。</w:t>
-      </w:r>
-    </w:p>
-    <w:p>
-      <w:pPr>
-        <w:pStyle w:val="a1"/>
+        <w:t>100</w:t>
+      </w:r>
+      <w:r>
+        <w:t>。模核验验证若干算术关系，不能单独证明全部数字正确。新原生对照文件再次流式核验：十进制数字和给出模9余6、模11余0，与小整数递推一致；在3个64位以内的素数模下Cassini恒等式成立。周期法独立得到末5位46875，90位十进制对数计算得到首5位14135。其余4份新输出与对照文件SHA-256相同。完整输出另行统计位数、检查非数字字符并分块计算SHA-256。</w:t>
+      </w:r>
+    </w:p>
+    <w:p>
+      <w:r>
+        <w:t>两条修复路径的4份新输出及直接Linux GMP调用生成的对照文件，均含2,089,876,403位十进制数字。去除MPIR任务前缀后全文比较一致，摘要如下。</w:t>
+      </w:r>
+    </w:p>
+    <w:p>
+      <w:pPr>
         <w:keepNext/>
-        <w:numPr>
-          <w:numId w:val="0"/>
-        </w:numPr>
-      </w:pPr>
-      <w:r>
-        <w:t>3.3 完整输出与新对照文件</w:t>
-      </w:r>
-    </w:p>
-    <w:p>
-      <w:r>
-        <w:t>每次Linux整数结果均与普通Python整数实现的模快速倍增比较，模数为1,000,000,007、1,000,000,009、2,147,483,647和10</w:t>
-      </w:r>
-      <w:r>
-        <w:rPr>
-          <w:vertAlign w:val="superscript"/>
-        </w:rPr>
-        <w:t>100</w:t>
-      </w:r>
-      <w:r>
-        <w:t>。模核验验证若干算术关系，不能单独证明全部数字正确。新原生对照文件再次流式核验：十进制数字和给出模9余6、模11余0，与小整数递推一致；在3个64位以内的素数模下Cassini恒等式成立。周期法独立得到末5位46875，90位十进制对数计算得到首5位14135。其余4份新输出与对照文件SHA-256相同。完整输出另行统计位数、检查非数字字符并分块计算SHA-256。</w:t>
-      </w:r>
-    </w:p>
-    <w:p>
-      <w:r>
-        <w:t>两条修复路径的4份新输出及直接Linux GMP调用生成的对照文件，均含2,089,876,403位十进制数字。去除MPIR任务前缀后全文比较一致，摘要如下。</w:t>
-      </w:r>
-    </w:p>
-    <w:p>
-      <w:pPr>
         <w:spacing w:after="20"/>
         <w:jc w:val="center"/>
       </w:pPr>
@@ -2851,6 +4368,7 @@
     </w:p>
     <w:p>
       <w:pPr>
+        <w:keepNext w:val="0"/>
         <w:spacing w:after="20"/>
         <w:jc w:val="center"/>
       </w:pPr>
@@ -2864,7 +4382,7 @@
     </w:p>
     <w:p>
       <w:r>
-        <w:t>数字前5位为14135，后5位为46875。新对照文件保留生成程序、命令、运行时、资源记录和输出摘要，形成可复现的生成链。它由作者本次生成，不是第三方认证标准；与被测Linux路径共享GMP及既有递推原理，因此不夸大实现独立性。</w:t>
+        <w:t>数字前5位为14135，后5位为46875。新对照文件保留生成程序、命令、运行时、资源记录和输出摘要，形成可复现的生成链。它由作者本次生成，不是第三方认证标准，与被测Linux路径共享GMP及既有递推原理。</w:t>
       </w:r>
     </w:p>
     <w:p>
@@ -2878,9 +4396,9 @@
         <w:keepNext/>
       </w:pPr>
       <w:r>
-        <w:t>表 3  新输出与对照文件核验</w:t>
+        <w:t>表 5  新输出与对照文件核验</w:t>
         <w:br/>
-        <w:t>Table 3  New output and reference verification</w:t>
+        <w:t>Table 5  New output and reference verification</w:t>
       </w:r>
     </w:p>
     <w:tbl>
@@ -3616,9 +5134,9 @@
         <w:keepNext/>
       </w:pPr>
       <w:r>
-        <w:t>表 4  Linux完整输出的新测量记录</w:t>
+        <w:t>表 6  Linux完整输出的新测量记录</w:t>
         <w:br/>
-        <w:t>Table 4  New complete Linux output trials</w:t>
+        <w:t>Table 6  New complete Linux output trials</w:t>
       </w:r>
     </w:p>
     <w:tbl>
@@ -4764,12 +6282,12 @@
     </w:p>
     <w:p>
       <w:r>
-        <w:t>新实验覆盖一个主机与若干具体构建。后台负载、文件缓存和固定轮换顺序仍影响外部推广；Windows工作集、私有提交与Linux RSS也不混为同一指标。分配尺寸回绕已由直接DLL调用复现，具体源码表达式仍缺少与二进制匹配的原生调用栈。新对照文件具有本次生成链，但共享GMP与递推原理；旧文件的原始超算执行与再发布许可仍待证实。</w:t>
-      </w:r>
-    </w:p>
-    <w:p>
-      <w:r>
-        <w:t>保留的C源码与Python输出器均采用4,000,000位叶块，但C调用MPIR的mpz_tdiv_qr、mpz_get_str和fwrite；Python调用GMP的f_divmod、digits并通过Python文件对象写出。MPIR发布版另执行位数校正和状态报告。Linux写入WSL2的/tmp，Windows写入C盘。现有记录没有把进制转换、补零、运行库I/O和存储等待分别计时，因此不能把总耗时差归于其中任一因素；保留的C源码也不是发布EXE的二进制匹配重建。</w:t>
+        <w:t>新实验覆盖一个主机与若干具体构建。后台负载、文件缓存和固定轮换顺序仍影响外部推广；Windows工作集、私有提交与Linux RSS分别报告。分配尺寸回绕已由直接DLL调用复现，MSYS2的实际指令与分配帧中间值已支持源码模型。Windows测试均在build 27766上进行，稳定版系统复现待补。新对照文件具有本次生成链，但共享GMP与递推原理；旧文件的原始超算执行与再发布许可仍待证实。</w:t>
+      </w:r>
+    </w:p>
+    <w:p>
+      <w:r>
+        <w:t>C与Python输出器均使用4,000,000位叶块。C路径调用MPIR的mpz_tdiv_qr、mpz_get_str和fwrite；Python路径调用GMP的f_divmod、digits和Python文件对象。以下存储对照与新增分段计时分别检查写入目标和进程内工作。</w:t>
       </w:r>
     </w:p>
     <w:p>
@@ -4785,6 +6303,30 @@
     <w:p>
       <w:r>
         <w:t>另在第10亿项开展存储目标对照，每个条件独立运行3次，第二轮反转条件顺序。未修改的MPIR发布EXE写C:文件和NUL的进程时间中位数分别为197.00 s和199.37 s，比值为1.012。原Linux输出函数写WSL2 /tmp与/mnt/c的转换关闭阶段中位数分别为37.90 s和40.30 s，比值为1.063；fsync仍另计。MPIR计时还包括算术、位数校正和状态输出，两种后端的端点仍不同。存储文件的数字载荷SHA-256一致，NUL不产生数字文件。该对照界定十亿项下同一后端的存储目标影响，没有分解百亿项耗时差的具体组成。</w:t>
+      </w:r>
+    </w:p>
+    <w:p>
+      <w:r>
+        <w:t>表中185.50 s来自10月15日5次MPIR完整输出；197.00 s与199.37 s来自10月16日存储对照，每组3次。两批均运行同一发布EXE，但运行顺序、后台负载和缓存状态不同，分别统计。NUL并未缩短时间，说明十亿项实验中结果文件的存储写入不是主要瓶颈。进一步在保留C源码上加入QueryPerformanceCounter，完成3次十亿项完整输出。新计时构建的输出器总时间中位数为179.62 s，其中分治除法111.67 s、叶块mpz_get_str转换64.73 s、输出器幂生成3.28 s、叶块补零与fwrite为0.048 s。逐次除法与叶块转换占输出器时间的中位数为98.10%。主要耗时已定位到进程内运算。该构建的源码、库和EXE哈希单列；三份输出载荷哈希均与新对照一致。计时未包含额外持久化同步，百亿项发布EXE仍保留原总计端点。</w:t>
+      </w:r>
+    </w:p>
+    <w:p>
+      <w:r>
+        <w:t>再用同一计时C源码，仅把MPIR头文件与静态库换为MSYS2配套GMP头文件和DLL。保留MSVC x64、/O2/W4及C盘输出，完成3次十亿项实验。GMP输出器中位数为42.92 s，其中除法24.71 s、叶块转换16.32 s；MPIR对应为179.62 s、111.67 s和64.73 s。GMP三份输出哈希均与参考相同。Windows内的同代码对照将主要差异缩小到算术库及其构建；两批顺序执行、静态与共享链接不同，相关记录单列。各阶段独立取中位数，分项中位数之和不必等于总计中位数。</w:t>
+      </w:r>
+    </w:p>
+    <w:p>
+      <w:r>
+        <w:t>另测b=4,294,967,297的稀疏平方。以GMP原分配器构造规范化输入后，乘法在更深的FFT调用中因2</w:t>
+      </w:r>
+      <w:r>
+        <w:rPr>
+          <w:vertAlign w:val="superscript"/>
+        </w:rPr>
+        <w:t>64</w:t>
+      </w:r>
+      <w:r>
+        <w:t>−1,048,032字节请求退出，未返回结果。计划中的popcount与位数校验因此没有执行；本例未观察到静默错误。此前公共移位接口在构造阶段的退出记录与这次乘法试验分开保存。</w:t>
       </w:r>
     </w:p>
     <w:p>
@@ -4793,9 +6335,9 @@
         <w:keepNext/>
       </w:pPr>
       <w:r>
-        <w:t>表 5  MPIR分口径实测结果与样本数</w:t>
+        <w:t>表 7  MPIR分口径实测结果与样本数</w:t>
         <w:br/>
-        <w:t>Table 5  MPIR measurements by endpoint and sample size</w:t>
+        <w:t>Table 7  MPIR measurements by endpoint and sample size</w:t>
       </w:r>
     </w:p>
     <w:tbl>
@@ -5903,12 +7445,12 @@
     </w:p>
     <w:p>
       <w:r>
-        <w:t>本次以重复实验记录Windows GMP的固定失败点，并验证WSL2与Windows原生MPIR两条完整输出路径。WSL2三次与MPIR发布版一次生成百亿项数字，与带生成链的新Linux GMP对照文件全文一致。输出占WSL2阶段总时间的中位数为90.65%。本实验表明，库构建与接口、临时内存和输出流程决定既有算法能否交付完整结果。工程优化和算法选择应共同接受实际数据检验。</w:t>
-      </w:r>
-    </w:p>
-    <w:p>
-      <w:r>
-        <w:t>新输出与直接库调用结果全文一致，模核验也通过了所检查的算术关系。这些结果属于一致性证据；直接对照与被测Linux路径共享GMP及既有递推原理，SHA-256相同也不单独证明数字正确，尚未获得独立实现或形式化证明。</w:t>
+        <w:t>本次以重复实验记录Windows GMP的固定失败点，并验证WSL2与Windows原生MPIR两条完整输出路径。WSL2三次与MPIR发布版一次生成百亿项数字，与带生成链的新Linux GMP对照文件全文一致。输出占WSL2阶段总时间的中位数为90.65%。本实验表明，库构建与接口、临时内存和输出流程决定既有算法能否交付完整结果。源码模型把故障缩小到FFT位长度的有符号32位计算，并通过新台阶预测接受了实测检验。</w:t>
+      </w:r>
+    </w:p>
+    <w:p>
+      <w:r>
+        <w:t>新输出与直接库调用结果全文一致，模核验通过了所检查的算术关系。MPIR是GMP的分叉，两个后端包含不同版本的算术代码；跨后端一致比同库重复提供了更多验证，但两者仍有共同来源。本文报告可复查的一致性证据，完整数字尚未由独立算法证明。</w:t>
       </w:r>
     </w:p>
     <w:p>
@@ -5934,13 +7476,13 @@
         <w:t>[5]</w:t>
       </w:r>
       <w:r>
-        <w:t>。本次补充实验驱动、原始CSV、逐次环境、失败日志、10月16日独立平方与直接DLL调用记录、源码与二进制哈希、数值比较清单和新对照生成命令随修订材料保存。完整大文件在本地保留并以哈希标识，尚未声称完成公开DOI归档。版本化软件引用见文献</w:t>
+        <w:t>。本次补充实验驱动、原始CSV、逐次环境、失败日志、10月16日独立平方与直接DLL调用记录、源码与二进制哈希、数值比较清单和新对照生成命令随修订材料保存。完整大文件在本地保留并以哈希标识，公开DOI归档待完成。版本化软件引用见文献</w:t>
       </w:r>
       <w:r>
         <w:rPr>
           <w:vertAlign w:val="superscript"/>
         </w:rPr>
-        <w:t>[17]</w:t>
+        <w:t>[18]</w:t>
       </w:r>
       <w:r>
         <w:t>。</w:t>
@@ -6210,7 +7752,21 @@
         <w:rPr>
           <w:sz w:val="15"/>
         </w:rPr>
-        <w:t>[17] SMITH A M, KATZ D S, NIEMEYER K E, et al. Software citation principles[J]. PeerJ Computer Science, 2016, 2: e86. https://doi.org/10.7717/peerj-cs.86</w:t>
+        <w:t>[17] THE GNU MP DEVELOPERS. GNU MP 6.3.0 source archive[CP/OL]. (2023)[2026-10-16]. https://ftp.gnu.org/gnu/gmp/gmp-6.3.0.tar.xz</w:t>
+      </w:r>
+    </w:p>
+    <w:p>
+      <w:pPr>
+        <w:keepLines/>
+        <w:spacing w:after="20"/>
+        <w:ind w:hanging="160" w:left="160"/>
+        <w:jc w:val="left"/>
+      </w:pPr>
+      <w:r>
+        <w:rPr>
+          <w:sz w:val="15"/>
+        </w:rPr>
+        <w:t>[18] SMITH A M, KATZ D S, NIEMEYER K E, et al. Software citation principles[J]. PeerJ Computer Science, 2016, 2: e86. https://doi.org/10.7717/peerj-cs.86</w:t>
       </w:r>
     </w:p>
     <w:sectPr>
